--- a/06_Olist E-commerce Analysis/Olist.docx
+++ b/06_Olist E-commerce Analysis/Olist.docx
@@ -30184,7 +30184,7 @@
     <w:p>
       <w:r>
         <w:pict w14:anchorId="1BCCDD0C">
-          <v:rect id="_x0000_i1459" style="width:0;height:1.5pt" o:hralign="center" o:hrstd="t" o:hr="t" fillcolor="#a0a0a0" stroked="f"/>
+          <v:rect id="_x0000_i1279" style="width:0;height:1.5pt" o:hralign="center" o:hrstd="t" o:hr="t" fillcolor="#a0a0a0" stroked="f"/>
         </w:pict>
       </w:r>
     </w:p>
@@ -30291,7 +30291,7 @@
     <w:p>
       <w:r>
         <w:pict w14:anchorId="1D48E011">
-          <v:rect id="_x0000_i1460" style="width:0;height:1.5pt" o:hralign="center" o:hrstd="t" o:hr="t" fillcolor="#a0a0a0" stroked="f"/>
+          <v:rect id="_x0000_i1280" style="width:0;height:1.5pt" o:hralign="center" o:hrstd="t" o:hr="t" fillcolor="#a0a0a0" stroked="f"/>
         </w:pict>
       </w:r>
     </w:p>
@@ -30391,7 +30391,7 @@
     <w:p>
       <w:r>
         <w:pict w14:anchorId="0FC8A354">
-          <v:rect id="_x0000_i1461" style="width:0;height:1.5pt" o:hralign="center" o:hrstd="t" o:hr="t" fillcolor="#a0a0a0" stroked="f"/>
+          <v:rect id="_x0000_i1281" style="width:0;height:1.5pt" o:hralign="center" o:hrstd="t" o:hr="t" fillcolor="#a0a0a0" stroked="f"/>
         </w:pict>
       </w:r>
     </w:p>
@@ -30707,7 +30707,7 @@
     <w:p>
       <w:r>
         <w:pict w14:anchorId="1F2E7501">
-          <v:rect id="_x0000_i1462" style="width:0;height:1.5pt" o:hralign="center" o:hrstd="t" o:hr="t" fillcolor="#a0a0a0" stroked="f"/>
+          <v:rect id="_x0000_i1282" style="width:0;height:1.5pt" o:hralign="center" o:hrstd="t" o:hr="t" fillcolor="#a0a0a0" stroked="f"/>
         </w:pict>
       </w:r>
     </w:p>
@@ -30755,7 +30755,7 @@
     <w:p>
       <w:r>
         <w:pict w14:anchorId="544B76A3">
-          <v:rect id="_x0000_i1463" style="width:0;height:1.5pt" o:hralign="center" o:hrstd="t" o:hr="t" fillcolor="#a0a0a0" stroked="f"/>
+          <v:rect id="_x0000_i1283" style="width:0;height:1.5pt" o:hralign="center" o:hrstd="t" o:hr="t" fillcolor="#a0a0a0" stroked="f"/>
         </w:pict>
       </w:r>
     </w:p>
@@ -30795,7 +30795,7 @@
     <w:p>
       <w:r>
         <w:pict w14:anchorId="6E132BCC">
-          <v:rect id="_x0000_i1464" style="width:0;height:1.5pt" o:hralign="center" o:hrstd="t" o:hr="t" fillcolor="#a0a0a0" stroked="f"/>
+          <v:rect id="_x0000_i1284" style="width:0;height:1.5pt" o:hralign="center" o:hrstd="t" o:hr="t" fillcolor="#a0a0a0" stroked="f"/>
         </w:pict>
       </w:r>
     </w:p>
@@ -30869,7 +30869,7 @@
     <w:p>
       <w:r>
         <w:pict w14:anchorId="7084101E">
-          <v:rect id="_x0000_i1465" style="width:0;height:1.5pt" o:hralign="center" o:hrstd="t" o:hr="t" fillcolor="#a0a0a0" stroked="f"/>
+          <v:rect id="_x0000_i1285" style="width:0;height:1.5pt" o:hralign="center" o:hrstd="t" o:hr="t" fillcolor="#a0a0a0" stroked="f"/>
         </w:pict>
       </w:r>
     </w:p>
@@ -30957,7 +30957,7 @@
     <w:p>
       <w:r>
         <w:pict w14:anchorId="156B3507">
-          <v:rect id="_x0000_i1466" style="width:0;height:1.5pt" o:hralign="center" o:hrstd="t" o:hr="t" fillcolor="#a0a0a0" stroked="f"/>
+          <v:rect id="_x0000_i1286" style="width:0;height:1.5pt" o:hralign="center" o:hrstd="t" o:hr="t" fillcolor="#a0a0a0" stroked="f"/>
         </w:pict>
       </w:r>
     </w:p>
@@ -31049,7 +31049,7 @@
     <w:p>
       <w:r>
         <w:pict w14:anchorId="4CDE1732">
-          <v:rect id="_x0000_i1467" style="width:0;height:1.5pt" o:hralign="center" o:hrstd="t" o:hr="t" fillcolor="#a0a0a0" stroked="f"/>
+          <v:rect id="_x0000_i1287" style="width:0;height:1.5pt" o:hralign="center" o:hrstd="t" o:hr="t" fillcolor="#a0a0a0" stroked="f"/>
         </w:pict>
       </w:r>
     </w:p>
@@ -31076,7 +31076,7 @@
     <w:p>
       <w:r>
         <w:pict w14:anchorId="7F2CC834">
-          <v:rect id="_x0000_i1468" style="width:0;height:1.5pt" o:hralign="center" o:hrstd="t" o:hr="t" fillcolor="#a0a0a0" stroked="f"/>
+          <v:rect id="_x0000_i1288" style="width:0;height:1.5pt" o:hralign="center" o:hrstd="t" o:hr="t" fillcolor="#a0a0a0" stroked="f"/>
         </w:pict>
       </w:r>
     </w:p>
@@ -31134,7 +31134,7 @@
     <w:p>
       <w:r>
         <w:pict w14:anchorId="74097A6F">
-          <v:rect id="_x0000_i1469" style="width:0;height:1.5pt" o:hralign="center" o:hrstd="t" o:hr="t" fillcolor="#a0a0a0" stroked="f"/>
+          <v:rect id="_x0000_i1289" style="width:0;height:1.5pt" o:hralign="center" o:hrstd="t" o:hr="t" fillcolor="#a0a0a0" stroked="f"/>
         </w:pict>
       </w:r>
     </w:p>
@@ -31200,7 +31200,7 @@
     <w:p>
       <w:r>
         <w:pict w14:anchorId="2AAAE4CB">
-          <v:rect id="_x0000_i1470" style="width:0;height:1.5pt" o:hralign="center" o:hrstd="t" o:hr="t" fillcolor="#a0a0a0" stroked="f"/>
+          <v:rect id="_x0000_i1290" style="width:0;height:1.5pt" o:hralign="center" o:hrstd="t" o:hr="t" fillcolor="#a0a0a0" stroked="f"/>
         </w:pict>
       </w:r>
     </w:p>
@@ -31266,7 +31266,7 @@
     <w:p>
       <w:r>
         <w:pict w14:anchorId="79180BF2">
-          <v:rect id="_x0000_i1471" style="width:0;height:1.5pt" o:hralign="center" o:hrstd="t" o:hr="t" fillcolor="#a0a0a0" stroked="f"/>
+          <v:rect id="_x0000_i1291" style="width:0;height:1.5pt" o:hralign="center" o:hrstd="t" o:hr="t" fillcolor="#a0a0a0" stroked="f"/>
         </w:pict>
       </w:r>
     </w:p>
@@ -31333,7 +31333,7 @@
     <w:p>
       <w:r>
         <w:pict w14:anchorId="2A8F38B4">
-          <v:rect id="_x0000_i1472" style="width:0;height:1.5pt" o:hralign="center" o:hrstd="t" o:hr="t" fillcolor="#a0a0a0" stroked="f"/>
+          <v:rect id="_x0000_i1292" style="width:0;height:1.5pt" o:hralign="center" o:hrstd="t" o:hr="t" fillcolor="#a0a0a0" stroked="f"/>
         </w:pict>
       </w:r>
     </w:p>
@@ -31399,7 +31399,7 @@
     <w:p>
       <w:r>
         <w:pict w14:anchorId="537F198C">
-          <v:rect id="_x0000_i1473" style="width:0;height:1.5pt" o:hralign="center" o:hrstd="t" o:hr="t" fillcolor="#a0a0a0" stroked="f"/>
+          <v:rect id="_x0000_i1293" style="width:0;height:1.5pt" o:hralign="center" o:hrstd="t" o:hr="t" fillcolor="#a0a0a0" stroked="f"/>
         </w:pict>
       </w:r>
     </w:p>
@@ -31456,7 +31456,7 @@
     <w:p>
       <w:r>
         <w:pict w14:anchorId="4E03E6A0">
-          <v:rect id="_x0000_i1474" style="width:0;height:1.5pt" o:hralign="center" o:hrstd="t" o:hr="t" fillcolor="#a0a0a0" stroked="f"/>
+          <v:rect id="_x0000_i1294" style="width:0;height:1.5pt" o:hralign="center" o:hrstd="t" o:hr="t" fillcolor="#a0a0a0" stroked="f"/>
         </w:pict>
       </w:r>
     </w:p>
@@ -31730,7 +31730,7 @@
     <w:p>
       <w:r>
         <w:pict w14:anchorId="06B36F01">
-          <v:rect id="_x0000_i1475" style="width:0;height:1.5pt" o:hralign="center" o:hrstd="t" o:hr="t" fillcolor="#a0a0a0" stroked="f"/>
+          <v:rect id="_x0000_i1295" style="width:0;height:1.5pt" o:hralign="center" o:hrstd="t" o:hr="t" fillcolor="#a0a0a0" stroked="f"/>
         </w:pict>
       </w:r>
     </w:p>
@@ -32032,7 +32032,7 @@
     <w:p>
       <w:r>
         <w:pict w14:anchorId="2CB63BE7">
-          <v:rect id="_x0000_i1476" style="width:0;height:1.5pt" o:hralign="center" o:hrstd="t" o:hr="t" fillcolor="#a0a0a0" stroked="f"/>
+          <v:rect id="_x0000_i1296" style="width:0;height:1.5pt" o:hralign="center" o:hrstd="t" o:hr="t" fillcolor="#a0a0a0" stroked="f"/>
         </w:pict>
       </w:r>
     </w:p>
@@ -32131,6 +32131,2991 @@
       <w:r>
         <w:lastRenderedPageBreak/>
         <w:pict w14:anchorId="6624CBC8">
+          <v:rect id="_x0000_i1297" style="width:0;height:1.5pt" o:hralign="center" o:hrstd="t" o:hr="t" fillcolor="#a0a0a0" stroked="f"/>
+        </w:pict>
+      </w:r>
+    </w:p>
+    <w:p>
+      <w:pPr>
+        <w:rPr>
+          <w:b/>
+          <w:bCs/>
+        </w:rPr>
+      </w:pPr>
+      <w:r>
+        <w:rPr>
+          <w:b/>
+          <w:bCs/>
+        </w:rPr>
+        <w:t>21.14 Common Mistake and Learning</w:t>
+      </w:r>
+    </w:p>
+    <w:p>
+      <w:pPr>
+        <w:rPr>
+          <w:b/>
+          <w:bCs/>
+        </w:rPr>
+      </w:pPr>
+      <w:r>
+        <w:rPr>
+          <w:b/>
+          <w:bCs/>
+        </w:rPr>
+        <w:t>Incorrect Approach</w:t>
+      </w:r>
+    </w:p>
+    <w:p>
+      <w:r>
+        <w:t>Manually typing incorrect table names.</w:t>
+      </w:r>
+    </w:p>
+    <w:p>
+      <w:r>
+        <w:t>Example</w:t>
+      </w:r>
+    </w:p>
+    <w:p>
+      <w:r>
+        <w:t>SUM(</w:t>
+      </w:r>
+      <w:proofErr w:type="spellStart"/>
+      <w:r>
+        <w:t>olist_order_items_dataset</w:t>
+      </w:r>
+      <w:proofErr w:type="spellEnd"/>
+      <w:r>
+        <w:t>[price])</w:t>
+      </w:r>
+    </w:p>
+    <w:p>
+      <w:r>
+        <w:t>Result</w:t>
+      </w:r>
+    </w:p>
+    <w:p>
+      <w:r>
+        <w:t>Cannot find table</w:t>
+      </w:r>
+    </w:p>
+    <w:p>
+      <w:r>
+        <w:pict w14:anchorId="2CAAA0B5">
+          <v:rect id="_x0000_i1298" style="width:0;height:1.5pt" o:hralign="center" o:hrstd="t" o:hr="t" fillcolor="#a0a0a0" stroked="f"/>
+        </w:pict>
+      </w:r>
+    </w:p>
+    <w:p>
+      <w:pPr>
+        <w:rPr>
+          <w:b/>
+          <w:bCs/>
+        </w:rPr>
+      </w:pPr>
+      <w:r>
+        <w:rPr>
+          <w:b/>
+          <w:bCs/>
+        </w:rPr>
+        <w:t>Correct Approach</w:t>
+      </w:r>
+    </w:p>
+    <w:p>
+      <w:r>
+        <w:t>Using the exact table name imported by Power BI.</w:t>
+      </w:r>
+    </w:p>
+    <w:p>
+      <w:r>
+        <w:t>SUM('</w:t>
+      </w:r>
+      <w:proofErr w:type="spellStart"/>
+      <w:r>
+        <w:t>olist</w:t>
+      </w:r>
+      <w:proofErr w:type="spellEnd"/>
+      <w:r>
+        <w:t xml:space="preserve"> </w:t>
+      </w:r>
+      <w:proofErr w:type="spellStart"/>
+      <w:r>
+        <w:t>olist_order_items_dataset</w:t>
+      </w:r>
+      <w:proofErr w:type="spellEnd"/>
+      <w:r>
+        <w:t>'[price])</w:t>
+      </w:r>
+    </w:p>
+    <w:p>
+      <w:r>
+        <w:t xml:space="preserve">or dragging the </w:t>
+      </w:r>
+      <w:r>
+        <w:rPr>
+          <w:b/>
+          <w:bCs/>
+        </w:rPr>
+        <w:t>price</w:t>
+      </w:r>
+      <w:r>
+        <w:t xml:space="preserve"> field directly into the Formula Bar.</w:t>
+      </w:r>
+    </w:p>
+    <w:p>
+      <w:r>
+        <w:t>This minimizes syntax errors and improves accuracy.</w:t>
+      </w:r>
+    </w:p>
+    <w:p>
+      <w:r>
+        <w:pict w14:anchorId="28E40C8F">
+          <v:rect id="_x0000_i1299" style="width:0;height:1.5pt" o:hralign="center" o:hrstd="t" o:hr="t" fillcolor="#a0a0a0" stroked="f"/>
+        </w:pict>
+      </w:r>
+    </w:p>
+    <w:p>
+      <w:pPr>
+        <w:rPr>
+          <w:b/>
+          <w:bCs/>
+        </w:rPr>
+      </w:pPr>
+      <w:r>
+        <w:rPr>
+          <w:b/>
+          <w:bCs/>
+        </w:rPr>
+        <w:t>21.15 Outcome of Day 12</w:t>
+      </w:r>
+    </w:p>
+    <w:p>
+      <w:r>
+        <w:t>At the end of Day 12,</w:t>
+      </w:r>
+    </w:p>
+    <w:p>
+      <w:pPr>
+        <w:numPr>
+          <w:ilvl w:val="0"/>
+          <w:numId w:val="122"/>
+        </w:numPr>
+      </w:pPr>
+      <w:r>
+        <w:t>MySQL tables were successfully imported into Power BI.</w:t>
+      </w:r>
+    </w:p>
+    <w:p>
+      <w:pPr>
+        <w:numPr>
+          <w:ilvl w:val="0"/>
+          <w:numId w:val="122"/>
+        </w:numPr>
+      </w:pPr>
+      <w:r>
+        <w:t>Data relationships were verified.</w:t>
+      </w:r>
+    </w:p>
+    <w:p>
+      <w:pPr>
+        <w:numPr>
+          <w:ilvl w:val="0"/>
+          <w:numId w:val="122"/>
+        </w:numPr>
+      </w:pPr>
+      <w:r>
+        <w:t>Table name mismatch issue was resolved.</w:t>
+      </w:r>
+    </w:p>
+    <w:p>
+      <w:pPr>
+        <w:numPr>
+          <w:ilvl w:val="0"/>
+          <w:numId w:val="122"/>
+        </w:numPr>
+      </w:pPr>
+      <w:r>
+        <w:t>Six KPI measures were created using DAX.</w:t>
+      </w:r>
+    </w:p>
+    <w:p>
+      <w:pPr>
+        <w:numPr>
+          <w:ilvl w:val="0"/>
+          <w:numId w:val="122"/>
+        </w:numPr>
+      </w:pPr>
+      <w:r>
+        <w:t>Interactive KPI Cards were added.</w:t>
+      </w:r>
+    </w:p>
+    <w:p>
+      <w:pPr>
+        <w:numPr>
+          <w:ilvl w:val="0"/>
+          <w:numId w:val="122"/>
+        </w:numPr>
+      </w:pPr>
+      <w:r>
+        <w:t>Dashboard visualizations were prepared.</w:t>
+      </w:r>
+    </w:p>
+    <w:p>
+      <w:pPr>
+        <w:numPr>
+          <w:ilvl w:val="0"/>
+          <w:numId w:val="122"/>
+        </w:numPr>
+      </w:pPr>
+      <w:r>
+        <w:t>Business metrics were successfully calculated.</w:t>
+      </w:r>
+    </w:p>
+    <w:p>
+      <w:pPr>
+        <w:numPr>
+          <w:ilvl w:val="0"/>
+          <w:numId w:val="122"/>
+        </w:numPr>
+      </w:pPr>
+      <w:r>
+        <w:t>The dashboard was ready for advanced visualizations and interactive reporting.</w:t>
+      </w:r>
+    </w:p>
+    <w:p>
+      <w:r>
+        <w:pict w14:anchorId="4FC28465">
+          <v:rect id="_x0000_i1300" style="width:0;height:1.5pt" o:hralign="center" o:hrstd="t" o:hr="t" fillcolor="#a0a0a0" stroked="f"/>
+        </w:pict>
+      </w:r>
+    </w:p>
+    <w:p>
+      <w:pPr>
+        <w:rPr>
+          <w:b/>
+          <w:bCs/>
+        </w:rPr>
+      </w:pPr>
+      <w:r>
+        <w:rPr>
+          <w:b/>
+          <w:bCs/>
+        </w:rPr>
+        <w:t>21.16 Interview Perspective</w:t>
+      </w:r>
+    </w:p>
+    <w:p>
+      <w:pPr>
+        <w:rPr>
+          <w:b/>
+          <w:bCs/>
+        </w:rPr>
+      </w:pPr>
+      <w:r>
+        <w:rPr>
+          <w:b/>
+          <w:bCs/>
+        </w:rPr>
+        <w:t>Q1. What is DAX?</w:t>
+      </w:r>
+    </w:p>
+    <w:p>
+      <w:r>
+        <w:rPr>
+          <w:b/>
+          <w:bCs/>
+        </w:rPr>
+        <w:lastRenderedPageBreak/>
+        <w:t>Answer:</w:t>
+      </w:r>
+    </w:p>
+    <w:p>
+      <w:r>
+        <w:t>DAX (Data Analysis Expressions) is the formula language used in Power BI to create calculated columns, measures, and advanced business calculations.</w:t>
+      </w:r>
+    </w:p>
+    <w:p>
+      <w:r>
+        <w:pict w14:anchorId="745DE43D">
+          <v:rect id="_x0000_i1301" style="width:0;height:1.5pt" o:hralign="center" o:hrstd="t" o:hr="t" fillcolor="#a0a0a0" stroked="f"/>
+        </w:pict>
+      </w:r>
+    </w:p>
+    <w:p>
+      <w:pPr>
+        <w:rPr>
+          <w:b/>
+          <w:bCs/>
+        </w:rPr>
+      </w:pPr>
+      <w:r>
+        <w:rPr>
+          <w:b/>
+          <w:bCs/>
+        </w:rPr>
+        <w:t>Q2. Why did the "Cannot find table" error occur?</w:t>
+      </w:r>
+    </w:p>
+    <w:p>
+      <w:r>
+        <w:rPr>
+          <w:b/>
+          <w:bCs/>
+        </w:rPr>
+        <w:t>Answer:</w:t>
+      </w:r>
+    </w:p>
+    <w:p>
+      <w:r>
+        <w:t>Power BI imported the MySQL tables with the database schema name, changing the table name. Using the incorrect table name in DAX caused the error.</w:t>
+      </w:r>
+    </w:p>
+    <w:p>
+      <w:r>
+        <w:pict w14:anchorId="5109F849">
+          <v:rect id="_x0000_i1302" style="width:0;height:1.5pt" o:hralign="center" o:hrstd="t" o:hr="t" fillcolor="#a0a0a0" stroked="f"/>
+        </w:pict>
+      </w:r>
+    </w:p>
+    <w:p>
+      <w:pPr>
+        <w:rPr>
+          <w:b/>
+          <w:bCs/>
+        </w:rPr>
+      </w:pPr>
+      <w:r>
+        <w:rPr>
+          <w:b/>
+          <w:bCs/>
+        </w:rPr>
+        <w:t>Q3. Why are single quotation marks used in DAX?</w:t>
+      </w:r>
+    </w:p>
+    <w:p>
+      <w:r>
+        <w:rPr>
+          <w:b/>
+          <w:bCs/>
+        </w:rPr>
+        <w:t>Answer:</w:t>
+      </w:r>
+    </w:p>
+    <w:p>
+      <w:r>
+        <w:t>Single quotation marks are required when table names contain spaces or special characters, ensuring Power BI interprets the table name correctly.</w:t>
+      </w:r>
+    </w:p>
+    <w:p>
+      <w:r>
+        <w:pict w14:anchorId="0686F9BD">
+          <v:rect id="_x0000_i1303" style="width:0;height:1.5pt" o:hralign="center" o:hrstd="t" o:hr="t" fillcolor="#a0a0a0" stroked="f"/>
+        </w:pict>
+      </w:r>
+    </w:p>
+    <w:p>
+      <w:pPr>
+        <w:rPr>
+          <w:b/>
+          <w:bCs/>
+        </w:rPr>
+      </w:pPr>
+      <w:r>
+        <w:rPr>
+          <w:b/>
+          <w:bCs/>
+        </w:rPr>
+        <w:t>Q4. What is the difference between SUM() and DISTINCTCOUNT()?</w:t>
+      </w:r>
+    </w:p>
+    <w:p>
+      <w:r>
+        <w:rPr>
+          <w:b/>
+          <w:bCs/>
+        </w:rPr>
+        <w:t>Answer:</w:t>
+      </w:r>
+    </w:p>
+    <w:p>
+      <w:r>
+        <w:t>SUM() adds all numeric values in a column, whereas DISTINCTCOUNT() counts only unique values, avoiding duplicate records.</w:t>
+      </w:r>
+    </w:p>
+    <w:p>
+      <w:r>
+        <w:pict w14:anchorId="03278CC0">
+          <v:rect id="_x0000_i1304" style="width:0;height:1.5pt" o:hralign="center" o:hrstd="t" o:hr="t" fillcolor="#a0a0a0" stroked="f"/>
+        </w:pict>
+      </w:r>
+    </w:p>
+    <w:p>
+      <w:pPr>
+        <w:rPr>
+          <w:b/>
+          <w:bCs/>
+        </w:rPr>
+      </w:pPr>
+      <w:r>
+        <w:rPr>
+          <w:b/>
+          <w:bCs/>
+        </w:rPr>
+        <w:t>Q5. Why is DIVIDE() preferred over the "/" operator?</w:t>
+      </w:r>
+    </w:p>
+    <w:p>
+      <w:r>
+        <w:rPr>
+          <w:b/>
+          <w:bCs/>
+        </w:rPr>
+        <w:t>Answer:</w:t>
+      </w:r>
+    </w:p>
+    <w:p>
+      <w:r>
+        <w:t>DIVIDE() safely handles division by zero and prevents runtime errors, making calculations more reliable.</w:t>
+      </w:r>
+    </w:p>
+    <w:p>
+      <w:r>
+        <w:pict w14:anchorId="1F4F40FF">
+          <v:rect id="_x0000_i1305" style="width:0;height:1.5pt" o:hralign="center" o:hrstd="t" o:hr="t" fillcolor="#a0a0a0" stroked="f"/>
+        </w:pict>
+      </w:r>
+    </w:p>
+    <w:p>
+      <w:pPr>
+        <w:rPr>
+          <w:b/>
+          <w:bCs/>
+        </w:rPr>
+      </w:pPr>
+      <w:r>
+        <w:rPr>
+          <w:b/>
+          <w:bCs/>
+        </w:rPr>
+        <w:t>Q6. Why are KPI Cards important?</w:t>
+      </w:r>
+    </w:p>
+    <w:p>
+      <w:r>
+        <w:rPr>
+          <w:b/>
+          <w:bCs/>
+        </w:rPr>
+        <w:t>Answer:</w:t>
+      </w:r>
+    </w:p>
+    <w:p>
+      <w:r>
+        <w:t>KPI Cards display the most important business metrics at a glance, allowing managers and stakeholders to monitor business performance quickly.</w:t>
+      </w:r>
+    </w:p>
+    <w:p>
+      <w:r>
+        <w:pict w14:anchorId="3E7D46AA">
+          <v:rect id="_x0000_i1306" style="width:0;height:1.5pt" o:hralign="center" o:hrstd="t" o:hr="t" fillcolor="#a0a0a0" stroked="f"/>
+        </w:pict>
+      </w:r>
+    </w:p>
+    <w:p>
+      <w:pPr>
+        <w:rPr>
+          <w:b/>
+          <w:bCs/>
+        </w:rPr>
+      </w:pPr>
+      <w:r>
+        <w:rPr>
+          <w:b/>
+          <w:bCs/>
+        </w:rPr>
+        <w:t>Q7. Why should fields be dragged from the Fields Pane while writing DAX?</w:t>
+      </w:r>
+    </w:p>
+    <w:p>
+      <w:r>
+        <w:rPr>
+          <w:b/>
+          <w:bCs/>
+        </w:rPr>
+        <w:lastRenderedPageBreak/>
+        <w:t>Answer:</w:t>
+      </w:r>
+    </w:p>
+    <w:p>
+      <w:r>
+        <w:t>Dragging fields automatically inserts the correct table and column names, reducing typing errors and improving development efficiency.</w:t>
+      </w:r>
+    </w:p>
+    <w:p>
+      <w:r>
+        <w:pict w14:anchorId="670CB1EF">
+          <v:rect id="_x0000_i1307" style="width:0;height:1.5pt" o:hralign="center" o:hrstd="t" o:hr="t" fillcolor="#a0a0a0" stroked="f"/>
+        </w:pict>
+      </w:r>
+    </w:p>
+    <w:p>
+      <w:pPr>
+        <w:rPr>
+          <w:b/>
+          <w:bCs/>
+        </w:rPr>
+      </w:pPr>
+      <w:r>
+        <w:rPr>
+          <w:b/>
+          <w:bCs/>
+        </w:rPr>
+        <w:t>21.17 Skills Demonstrated</w:t>
+      </w:r>
+    </w:p>
+    <w:p>
+      <w:pPr>
+        <w:numPr>
+          <w:ilvl w:val="0"/>
+          <w:numId w:val="123"/>
+        </w:numPr>
+      </w:pPr>
+      <w:r>
+        <w:t>Power BI</w:t>
+      </w:r>
+    </w:p>
+    <w:p>
+      <w:pPr>
+        <w:numPr>
+          <w:ilvl w:val="0"/>
+          <w:numId w:val="123"/>
+        </w:numPr>
+      </w:pPr>
+      <w:r>
+        <w:t>DAX Measures</w:t>
+      </w:r>
+    </w:p>
+    <w:p>
+      <w:pPr>
+        <w:numPr>
+          <w:ilvl w:val="0"/>
+          <w:numId w:val="123"/>
+        </w:numPr>
+      </w:pPr>
+      <w:r>
+        <w:t xml:space="preserve">Data </w:t>
+      </w:r>
+      <w:proofErr w:type="spellStart"/>
+      <w:r>
+        <w:t>Modeling</w:t>
+      </w:r>
+      <w:proofErr w:type="spellEnd"/>
+    </w:p>
+    <w:p>
+      <w:pPr>
+        <w:numPr>
+          <w:ilvl w:val="0"/>
+          <w:numId w:val="123"/>
+        </w:numPr>
+      </w:pPr>
+      <w:r>
+        <w:t>KPI Development</w:t>
+      </w:r>
+    </w:p>
+    <w:p>
+      <w:pPr>
+        <w:numPr>
+          <w:ilvl w:val="0"/>
+          <w:numId w:val="123"/>
+        </w:numPr>
+      </w:pPr>
+      <w:r>
+        <w:t>Dashboard Design</w:t>
+      </w:r>
+    </w:p>
+    <w:p>
+      <w:pPr>
+        <w:numPr>
+          <w:ilvl w:val="0"/>
+          <w:numId w:val="123"/>
+        </w:numPr>
+      </w:pPr>
+      <w:r>
+        <w:t>Business Intelligence</w:t>
+      </w:r>
+    </w:p>
+    <w:p>
+      <w:pPr>
+        <w:numPr>
+          <w:ilvl w:val="0"/>
+          <w:numId w:val="123"/>
+        </w:numPr>
+      </w:pPr>
+      <w:r>
+        <w:t>MySQL Integration</w:t>
+      </w:r>
+    </w:p>
+    <w:p>
+      <w:pPr>
+        <w:numPr>
+          <w:ilvl w:val="0"/>
+          <w:numId w:val="123"/>
+        </w:numPr>
+      </w:pPr>
+      <w:r>
+        <w:t>Data Visualization</w:t>
+      </w:r>
+    </w:p>
+    <w:p>
+      <w:pPr>
+        <w:numPr>
+          <w:ilvl w:val="0"/>
+          <w:numId w:val="123"/>
+        </w:numPr>
+      </w:pPr>
+      <w:r>
+        <w:t>Interactive Reporting</w:t>
+      </w:r>
+    </w:p>
+    <w:p>
+      <w:pPr>
+        <w:numPr>
+          <w:ilvl w:val="0"/>
+          <w:numId w:val="123"/>
+        </w:numPr>
+      </w:pPr>
+      <w:r>
+        <w:t>Problem Solving</w:t>
+      </w:r>
+    </w:p>
+    <w:p>
+      <w:pPr>
+        <w:numPr>
+          <w:ilvl w:val="0"/>
+          <w:numId w:val="123"/>
+        </w:numPr>
+      </w:pPr>
+      <w:r>
+        <w:t>Error Debugging</w:t>
+      </w:r>
+    </w:p>
+    <w:p>
+      <w:pPr>
+        <w:numPr>
+          <w:ilvl w:val="0"/>
+          <w:numId w:val="123"/>
+        </w:numPr>
+      </w:pPr>
+      <w:r>
+        <w:t>Business Analytics</w:t>
+      </w:r>
+    </w:p>
+    <w:p>
+      <w:r>
+        <w:pict w14:anchorId="6D131748">
+          <v:rect id="_x0000_i1308" style="width:0;height:1.5pt" o:hralign="center" o:hrstd="t" o:hr="t" fillcolor="#a0a0a0" stroked="f"/>
+        </w:pict>
+      </w:r>
+    </w:p>
+    <w:p>
+      <w:pPr>
+        <w:rPr>
+          <w:b/>
+          <w:bCs/>
+        </w:rPr>
+      </w:pPr>
+      <w:r>
+        <w:rPr>
+          <w:b/>
+          <w:bCs/>
+        </w:rPr>
+        <w:t>21.18 Key Learning</w:t>
+      </w:r>
+    </w:p>
+    <w:p>
+      <w:r>
+        <w:t>Day 12 marked the transition from data analysis to Business Intelligence reporting. Using Power BI and DAX, raw business data was transformed into interactive KPI dashboards and visual reports. Additionally, resolving the table name mismatch issue strengthened practical debugging skills and reinforced the importance of understanding data models, schema names, and professional DAX development practices.</w:t>
+      </w:r>
+    </w:p>
+    <w:p/>
+    <w:p>
+      <w:pPr>
+        <w:rPr>
+          <w:b/>
+          <w:bCs/>
+        </w:rPr>
+      </w:pPr>
+      <w:r>
+        <w:rPr>
+          <w:b/>
+          <w:bCs/>
+        </w:rPr>
+        <w:t>22. Day 13 – Dashboard Finalization, GitHub Documentation and Project Completion</w:t>
+      </w:r>
+    </w:p>
+    <w:p>
+      <w:pPr>
+        <w:rPr>
+          <w:b/>
+          <w:bCs/>
+        </w:rPr>
+      </w:pPr>
+      <w:r>
+        <w:rPr>
+          <w:b/>
+          <w:bCs/>
+        </w:rPr>
+        <w:t>22.1 Objective</w:t>
+      </w:r>
+    </w:p>
+    <w:p>
+      <w:r>
+        <w:t xml:space="preserve">After developing the interactive Power BI dashboard, the final phase of the project focused on improving dashboard usability, organizing the project structure, preparing GitHub </w:t>
+      </w:r>
+      <w:r>
+        <w:lastRenderedPageBreak/>
+        <w:t>documentation, and understanding the overall project workflow from an industry perspective.</w:t>
+      </w:r>
+    </w:p>
+    <w:p>
+      <w:r>
+        <w:t>The objective of this phase was not only to complete the dashboard but also to make the project portfolio-ready and interview-ready.</w:t>
+      </w:r>
+    </w:p>
+    <w:p>
+      <w:r>
+        <w:pict w14:anchorId="6E2C4339">
+          <v:rect id="_x0000_i1417" style="width:0;height:1.5pt" o:hralign="center" o:hrstd="t" o:hr="t" fillcolor="#a0a0a0" stroked="f"/>
+        </w:pict>
+      </w:r>
+    </w:p>
+    <w:p>
+      <w:pPr>
+        <w:rPr>
+          <w:b/>
+          <w:bCs/>
+        </w:rPr>
+      </w:pPr>
+      <w:r>
+        <w:rPr>
+          <w:b/>
+          <w:bCs/>
+        </w:rPr>
+        <w:t>22.2 Dashboard Enhancement</w:t>
+      </w:r>
+    </w:p>
+    <w:p>
+      <w:r>
+        <w:t>After completing the initial dashboard, several improvements were made to enhance its visual appearance and user experience.</w:t>
+      </w:r>
+    </w:p>
+    <w:p>
+      <w:r>
+        <w:t>The following enhancements were performed:</w:t>
+      </w:r>
+    </w:p>
+    <w:p>
+      <w:pPr>
+        <w:numPr>
+          <w:ilvl w:val="0"/>
+          <w:numId w:val="124"/>
+        </w:numPr>
+      </w:pPr>
+      <w:r>
+        <w:t>Organized KPI cards at the top of the dashboard.</w:t>
+      </w:r>
+    </w:p>
+    <w:p>
+      <w:pPr>
+        <w:numPr>
+          <w:ilvl w:val="0"/>
+          <w:numId w:val="124"/>
+        </w:numPr>
+      </w:pPr>
+      <w:r>
+        <w:t>Improved chart alignment and spacing.</w:t>
+      </w:r>
+    </w:p>
+    <w:p>
+      <w:pPr>
+        <w:numPr>
+          <w:ilvl w:val="0"/>
+          <w:numId w:val="124"/>
+        </w:numPr>
+      </w:pPr>
+      <w:r>
+        <w:t>Added meaningful dashboard titles.</w:t>
+      </w:r>
+    </w:p>
+    <w:p>
+      <w:pPr>
+        <w:numPr>
+          <w:ilvl w:val="0"/>
+          <w:numId w:val="124"/>
+        </w:numPr>
+      </w:pPr>
+      <w:r>
+        <w:t>Applied consistent formatting across visuals.</w:t>
+      </w:r>
+    </w:p>
+    <w:p>
+      <w:pPr>
+        <w:numPr>
+          <w:ilvl w:val="0"/>
+          <w:numId w:val="124"/>
+        </w:numPr>
+      </w:pPr>
+      <w:r>
+        <w:t>Used slicers for interactive filtering.</w:t>
+      </w:r>
+    </w:p>
+    <w:p>
+      <w:pPr>
+        <w:numPr>
+          <w:ilvl w:val="0"/>
+          <w:numId w:val="124"/>
+        </w:numPr>
+      </w:pPr>
+      <w:r>
+        <w:t xml:space="preserve">Improved readability using proper fonts and </w:t>
+      </w:r>
+      <w:proofErr w:type="spellStart"/>
+      <w:r>
+        <w:t>colors</w:t>
+      </w:r>
+      <w:proofErr w:type="spellEnd"/>
+      <w:r>
+        <w:t>.</w:t>
+      </w:r>
+    </w:p>
+    <w:p>
+      <w:r>
+        <w:t>These enhancements make the dashboard easier to understand and more suitable for business users.</w:t>
+      </w:r>
+    </w:p>
+    <w:p>
+      <w:r>
+        <w:pict w14:anchorId="331BDA31">
+          <v:rect id="_x0000_i1418" style="width:0;height:1.5pt" o:hralign="center" o:hrstd="t" o:hr="t" fillcolor="#a0a0a0" stroked="f"/>
+        </w:pict>
+      </w:r>
+    </w:p>
+    <w:p>
+      <w:pPr>
+        <w:rPr>
+          <w:b/>
+          <w:bCs/>
+        </w:rPr>
+      </w:pPr>
+      <w:r>
+        <w:rPr>
+          <w:b/>
+          <w:bCs/>
+        </w:rPr>
+        <w:t>22.3 Revenue by State Visualization</w:t>
+      </w:r>
+    </w:p>
+    <w:p>
+      <w:r>
+        <w:t xml:space="preserve">Initially, a </w:t>
+      </w:r>
+      <w:r>
+        <w:rPr>
+          <w:b/>
+          <w:bCs/>
+        </w:rPr>
+        <w:t>Filled Map</w:t>
+      </w:r>
+      <w:r>
+        <w:t xml:space="preserve"> visualization was selected to display revenue by state.</w:t>
+      </w:r>
+    </w:p>
+    <w:p>
+      <w:r>
+        <w:t>However, due to Power BI version differences and geocoding limitations, the visualization did not behave as expected.</w:t>
+      </w:r>
+    </w:p>
+    <w:p>
+      <w:r>
+        <w:t>The customer state column contained abbreviated Brazilian state codes such as:</w:t>
+      </w:r>
+    </w:p>
+    <w:p>
+      <w:pPr>
+        <w:numPr>
+          <w:ilvl w:val="0"/>
+          <w:numId w:val="125"/>
+        </w:numPr>
+      </w:pPr>
+      <w:r>
+        <w:t>SP</w:t>
+      </w:r>
+    </w:p>
+    <w:p>
+      <w:pPr>
+        <w:numPr>
+          <w:ilvl w:val="0"/>
+          <w:numId w:val="125"/>
+        </w:numPr>
+      </w:pPr>
+      <w:r>
+        <w:t>RJ</w:t>
+      </w:r>
+    </w:p>
+    <w:p>
+      <w:pPr>
+        <w:numPr>
+          <w:ilvl w:val="0"/>
+          <w:numId w:val="125"/>
+        </w:numPr>
+      </w:pPr>
+      <w:r>
+        <w:t>MG</w:t>
+      </w:r>
+    </w:p>
+    <w:p>
+      <w:pPr>
+        <w:numPr>
+          <w:ilvl w:val="0"/>
+          <w:numId w:val="125"/>
+        </w:numPr>
+      </w:pPr>
+      <w:r>
+        <w:t>PR</w:t>
+      </w:r>
+    </w:p>
+    <w:p>
+      <w:pPr>
+        <w:numPr>
+          <w:ilvl w:val="0"/>
+          <w:numId w:val="125"/>
+        </w:numPr>
+      </w:pPr>
+      <w:r>
+        <w:t>SC</w:t>
+      </w:r>
+    </w:p>
+    <w:p>
+      <w:r>
+        <w:t>Power BI could not correctly interpret these state codes for map rendering without additional geographic information.</w:t>
+      </w:r>
+    </w:p>
+    <w:p>
+      <w:r>
+        <w:lastRenderedPageBreak/>
+        <w:pict w14:anchorId="4E8E66A3">
+          <v:rect id="_x0000_i1419" style="width:0;height:1.5pt" o:hralign="center" o:hrstd="t" o:hr="t" fillcolor="#a0a0a0" stroked="f"/>
+        </w:pict>
+      </w:r>
+    </w:p>
+    <w:p>
+      <w:pPr>
+        <w:rPr>
+          <w:b/>
+          <w:bCs/>
+        </w:rPr>
+      </w:pPr>
+      <w:r>
+        <w:rPr>
+          <w:b/>
+          <w:bCs/>
+        </w:rPr>
+        <w:t>22.4 Solution Adopted</w:t>
+      </w:r>
+    </w:p>
+    <w:p>
+      <w:r>
+        <w:t xml:space="preserve">Instead of using a Filled Map, a </w:t>
+      </w:r>
+      <w:r>
+        <w:rPr>
+          <w:b/>
+          <w:bCs/>
+        </w:rPr>
+        <w:t>Clustered Bar Chart</w:t>
+      </w:r>
+      <w:r>
+        <w:t xml:space="preserve"> was selected for state-wise revenue analysis.</w:t>
+      </w:r>
+    </w:p>
+    <w:p>
+      <w:r>
+        <w:t>Business Benefits</w:t>
+      </w:r>
+    </w:p>
+    <w:p>
+      <w:pPr>
+        <w:numPr>
+          <w:ilvl w:val="0"/>
+          <w:numId w:val="126"/>
+        </w:numPr>
+      </w:pPr>
+      <w:r>
+        <w:t>Easier comparison between states.</w:t>
+      </w:r>
+    </w:p>
+    <w:p>
+      <w:pPr>
+        <w:numPr>
+          <w:ilvl w:val="0"/>
+          <w:numId w:val="126"/>
+        </w:numPr>
+      </w:pPr>
+      <w:r>
+        <w:t>Better readability.</w:t>
+      </w:r>
+    </w:p>
+    <w:p>
+      <w:pPr>
+        <w:numPr>
+          <w:ilvl w:val="0"/>
+          <w:numId w:val="126"/>
+        </w:numPr>
+      </w:pPr>
+      <w:r>
+        <w:t>Faster rendering.</w:t>
+      </w:r>
+    </w:p>
+    <w:p>
+      <w:pPr>
+        <w:numPr>
+          <w:ilvl w:val="0"/>
+          <w:numId w:val="126"/>
+        </w:numPr>
+      </w:pPr>
+      <w:r>
+        <w:t>Widely accepted in professional dashboards.</w:t>
+      </w:r>
+    </w:p>
+    <w:p>
+      <w:pPr>
+        <w:numPr>
+          <w:ilvl w:val="0"/>
+          <w:numId w:val="126"/>
+        </w:numPr>
+      </w:pPr>
+      <w:r>
+        <w:t>Avoids geolocation issues.</w:t>
+      </w:r>
+    </w:p>
+    <w:p>
+      <w:r>
+        <w:t>This approach is commonly used in industry dashboards.</w:t>
+      </w:r>
+    </w:p>
+    <w:p>
+      <w:r>
+        <w:pict w14:anchorId="48045714">
+          <v:rect id="_x0000_i1420" style="width:0;height:1.5pt" o:hralign="center" o:hrstd="t" o:hr="t" fillcolor="#a0a0a0" stroked="f"/>
+        </w:pict>
+      </w:r>
+    </w:p>
+    <w:p>
+      <w:pPr>
+        <w:rPr>
+          <w:b/>
+          <w:bCs/>
+        </w:rPr>
+      </w:pPr>
+      <w:r>
+        <w:rPr>
+          <w:b/>
+          <w:bCs/>
+        </w:rPr>
+        <w:t>22.5 Dashboard Components</w:t>
+      </w:r>
+    </w:p>
+    <w:p>
+      <w:r>
+        <w:t>The final dashboard contains the following business visuals.</w:t>
+      </w:r>
+    </w:p>
+    <w:tbl>
+      <w:tblPr>
+        <w:tblW w:w="0" w:type="auto"/>
+        <w:tblCellSpacing w:w="15" w:type="dxa"/>
+        <w:tblCellMar>
+          <w:top w:w="15" w:type="dxa"/>
+          <w:left w:w="15" w:type="dxa"/>
+          <w:bottom w:w="15" w:type="dxa"/>
+          <w:right w:w="15" w:type="dxa"/>
+        </w:tblCellMar>
+        <w:tblLook w:val="04A0" w:firstRow="1" w:lastRow="0" w:firstColumn="1" w:lastColumn="0" w:noHBand="0" w:noVBand="1"/>
+      </w:tblPr>
+      <w:tblGrid>
+        <w:gridCol w:w="2971"/>
+        <w:gridCol w:w="3393"/>
+      </w:tblGrid>
+      <w:tr>
+        <w:trPr>
+          <w:tblHeader/>
+          <w:tblCellSpacing w:w="15" w:type="dxa"/>
+        </w:trPr>
+        <w:tc>
+          <w:tcPr>
+            <w:tcW w:w="0" w:type="auto"/>
+            <w:vAlign w:val="center"/>
+            <w:hideMark/>
+          </w:tcPr>
+          <w:p>
+            <w:pPr>
+              <w:rPr>
+                <w:b/>
+                <w:bCs/>
+              </w:rPr>
+            </w:pPr>
+            <w:r>
+              <w:rPr>
+                <w:b/>
+                <w:bCs/>
+              </w:rPr>
+              <w:t>Visualization</w:t>
+            </w:r>
+          </w:p>
+        </w:tc>
+        <w:tc>
+          <w:tcPr>
+            <w:tcW w:w="0" w:type="auto"/>
+            <w:vAlign w:val="center"/>
+            <w:hideMark/>
+          </w:tcPr>
+          <w:p>
+            <w:pPr>
+              <w:rPr>
+                <w:b/>
+                <w:bCs/>
+              </w:rPr>
+            </w:pPr>
+            <w:r>
+              <w:rPr>
+                <w:b/>
+                <w:bCs/>
+              </w:rPr>
+              <w:t>Business Purpose</w:t>
+            </w:r>
+          </w:p>
+        </w:tc>
+      </w:tr>
+      <w:tr>
+        <w:trPr>
+          <w:tblCellSpacing w:w="15" w:type="dxa"/>
+        </w:trPr>
+        <w:tc>
+          <w:tcPr>
+            <w:tcW w:w="0" w:type="auto"/>
+            <w:vAlign w:val="center"/>
+            <w:hideMark/>
+          </w:tcPr>
+          <w:p>
+            <w:r>
+              <w:t>KPI Cards</w:t>
+            </w:r>
+          </w:p>
+        </w:tc>
+        <w:tc>
+          <w:tcPr>
+            <w:tcW w:w="0" w:type="auto"/>
+            <w:vAlign w:val="center"/>
+            <w:hideMark/>
+          </w:tcPr>
+          <w:p>
+            <w:r>
+              <w:t>Business Summary</w:t>
+            </w:r>
+          </w:p>
+        </w:tc>
+      </w:tr>
+      <w:tr>
+        <w:trPr>
+          <w:tblCellSpacing w:w="15" w:type="dxa"/>
+        </w:trPr>
+        <w:tc>
+          <w:tcPr>
+            <w:tcW w:w="0" w:type="auto"/>
+            <w:vAlign w:val="center"/>
+            <w:hideMark/>
+          </w:tcPr>
+          <w:p>
+            <w:r>
+              <w:t>Monthly Sales Trend</w:t>
+            </w:r>
+          </w:p>
+        </w:tc>
+        <w:tc>
+          <w:tcPr>
+            <w:tcW w:w="0" w:type="auto"/>
+            <w:vAlign w:val="center"/>
+            <w:hideMark/>
+          </w:tcPr>
+          <w:p>
+            <w:r>
+              <w:t>Sales Growth Analysis</w:t>
+            </w:r>
+          </w:p>
+        </w:tc>
+      </w:tr>
+      <w:tr>
+        <w:trPr>
+          <w:tblCellSpacing w:w="15" w:type="dxa"/>
+        </w:trPr>
+        <w:tc>
+          <w:tcPr>
+            <w:tcW w:w="0" w:type="auto"/>
+            <w:vAlign w:val="center"/>
+            <w:hideMark/>
+          </w:tcPr>
+          <w:p>
+            <w:r>
+              <w:t>Revenue by State</w:t>
+            </w:r>
+          </w:p>
+        </w:tc>
+        <w:tc>
+          <w:tcPr>
+            <w:tcW w:w="0" w:type="auto"/>
+            <w:vAlign w:val="center"/>
+            <w:hideMark/>
+          </w:tcPr>
+          <w:p>
+            <w:r>
+              <w:t>Regional Performance</w:t>
+            </w:r>
+          </w:p>
+        </w:tc>
+      </w:tr>
+      <w:tr>
+        <w:trPr>
+          <w:tblCellSpacing w:w="15" w:type="dxa"/>
+        </w:trPr>
+        <w:tc>
+          <w:tcPr>
+            <w:tcW w:w="0" w:type="auto"/>
+            <w:vAlign w:val="center"/>
+            <w:hideMark/>
+          </w:tcPr>
+          <w:p>
+            <w:r>
+              <w:t>Top Product Categories</w:t>
+            </w:r>
+          </w:p>
+        </w:tc>
+        <w:tc>
+          <w:tcPr>
+            <w:tcW w:w="0" w:type="auto"/>
+            <w:vAlign w:val="center"/>
+            <w:hideMark/>
+          </w:tcPr>
+          <w:p>
+            <w:r>
+              <w:t>Category Performance</w:t>
+            </w:r>
+          </w:p>
+        </w:tc>
+      </w:tr>
+      <w:tr>
+        <w:trPr>
+          <w:tblCellSpacing w:w="15" w:type="dxa"/>
+        </w:trPr>
+        <w:tc>
+          <w:tcPr>
+            <w:tcW w:w="0" w:type="auto"/>
+            <w:vAlign w:val="center"/>
+            <w:hideMark/>
+          </w:tcPr>
+          <w:p>
+            <w:r>
+              <w:t>Payment Method Distribution</w:t>
+            </w:r>
+          </w:p>
+        </w:tc>
+        <w:tc>
+          <w:tcPr>
+            <w:tcW w:w="0" w:type="auto"/>
+            <w:vAlign w:val="center"/>
+            <w:hideMark/>
+          </w:tcPr>
+          <w:p>
+            <w:r>
+              <w:t xml:space="preserve">Customer Payment </w:t>
+            </w:r>
+            <w:proofErr w:type="spellStart"/>
+            <w:r>
+              <w:t>Behavior</w:t>
+            </w:r>
+            <w:proofErr w:type="spellEnd"/>
+          </w:p>
+        </w:tc>
+      </w:tr>
+      <w:tr>
+        <w:trPr>
+          <w:tblCellSpacing w:w="15" w:type="dxa"/>
+        </w:trPr>
+        <w:tc>
+          <w:tcPr>
+            <w:tcW w:w="0" w:type="auto"/>
+            <w:vAlign w:val="center"/>
+            <w:hideMark/>
+          </w:tcPr>
+          <w:p>
+            <w:r>
+              <w:t>Review Score Distribution</w:t>
+            </w:r>
+          </w:p>
+        </w:tc>
+        <w:tc>
+          <w:tcPr>
+            <w:tcW w:w="0" w:type="auto"/>
+            <w:vAlign w:val="center"/>
+            <w:hideMark/>
+          </w:tcPr>
+          <w:p>
+            <w:r>
+              <w:t>Customer Satisfaction</w:t>
+            </w:r>
+          </w:p>
+        </w:tc>
+      </w:tr>
+      <w:tr>
+        <w:trPr>
+          <w:tblCellSpacing w:w="15" w:type="dxa"/>
+        </w:trPr>
+        <w:tc>
+          <w:tcPr>
+            <w:tcW w:w="0" w:type="auto"/>
+            <w:vAlign w:val="center"/>
+            <w:hideMark/>
+          </w:tcPr>
+          <w:p>
+            <w:r>
+              <w:t>Top Customer Cities</w:t>
+            </w:r>
+          </w:p>
+        </w:tc>
+        <w:tc>
+          <w:tcPr>
+            <w:tcW w:w="0" w:type="auto"/>
+            <w:vAlign w:val="center"/>
+            <w:hideMark/>
+          </w:tcPr>
+          <w:p>
+            <w:r>
+              <w:t>Geographic Customer Distribution</w:t>
+            </w:r>
+          </w:p>
+        </w:tc>
+      </w:tr>
+      <w:tr>
+        <w:trPr>
+          <w:tblCellSpacing w:w="15" w:type="dxa"/>
+        </w:trPr>
+        <w:tc>
+          <w:tcPr>
+            <w:tcW w:w="0" w:type="auto"/>
+            <w:vAlign w:val="center"/>
+            <w:hideMark/>
+          </w:tcPr>
+          <w:p>
+            <w:r>
+              <w:t>Interactive Slicers</w:t>
+            </w:r>
+          </w:p>
+        </w:tc>
+        <w:tc>
+          <w:tcPr>
+            <w:tcW w:w="0" w:type="auto"/>
+            <w:vAlign w:val="center"/>
+            <w:hideMark/>
+          </w:tcPr>
+          <w:p>
+            <w:r>
+              <w:t>Dynamic Filtering</w:t>
+            </w:r>
+          </w:p>
+        </w:tc>
+      </w:tr>
+    </w:tbl>
+    <w:p>
+      <w:r>
+        <w:pict w14:anchorId="698D6844">
+          <v:rect id="_x0000_i1421" style="width:0;height:1.5pt" o:hralign="center" o:hrstd="t" o:hr="t" fillcolor="#a0a0a0" stroked="f"/>
+        </w:pict>
+      </w:r>
+    </w:p>
+    <w:p>
+      <w:pPr>
+        <w:rPr>
+          <w:b/>
+          <w:bCs/>
+        </w:rPr>
+      </w:pPr>
+      <w:r>
+        <w:rPr>
+          <w:b/>
+          <w:bCs/>
+        </w:rPr>
+        <w:t>22.6 Customer City Analysis</w:t>
+      </w:r>
+    </w:p>
+    <w:p>
+      <w:r>
+        <w:t xml:space="preserve">A Clustered Bar Chart was used to </w:t>
+      </w:r>
+      <w:proofErr w:type="spellStart"/>
+      <w:r>
+        <w:t>analyze</w:t>
+      </w:r>
+      <w:proofErr w:type="spellEnd"/>
+      <w:r>
+        <w:t xml:space="preserve"> customer distribution across cities.</w:t>
+      </w:r>
+    </w:p>
+    <w:p>
+      <w:r>
+        <w:t>Configuration</w:t>
+      </w:r>
+    </w:p>
+    <w:p>
+      <w:r>
+        <w:rPr>
+          <w:b/>
+          <w:bCs/>
+        </w:rPr>
+        <w:lastRenderedPageBreak/>
+        <w:t>Y-Axis</w:t>
+      </w:r>
+    </w:p>
+    <w:p>
+      <w:proofErr w:type="spellStart"/>
+      <w:r>
+        <w:t>customer_city</w:t>
+      </w:r>
+      <w:proofErr w:type="spellEnd"/>
+    </w:p>
+    <w:p>
+      <w:r>
+        <w:rPr>
+          <w:b/>
+          <w:bCs/>
+        </w:rPr>
+        <w:t>Values</w:t>
+      </w:r>
+    </w:p>
+    <w:p>
+      <w:r>
+        <w:t>Total Customers</w:t>
+      </w:r>
+    </w:p>
+    <w:p>
+      <w:r>
+        <w:t>Business Insight</w:t>
+      </w:r>
+    </w:p>
+    <w:p>
+      <w:r>
+        <w:t>This visualization helps identify:</w:t>
+      </w:r>
+    </w:p>
+    <w:p>
+      <w:pPr>
+        <w:numPr>
+          <w:ilvl w:val="0"/>
+          <w:numId w:val="127"/>
+        </w:numPr>
+      </w:pPr>
+      <w:r>
+        <w:t>Cities with the highest customer base.</w:t>
+      </w:r>
+    </w:p>
+    <w:p>
+      <w:pPr>
+        <w:numPr>
+          <w:ilvl w:val="0"/>
+          <w:numId w:val="127"/>
+        </w:numPr>
+      </w:pPr>
+      <w:r>
+        <w:t>Regions suitable for business expansion.</w:t>
+      </w:r>
+    </w:p>
+    <w:p>
+      <w:pPr>
+        <w:numPr>
+          <w:ilvl w:val="0"/>
+          <w:numId w:val="127"/>
+        </w:numPr>
+      </w:pPr>
+      <w:r>
+        <w:t>Geographic customer concentration.</w:t>
+      </w:r>
+    </w:p>
+    <w:p>
+      <w:r>
+        <w:pict w14:anchorId="70E5D5E9">
+          <v:rect id="_x0000_i1422" style="width:0;height:1.5pt" o:hralign="center" o:hrstd="t" o:hr="t" fillcolor="#a0a0a0" stroked="f"/>
+        </w:pict>
+      </w:r>
+    </w:p>
+    <w:p>
+      <w:pPr>
+        <w:rPr>
+          <w:b/>
+          <w:bCs/>
+        </w:rPr>
+      </w:pPr>
+      <w:r>
+        <w:rPr>
+          <w:b/>
+          <w:bCs/>
+        </w:rPr>
+        <w:t>22.7 Dashboard Design Improvements</w:t>
+      </w:r>
+    </w:p>
+    <w:p>
+      <w:r>
+        <w:t>Several UI improvements were applied to make the dashboard visually appealing.</w:t>
+      </w:r>
+    </w:p>
+    <w:p>
+      <w:r>
+        <w:t>Improvements included:</w:t>
+      </w:r>
+    </w:p>
+    <w:p>
+      <w:pPr>
+        <w:numPr>
+          <w:ilvl w:val="0"/>
+          <w:numId w:val="128"/>
+        </w:numPr>
+      </w:pPr>
+      <w:r>
+        <w:t>Professional dashboard title.</w:t>
+      </w:r>
+    </w:p>
+    <w:p>
+      <w:pPr>
+        <w:numPr>
+          <w:ilvl w:val="0"/>
+          <w:numId w:val="128"/>
+        </w:numPr>
+      </w:pPr>
+      <w:r>
+        <w:t>Business icons for KPIs.</w:t>
+      </w:r>
+    </w:p>
+    <w:p>
+      <w:pPr>
+        <w:numPr>
+          <w:ilvl w:val="0"/>
+          <w:numId w:val="128"/>
+        </w:numPr>
+      </w:pPr>
+      <w:r>
+        <w:t xml:space="preserve">Consistent </w:t>
+      </w:r>
+      <w:proofErr w:type="spellStart"/>
+      <w:r>
+        <w:t>color</w:t>
+      </w:r>
+      <w:proofErr w:type="spellEnd"/>
+      <w:r>
+        <w:t xml:space="preserve"> palette.</w:t>
+      </w:r>
+    </w:p>
+    <w:p>
+      <w:pPr>
+        <w:numPr>
+          <w:ilvl w:val="0"/>
+          <w:numId w:val="128"/>
+        </w:numPr>
+      </w:pPr>
+      <w:r>
+        <w:t>Uniform font sizes.</w:t>
+      </w:r>
+    </w:p>
+    <w:p>
+      <w:pPr>
+        <w:numPr>
+          <w:ilvl w:val="0"/>
+          <w:numId w:val="128"/>
+        </w:numPr>
+      </w:pPr>
+      <w:r>
+        <w:t>Rounded KPI cards.</w:t>
+      </w:r>
+    </w:p>
+    <w:p>
+      <w:pPr>
+        <w:numPr>
+          <w:ilvl w:val="0"/>
+          <w:numId w:val="128"/>
+        </w:numPr>
+      </w:pPr>
+      <w:r>
+        <w:t>Balanced spacing between visuals.</w:t>
+      </w:r>
+    </w:p>
+    <w:p>
+      <w:pPr>
+        <w:numPr>
+          <w:ilvl w:val="0"/>
+          <w:numId w:val="128"/>
+        </w:numPr>
+      </w:pPr>
+      <w:r>
+        <w:t>Proper chart alignment.</w:t>
+      </w:r>
+    </w:p>
+    <w:p>
+      <w:r>
+        <w:t>These enhancements improve the overall user experience and dashboard presentation.</w:t>
+      </w:r>
+    </w:p>
+    <w:p>
+      <w:r>
+        <w:pict w14:anchorId="3C4C4A59">
+          <v:rect id="_x0000_i1423" style="width:0;height:1.5pt" o:hralign="center" o:hrstd="t" o:hr="t" fillcolor="#a0a0a0" stroked="f"/>
+        </w:pict>
+      </w:r>
+    </w:p>
+    <w:p>
+      <w:pPr>
+        <w:rPr>
+          <w:b/>
+          <w:bCs/>
+        </w:rPr>
+      </w:pPr>
+      <w:r>
+        <w:rPr>
+          <w:b/>
+          <w:bCs/>
+        </w:rPr>
+        <w:t>22.8 GitHub Project Structure</w:t>
+      </w:r>
+    </w:p>
+    <w:p>
+      <w:r>
+        <w:t>The complete project was organized using a professional folder structure.</w:t>
+      </w:r>
+    </w:p>
+    <w:p>
+      <w:proofErr w:type="spellStart"/>
+      <w:r>
+        <w:t>Olist</w:t>
+      </w:r>
+      <w:proofErr w:type="spellEnd"/>
+      <w:r>
+        <w:t>-Ecommerce-Analysis/</w:t>
+      </w:r>
+    </w:p>
+    <w:p/>
+    <w:p>
+      <w:r>
+        <w:t>│</w:t>
+      </w:r>
+    </w:p>
+    <w:p/>
+    <w:p>
+      <w:r>
+        <w:rPr>
+          <w:rFonts w:ascii="MS Gothic" w:eastAsia="MS Gothic" w:hAnsi="MS Gothic" w:cs="MS Gothic" w:hint="eastAsia"/>
+        </w:rPr>
+        <w:lastRenderedPageBreak/>
+        <w:t>├</w:t>
+      </w:r>
+      <w:r>
+        <w:rPr>
+          <w:rFonts w:ascii="Calibri" w:hAnsi="Calibri" w:cs="Calibri"/>
+        </w:rPr>
+        <w:t>──</w:t>
+      </w:r>
+      <w:r>
+        <w:t xml:space="preserve"> Data/</w:t>
+      </w:r>
+    </w:p>
+    <w:p/>
+    <w:p>
+      <w:r>
+        <w:t xml:space="preserve">│      </w:t>
+      </w:r>
+      <w:r>
+        <w:rPr>
+          <w:rFonts w:ascii="MS Gothic" w:eastAsia="MS Gothic" w:hAnsi="MS Gothic" w:cs="MS Gothic" w:hint="eastAsia"/>
+        </w:rPr>
+        <w:t>├</w:t>
+      </w:r>
+      <w:r>
+        <w:rPr>
+          <w:rFonts w:ascii="Calibri" w:hAnsi="Calibri" w:cs="Calibri"/>
+        </w:rPr>
+        <w:t>──</w:t>
+      </w:r>
+      <w:r>
+        <w:t xml:space="preserve"> </w:t>
+      </w:r>
+      <w:proofErr w:type="spellStart"/>
+      <w:r>
+        <w:t>Raw_Data</w:t>
+      </w:r>
+      <w:proofErr w:type="spellEnd"/>
+      <w:r>
+        <w:t>/</w:t>
+      </w:r>
+    </w:p>
+    <w:p/>
+    <w:p>
+      <w:r>
+        <w:t xml:space="preserve">│      └── </w:t>
+      </w:r>
+      <w:proofErr w:type="spellStart"/>
+      <w:r>
+        <w:t>Clean_Data</w:t>
+      </w:r>
+      <w:proofErr w:type="spellEnd"/>
+      <w:r>
+        <w:t>/</w:t>
+      </w:r>
+    </w:p>
+    <w:p/>
+    <w:p>
+      <w:r>
+        <w:t>│</w:t>
+      </w:r>
+    </w:p>
+    <w:p/>
+    <w:p>
+      <w:r>
+        <w:rPr>
+          <w:rFonts w:ascii="MS Gothic" w:eastAsia="MS Gothic" w:hAnsi="MS Gothic" w:cs="MS Gothic" w:hint="eastAsia"/>
+        </w:rPr>
+        <w:t>├</w:t>
+      </w:r>
+      <w:r>
+        <w:rPr>
+          <w:rFonts w:ascii="Calibri" w:hAnsi="Calibri" w:cs="Calibri"/>
+        </w:rPr>
+        <w:t>──</w:t>
+      </w:r>
+      <w:r>
+        <w:t xml:space="preserve"> SQL/</w:t>
+      </w:r>
+    </w:p>
+    <w:p/>
+    <w:p>
+      <w:r>
+        <w:t xml:space="preserve">│      </w:t>
+      </w:r>
+      <w:r>
+        <w:rPr>
+          <w:rFonts w:ascii="MS Gothic" w:eastAsia="MS Gothic" w:hAnsi="MS Gothic" w:cs="MS Gothic" w:hint="eastAsia"/>
+        </w:rPr>
+        <w:t>├</w:t>
+      </w:r>
+      <w:r>
+        <w:rPr>
+          <w:rFonts w:ascii="Calibri" w:hAnsi="Calibri" w:cs="Calibri"/>
+        </w:rPr>
+        <w:t>──</w:t>
+      </w:r>
+      <w:r>
+        <w:t xml:space="preserve"> </w:t>
+      </w:r>
+      <w:proofErr w:type="spellStart"/>
+      <w:r>
+        <w:t>Database_Setup.sql</w:t>
+      </w:r>
+      <w:proofErr w:type="spellEnd"/>
+    </w:p>
+    <w:p/>
+    <w:p>
+      <w:r>
+        <w:t xml:space="preserve">│      └── </w:t>
+      </w:r>
+      <w:proofErr w:type="spellStart"/>
+      <w:r>
+        <w:t>SQL_Analysis.sql</w:t>
+      </w:r>
+      <w:proofErr w:type="spellEnd"/>
+    </w:p>
+    <w:p/>
+    <w:p>
+      <w:r>
+        <w:t>│</w:t>
+      </w:r>
+    </w:p>
+    <w:p/>
+    <w:p>
+      <w:r>
+        <w:rPr>
+          <w:rFonts w:ascii="MS Gothic" w:eastAsia="MS Gothic" w:hAnsi="MS Gothic" w:cs="MS Gothic" w:hint="eastAsia"/>
+        </w:rPr>
+        <w:t>├</w:t>
+      </w:r>
+      <w:r>
+        <w:rPr>
+          <w:rFonts w:ascii="Calibri" w:hAnsi="Calibri" w:cs="Calibri"/>
+        </w:rPr>
+        <w:t>──</w:t>
+      </w:r>
+      <w:r>
+        <w:t xml:space="preserve"> Python/</w:t>
+      </w:r>
+    </w:p>
+    <w:p/>
+    <w:p>
+      <w:r>
+        <w:t xml:space="preserve">│      </w:t>
+      </w:r>
+      <w:r>
+        <w:rPr>
+          <w:rFonts w:ascii="MS Gothic" w:eastAsia="MS Gothic" w:hAnsi="MS Gothic" w:cs="MS Gothic" w:hint="eastAsia"/>
+        </w:rPr>
+        <w:t>├</w:t>
+      </w:r>
+      <w:r>
+        <w:rPr>
+          <w:rFonts w:ascii="Calibri" w:hAnsi="Calibri" w:cs="Calibri"/>
+        </w:rPr>
+        <w:t>──</w:t>
+      </w:r>
+      <w:r>
+        <w:t xml:space="preserve"> ETL/</w:t>
+      </w:r>
+    </w:p>
+    <w:p/>
+    <w:p>
+      <w:r>
+        <w:t xml:space="preserve">│      </w:t>
+      </w:r>
+      <w:r>
+        <w:rPr>
+          <w:rFonts w:ascii="MS Gothic" w:eastAsia="MS Gothic" w:hAnsi="MS Gothic" w:cs="MS Gothic" w:hint="eastAsia"/>
+        </w:rPr>
+        <w:t>├</w:t>
+      </w:r>
+      <w:r>
+        <w:rPr>
+          <w:rFonts w:ascii="Calibri" w:hAnsi="Calibri" w:cs="Calibri"/>
+        </w:rPr>
+        <w:t>──</w:t>
+      </w:r>
+      <w:r>
+        <w:t xml:space="preserve"> </w:t>
+      </w:r>
+      <w:proofErr w:type="spellStart"/>
+      <w:r>
+        <w:t>Data_Cleaning</w:t>
+      </w:r>
+      <w:proofErr w:type="spellEnd"/>
+      <w:r>
+        <w:t>/</w:t>
+      </w:r>
+    </w:p>
+    <w:p/>
+    <w:p>
+      <w:r>
+        <w:t>│      └── EDA/</w:t>
+      </w:r>
+    </w:p>
+    <w:p/>
+    <w:p>
+      <w:r>
+        <w:t>│</w:t>
+      </w:r>
+    </w:p>
+    <w:p/>
+    <w:p>
+      <w:r>
+        <w:rPr>
+          <w:rFonts w:ascii="MS Gothic" w:eastAsia="MS Gothic" w:hAnsi="MS Gothic" w:cs="MS Gothic" w:hint="eastAsia"/>
+        </w:rPr>
+        <w:t>├</w:t>
+      </w:r>
+      <w:r>
+        <w:rPr>
+          <w:rFonts w:ascii="Calibri" w:hAnsi="Calibri" w:cs="Calibri"/>
+        </w:rPr>
+        <w:t>──</w:t>
+      </w:r>
+      <w:r>
+        <w:t xml:space="preserve"> </w:t>
+      </w:r>
+      <w:proofErr w:type="spellStart"/>
+      <w:r>
+        <w:t>PowerBI</w:t>
+      </w:r>
+      <w:proofErr w:type="spellEnd"/>
+      <w:r>
+        <w:t>/</w:t>
+      </w:r>
+    </w:p>
+    <w:p/>
+    <w:p>
+      <w:r>
+        <w:lastRenderedPageBreak/>
+        <w:t xml:space="preserve">│      └── </w:t>
+      </w:r>
+      <w:proofErr w:type="spellStart"/>
+      <w:r>
+        <w:t>Olist_Ecommerce_Dashboard.pbix</w:t>
+      </w:r>
+      <w:proofErr w:type="spellEnd"/>
+    </w:p>
+    <w:p/>
+    <w:p>
+      <w:r>
+        <w:t>│</w:t>
+      </w:r>
+    </w:p>
+    <w:p/>
+    <w:p>
+      <w:r>
+        <w:rPr>
+          <w:rFonts w:ascii="MS Gothic" w:eastAsia="MS Gothic" w:hAnsi="MS Gothic" w:cs="MS Gothic" w:hint="eastAsia"/>
+        </w:rPr>
+        <w:t>├</w:t>
+      </w:r>
+      <w:r>
+        <w:rPr>
+          <w:rFonts w:ascii="Calibri" w:hAnsi="Calibri" w:cs="Calibri"/>
+        </w:rPr>
+        <w:t>──</w:t>
+      </w:r>
+      <w:r>
+        <w:t xml:space="preserve"> Output/</w:t>
+      </w:r>
+    </w:p>
+    <w:p/>
+    <w:p>
+      <w:r>
+        <w:t xml:space="preserve">│      </w:t>
+      </w:r>
+      <w:r>
+        <w:rPr>
+          <w:rFonts w:ascii="MS Gothic" w:eastAsia="MS Gothic" w:hAnsi="MS Gothic" w:cs="MS Gothic" w:hint="eastAsia"/>
+        </w:rPr>
+        <w:t>├</w:t>
+      </w:r>
+      <w:r>
+        <w:rPr>
+          <w:rFonts w:ascii="Calibri" w:hAnsi="Calibri" w:cs="Calibri"/>
+        </w:rPr>
+        <w:t>──</w:t>
+      </w:r>
+      <w:r>
+        <w:t xml:space="preserve"> monthly_orders.csv</w:t>
+      </w:r>
+    </w:p>
+    <w:p/>
+    <w:p>
+      <w:r>
+        <w:t xml:space="preserve">│      </w:t>
+      </w:r>
+      <w:r>
+        <w:rPr>
+          <w:rFonts w:ascii="MS Gothic" w:eastAsia="MS Gothic" w:hAnsi="MS Gothic" w:cs="MS Gothic" w:hint="eastAsia"/>
+        </w:rPr>
+        <w:t>├</w:t>
+      </w:r>
+      <w:r>
+        <w:rPr>
+          <w:rFonts w:ascii="Calibri" w:hAnsi="Calibri" w:cs="Calibri"/>
+        </w:rPr>
+        <w:t>──</w:t>
+      </w:r>
+      <w:r>
+        <w:t xml:space="preserve"> weekday_orders.csv</w:t>
+      </w:r>
+    </w:p>
+    <w:p/>
+    <w:p>
+      <w:r>
+        <w:t xml:space="preserve">│      </w:t>
+      </w:r>
+      <w:r>
+        <w:rPr>
+          <w:rFonts w:ascii="MS Gothic" w:eastAsia="MS Gothic" w:hAnsi="MS Gothic" w:cs="MS Gothic" w:hint="eastAsia"/>
+        </w:rPr>
+        <w:t>├</w:t>
+      </w:r>
+      <w:r>
+        <w:rPr>
+          <w:rFonts w:ascii="Calibri" w:hAnsi="Calibri" w:cs="Calibri"/>
+        </w:rPr>
+        <w:t>──</w:t>
+      </w:r>
+      <w:r>
+        <w:t xml:space="preserve"> state_revenue.csv</w:t>
+      </w:r>
+    </w:p>
+    <w:p/>
+    <w:p>
+      <w:r>
+        <w:t>│      └── top_categories.csv</w:t>
+      </w:r>
+    </w:p>
+    <w:p/>
+    <w:p>
+      <w:r>
+        <w:t>│</w:t>
+      </w:r>
+    </w:p>
+    <w:p/>
+    <w:p>
+      <w:r>
+        <w:rPr>
+          <w:rFonts w:ascii="MS Gothic" w:eastAsia="MS Gothic" w:hAnsi="MS Gothic" w:cs="MS Gothic" w:hint="eastAsia"/>
+        </w:rPr>
+        <w:t>├</w:t>
+      </w:r>
+      <w:r>
+        <w:rPr>
+          <w:rFonts w:ascii="Calibri" w:hAnsi="Calibri" w:cs="Calibri"/>
+        </w:rPr>
+        <w:t>──</w:t>
+      </w:r>
+      <w:r>
+        <w:t xml:space="preserve"> Documentation/</w:t>
+      </w:r>
+    </w:p>
+    <w:p/>
+    <w:p>
+      <w:r>
+        <w:t>│      └── Project_Documentation.pdf</w:t>
+      </w:r>
+    </w:p>
+    <w:p/>
+    <w:p>
+      <w:r>
+        <w:t>│</w:t>
+      </w:r>
+    </w:p>
+    <w:p/>
+    <w:p>
+      <w:r>
+        <w:rPr>
+          <w:rFonts w:ascii="MS Gothic" w:eastAsia="MS Gothic" w:hAnsi="MS Gothic" w:cs="MS Gothic" w:hint="eastAsia"/>
+        </w:rPr>
+        <w:t>├</w:t>
+      </w:r>
+      <w:r>
+        <w:rPr>
+          <w:rFonts w:ascii="Calibri" w:hAnsi="Calibri" w:cs="Calibri"/>
+        </w:rPr>
+        <w:t>──</w:t>
+      </w:r>
+      <w:r>
+        <w:t xml:space="preserve"> Images/</w:t>
+      </w:r>
+    </w:p>
+    <w:p/>
+    <w:p>
+      <w:r>
+        <w:t xml:space="preserve">│      </w:t>
+      </w:r>
+      <w:r>
+        <w:rPr>
+          <w:rFonts w:ascii="MS Gothic" w:eastAsia="MS Gothic" w:hAnsi="MS Gothic" w:cs="MS Gothic" w:hint="eastAsia"/>
+        </w:rPr>
+        <w:t>├</w:t>
+      </w:r>
+      <w:r>
+        <w:rPr>
+          <w:rFonts w:ascii="Calibri" w:hAnsi="Calibri" w:cs="Calibri"/>
+        </w:rPr>
+        <w:t>──</w:t>
+      </w:r>
+      <w:r>
+        <w:t xml:space="preserve"> Dashboard.png</w:t>
+      </w:r>
+    </w:p>
+    <w:p/>
+    <w:p>
+      <w:r>
+        <w:t>│      └── Data_Model.png</w:t>
+      </w:r>
+    </w:p>
+    <w:p/>
+    <w:p>
+      <w:r>
+        <w:lastRenderedPageBreak/>
+        <w:t>│</w:t>
+      </w:r>
+    </w:p>
+    <w:p/>
+    <w:p>
+      <w:r>
+        <w:t>└── README.md</w:t>
+      </w:r>
+    </w:p>
+    <w:p>
+      <w:r>
+        <w:t>This structure improves maintainability and follows standard GitHub project organization.</w:t>
+      </w:r>
+    </w:p>
+    <w:p>
+      <w:r>
+        <w:pict w14:anchorId="55CD182A">
+          <v:rect id="_x0000_i1424" style="width:0;height:1.5pt" o:hralign="center" o:hrstd="t" o:hr="t" fillcolor="#a0a0a0" stroked="f"/>
+        </w:pict>
+      </w:r>
+    </w:p>
+    <w:p>
+      <w:pPr>
+        <w:rPr>
+          <w:b/>
+          <w:bCs/>
+        </w:rPr>
+      </w:pPr>
+      <w:r>
+        <w:rPr>
+          <w:b/>
+          <w:bCs/>
+        </w:rPr>
+        <w:t>22.9 Data Cleaning Workflow Discussion</w:t>
+      </w:r>
+    </w:p>
+    <w:p>
+      <w:r>
+        <w:t>During development, the cleaned dataset (</w:t>
+      </w:r>
+      <w:r>
+        <w:rPr>
+          <w:b/>
+          <w:bCs/>
+        </w:rPr>
+        <w:t>clean_orders.csv</w:t>
+      </w:r>
+      <w:r>
+        <w:t>) was generated using Python.</w:t>
+      </w:r>
+    </w:p>
+    <w:p>
+      <w:r>
+        <w:t>However, the final Power BI dashboard was connected directly to the MySQL database instead of the cleaned CSV.</w:t>
+      </w:r>
+    </w:p>
+    <w:p>
+      <w:r>
+        <w:t>Workflow Used</w:t>
+      </w:r>
+    </w:p>
+    <w:p>
+      <w:r>
+        <w:t>CSV Dataset</w:t>
+      </w:r>
+    </w:p>
+    <w:p/>
+    <w:p>
+      <w:r>
+        <w:t>↓</w:t>
+      </w:r>
+    </w:p>
+    <w:p/>
+    <w:p>
+      <w:r>
+        <w:t>MySQL Database</w:t>
+      </w:r>
+    </w:p>
+    <w:p/>
+    <w:p>
+      <w:r>
+        <w:t>↓</w:t>
+      </w:r>
+    </w:p>
+    <w:p/>
+    <w:p>
+      <w:r>
+        <w:t>Python Cleaning &amp; EDA</w:t>
+      </w:r>
+    </w:p>
+    <w:p/>
+    <w:p>
+      <w:r>
+        <w:t>↓</w:t>
+      </w:r>
+    </w:p>
+    <w:p/>
+    <w:p>
+      <w:r>
+        <w:t>Power BI (Connected to MySQL)</w:t>
+      </w:r>
+    </w:p>
+    <w:p/>
+    <w:p>
+      <w:r>
+        <w:t>↓</w:t>
+      </w:r>
+    </w:p>
+    <w:p/>
+    <w:p>
+      <w:r>
+        <w:t>Dashboard</w:t>
+      </w:r>
+    </w:p>
+    <w:p>
+      <w:r>
+        <w:t>This approach demonstrated an end-to-end database-to-dashboard workflow.</w:t>
+      </w:r>
+    </w:p>
+    <w:p>
+      <w:r>
+        <w:lastRenderedPageBreak/>
+        <w:pict w14:anchorId="3824E950">
+          <v:rect id="_x0000_i1425" style="width:0;height:1.5pt" o:hralign="center" o:hrstd="t" o:hr="t" fillcolor="#a0a0a0" stroked="f"/>
+        </w:pict>
+      </w:r>
+    </w:p>
+    <w:p>
+      <w:pPr>
+        <w:rPr>
+          <w:b/>
+          <w:bCs/>
+        </w:rPr>
+      </w:pPr>
+      <w:r>
+        <w:rPr>
+          <w:b/>
+          <w:bCs/>
+        </w:rPr>
+        <w:t>22.10 Future Improvement</w:t>
+      </w:r>
+    </w:p>
+    <w:p>
+      <w:r>
+        <w:t>A more production-oriented ETL workflow can be implemented in future projects.</w:t>
+      </w:r>
+    </w:p>
+    <w:p>
+      <w:r>
+        <w:t>Recommended Workflow</w:t>
+      </w:r>
+    </w:p>
+    <w:p>
+      <w:r>
+        <w:t>Raw CSV</w:t>
+      </w:r>
+    </w:p>
+    <w:p/>
+    <w:p>
+      <w:r>
+        <w:t>↓</w:t>
+      </w:r>
+    </w:p>
+    <w:p/>
+    <w:p>
+      <w:r>
+        <w:t>MySQL (Raw Tables)</w:t>
+      </w:r>
+    </w:p>
+    <w:p/>
+    <w:p>
+      <w:r>
+        <w:t>↓</w:t>
+      </w:r>
+    </w:p>
+    <w:p/>
+    <w:p>
+      <w:r>
+        <w:t>Python Cleaning</w:t>
+      </w:r>
+    </w:p>
+    <w:p/>
+    <w:p>
+      <w:r>
+        <w:t>↓</w:t>
+      </w:r>
+    </w:p>
+    <w:p/>
+    <w:p>
+      <w:r>
+        <w:t>Clean Tables in MySQL</w:t>
+      </w:r>
+    </w:p>
+    <w:p/>
+    <w:p>
+      <w:r>
+        <w:t>↓</w:t>
+      </w:r>
+    </w:p>
+    <w:p/>
+    <w:p>
+      <w:r>
+        <w:t>Power BI Dashboard</w:t>
+      </w:r>
+    </w:p>
+    <w:p/>
+    <w:p>
+      <w:r>
+        <w:t>↓</w:t>
+      </w:r>
+    </w:p>
+    <w:p/>
+    <w:p>
+      <w:r>
+        <w:t>Business Reports</w:t>
+      </w:r>
+    </w:p>
+    <w:p>
+      <w:r>
+        <w:t>This workflow avoids repeating data cleaning and aligns with industry ETL pipelines.</w:t>
+      </w:r>
+    </w:p>
+    <w:p>
+      <w:r>
+        <w:pict w14:anchorId="7B1764AC">
+          <v:rect id="_x0000_i1426" style="width:0;height:1.5pt" o:hralign="center" o:hrstd="t" o:hr="t" fillcolor="#a0a0a0" stroked="f"/>
+        </w:pict>
+      </w:r>
+    </w:p>
+    <w:p>
+      <w:pPr>
+        <w:rPr>
+          <w:b/>
+          <w:bCs/>
+        </w:rPr>
+      </w:pPr>
+      <w:r>
+        <w:rPr>
+          <w:b/>
+          <w:bCs/>
+        </w:rPr>
+        <w:t>22.11 Business Perspective</w:t>
+      </w:r>
+    </w:p>
+    <w:p>
+      <w:r>
+        <w:lastRenderedPageBreak/>
+        <w:t>A well-designed dashboard enables business users to:</w:t>
+      </w:r>
+    </w:p>
+    <w:p>
+      <w:pPr>
+        <w:numPr>
+          <w:ilvl w:val="0"/>
+          <w:numId w:val="129"/>
+        </w:numPr>
+      </w:pPr>
+      <w:r>
+        <w:t>Monitor sales performance.</w:t>
+      </w:r>
+    </w:p>
+    <w:p>
+      <w:pPr>
+        <w:numPr>
+          <w:ilvl w:val="0"/>
+          <w:numId w:val="129"/>
+        </w:numPr>
+      </w:pPr>
+      <w:proofErr w:type="spellStart"/>
+      <w:r>
+        <w:t>Analyze</w:t>
+      </w:r>
+      <w:proofErr w:type="spellEnd"/>
+      <w:r>
+        <w:t xml:space="preserve"> customer </w:t>
+      </w:r>
+      <w:proofErr w:type="spellStart"/>
+      <w:r>
+        <w:t>behavior</w:t>
+      </w:r>
+      <w:proofErr w:type="spellEnd"/>
+      <w:r>
+        <w:t>.</w:t>
+      </w:r>
+    </w:p>
+    <w:p>
+      <w:pPr>
+        <w:numPr>
+          <w:ilvl w:val="0"/>
+          <w:numId w:val="129"/>
+        </w:numPr>
+      </w:pPr>
+      <w:r>
+        <w:t>Track regional revenue.</w:t>
+      </w:r>
+    </w:p>
+    <w:p>
+      <w:pPr>
+        <w:numPr>
+          <w:ilvl w:val="0"/>
+          <w:numId w:val="129"/>
+        </w:numPr>
+      </w:pPr>
+      <w:r>
+        <w:t>Evaluate delivery performance.</w:t>
+      </w:r>
+    </w:p>
+    <w:p>
+      <w:pPr>
+        <w:numPr>
+          <w:ilvl w:val="0"/>
+          <w:numId w:val="129"/>
+        </w:numPr>
+      </w:pPr>
+      <w:r>
+        <w:t>Measure customer satisfaction.</w:t>
+      </w:r>
+    </w:p>
+    <w:p>
+      <w:pPr>
+        <w:numPr>
+          <w:ilvl w:val="0"/>
+          <w:numId w:val="129"/>
+        </w:numPr>
+      </w:pPr>
+      <w:r>
+        <w:t>Support strategic decision-making.</w:t>
+      </w:r>
+    </w:p>
+    <w:p>
+      <w:r>
+        <w:t>Interactive dashboards reduce manual reporting effort and improve business intelligence.</w:t>
+      </w:r>
+    </w:p>
+    <w:p>
+      <w:r>
+        <w:pict w14:anchorId="4B7E06AE">
+          <v:rect id="_x0000_i1427" style="width:0;height:1.5pt" o:hralign="center" o:hrstd="t" o:hr="t" fillcolor="#a0a0a0" stroked="f"/>
+        </w:pict>
+      </w:r>
+    </w:p>
+    <w:p>
+      <w:pPr>
+        <w:rPr>
+          <w:b/>
+          <w:bCs/>
+        </w:rPr>
+      </w:pPr>
+      <w:r>
+        <w:rPr>
+          <w:b/>
+          <w:bCs/>
+        </w:rPr>
+        <w:t>22.12 Outcome of Day 13</w:t>
+      </w:r>
+    </w:p>
+    <w:p>
+      <w:r>
+        <w:t>At the end of Day 13,</w:t>
+      </w:r>
+    </w:p>
+    <w:p>
+      <w:pPr>
+        <w:numPr>
+          <w:ilvl w:val="0"/>
+          <w:numId w:val="130"/>
+        </w:numPr>
+      </w:pPr>
+      <w:r>
+        <w:t>Dashboard layout was finalized.</w:t>
+      </w:r>
+    </w:p>
+    <w:p>
+      <w:pPr>
+        <w:numPr>
+          <w:ilvl w:val="0"/>
+          <w:numId w:val="130"/>
+        </w:numPr>
+      </w:pPr>
+      <w:r>
+        <w:t>Visualizations were improved.</w:t>
+      </w:r>
+    </w:p>
+    <w:p>
+      <w:pPr>
+        <w:numPr>
+          <w:ilvl w:val="0"/>
+          <w:numId w:val="130"/>
+        </w:numPr>
+      </w:pPr>
+      <w:r>
+        <w:t>Revenue by State visualization was optimized.</w:t>
+      </w:r>
+    </w:p>
+    <w:p>
+      <w:pPr>
+        <w:numPr>
+          <w:ilvl w:val="0"/>
+          <w:numId w:val="130"/>
+        </w:numPr>
+      </w:pPr>
+      <w:r>
+        <w:t>Customer City analysis was added.</w:t>
+      </w:r>
+    </w:p>
+    <w:p>
+      <w:pPr>
+        <w:numPr>
+          <w:ilvl w:val="0"/>
+          <w:numId w:val="130"/>
+        </w:numPr>
+      </w:pPr>
+      <w:r>
+        <w:t>Interactive slicers were configured.</w:t>
+      </w:r>
+    </w:p>
+    <w:p>
+      <w:pPr>
+        <w:numPr>
+          <w:ilvl w:val="0"/>
+          <w:numId w:val="130"/>
+        </w:numPr>
+      </w:pPr>
+      <w:r>
+        <w:t>Professional project folder structure was created.</w:t>
+      </w:r>
+    </w:p>
+    <w:p>
+      <w:pPr>
+        <w:numPr>
+          <w:ilvl w:val="0"/>
+          <w:numId w:val="130"/>
+        </w:numPr>
+      </w:pPr>
+      <w:r>
+        <w:t>GitHub documentation was prepared.</w:t>
+      </w:r>
+    </w:p>
+    <w:p>
+      <w:pPr>
+        <w:numPr>
+          <w:ilvl w:val="0"/>
+          <w:numId w:val="130"/>
+        </w:numPr>
+      </w:pPr>
+      <w:r>
+        <w:t>Overall project workflow was reviewed.</w:t>
+      </w:r>
+    </w:p>
+    <w:p>
+      <w:pPr>
+        <w:numPr>
+          <w:ilvl w:val="0"/>
+          <w:numId w:val="130"/>
+        </w:numPr>
+      </w:pPr>
+      <w:r>
+        <w:t>The project became portfolio-ready.</w:t>
+      </w:r>
+    </w:p>
+    <w:p>
+      <w:r>
+        <w:pict w14:anchorId="3CD32624">
+          <v:rect id="_x0000_i1428" style="width:0;height:1.5pt" o:hralign="center" o:hrstd="t" o:hr="t" fillcolor="#a0a0a0" stroked="f"/>
+        </w:pict>
+      </w:r>
+    </w:p>
+    <w:p>
+      <w:pPr>
+        <w:rPr>
+          <w:b/>
+          <w:bCs/>
+        </w:rPr>
+      </w:pPr>
+      <w:r>
+        <w:rPr>
+          <w:b/>
+          <w:bCs/>
+        </w:rPr>
+        <w:t>22.13 Interview Perspective</w:t>
+      </w:r>
+    </w:p>
+    <w:p>
+      <w:pPr>
+        <w:rPr>
+          <w:b/>
+          <w:bCs/>
+        </w:rPr>
+      </w:pPr>
+      <w:r>
+        <w:rPr>
+          <w:b/>
+          <w:bCs/>
+        </w:rPr>
+        <w:t>Q1. Why did you replace the Filled Map with a Bar Chart?</w:t>
+      </w:r>
+    </w:p>
+    <w:p>
+      <w:r>
+        <w:rPr>
+          <w:b/>
+          <w:bCs/>
+        </w:rPr>
+        <w:t>Answer:</w:t>
+      </w:r>
+    </w:p>
+    <w:p>
+      <w:r>
+        <w:t>The dataset contained abbreviated Brazilian state codes, which caused geolocation issues in Power BI. A Clustered Bar Chart provided better readability, faster performance, and clearer comparison of state-wise revenue.</w:t>
+      </w:r>
+    </w:p>
+    <w:p>
+      <w:r>
+        <w:pict w14:anchorId="0B6B0042">
+          <v:rect id="_x0000_i1429" style="width:0;height:1.5pt" o:hralign="center" o:hrstd="t" o:hr="t" fillcolor="#a0a0a0" stroked="f"/>
+        </w:pict>
+      </w:r>
+    </w:p>
+    <w:p>
+      <w:pPr>
+        <w:rPr>
+          <w:b/>
+          <w:bCs/>
+        </w:rPr>
+      </w:pPr>
+      <w:r>
+        <w:rPr>
+          <w:b/>
+          <w:bCs/>
+        </w:rPr>
+        <w:t>Q2. Why was Power BI connected directly to MySQL instead of the cleaned CSV?</w:t>
+      </w:r>
+    </w:p>
+    <w:p>
+      <w:r>
+        <w:rPr>
+          <w:b/>
+          <w:bCs/>
+        </w:rPr>
+        <w:lastRenderedPageBreak/>
+        <w:t>Answer:</w:t>
+      </w:r>
+    </w:p>
+    <w:p>
+      <w:r>
+        <w:t>The objective of this project was to demonstrate an end-to-end database-to-dashboard workflow. Python was used for data cleaning and exploratory analysis, while Power BI was connected directly to MySQL to showcase database integration.</w:t>
+      </w:r>
+    </w:p>
+    <w:p>
+      <w:r>
+        <w:pict w14:anchorId="22F59AE7">
+          <v:rect id="_x0000_i1430" style="width:0;height:1.5pt" o:hralign="center" o:hrstd="t" o:hr="t" fillcolor="#a0a0a0" stroked="f"/>
+        </w:pict>
+      </w:r>
+    </w:p>
+    <w:p>
+      <w:pPr>
+        <w:rPr>
+          <w:b/>
+          <w:bCs/>
+        </w:rPr>
+      </w:pPr>
+      <w:r>
+        <w:rPr>
+          <w:b/>
+          <w:bCs/>
+        </w:rPr>
+        <w:t>Q3. Is this workflow suitable for production?</w:t>
+      </w:r>
+    </w:p>
+    <w:p>
+      <w:r>
+        <w:rPr>
+          <w:b/>
+          <w:bCs/>
+        </w:rPr>
+        <w:t>Answer:</w:t>
+      </w:r>
+    </w:p>
+    <w:p>
+      <w:r>
+        <w:t>Yes, but a more production-oriented workflow would store the cleaned dataset back into MySQL as clean tables before connecting Power BI.</w:t>
+      </w:r>
+    </w:p>
+    <w:p>
+      <w:r>
+        <w:pict w14:anchorId="434448DD">
+          <v:rect id="_x0000_i1431" style="width:0;height:1.5pt" o:hralign="center" o:hrstd="t" o:hr="t" fillcolor="#a0a0a0" stroked="f"/>
+        </w:pict>
+      </w:r>
+    </w:p>
+    <w:p>
+      <w:pPr>
+        <w:rPr>
+          <w:b/>
+          <w:bCs/>
+        </w:rPr>
+      </w:pPr>
+      <w:r>
+        <w:rPr>
+          <w:b/>
+          <w:bCs/>
+        </w:rPr>
+        <w:t>Q4. Why is a proper project folder structure important?</w:t>
+      </w:r>
+    </w:p>
+    <w:p>
+      <w:r>
+        <w:rPr>
+          <w:b/>
+          <w:bCs/>
+        </w:rPr>
+        <w:t>Answer:</w:t>
+      </w:r>
+    </w:p>
+    <w:p>
+      <w:r>
+        <w:t>A structured project improves maintainability, collaboration, version control, and makes it easier for recruiters and interviewers to understand the project.</w:t>
+      </w:r>
+    </w:p>
+    <w:p>
+      <w:r>
+        <w:pict w14:anchorId="2DAC21ED">
+          <v:rect id="_x0000_i1432" style="width:0;height:1.5pt" o:hralign="center" o:hrstd="t" o:hr="t" fillcolor="#a0a0a0" stroked="f"/>
+        </w:pict>
+      </w:r>
+    </w:p>
+    <w:p>
+      <w:pPr>
+        <w:rPr>
+          <w:b/>
+          <w:bCs/>
+        </w:rPr>
+      </w:pPr>
+      <w:r>
+        <w:rPr>
+          <w:b/>
+          <w:bCs/>
+        </w:rPr>
+        <w:t>Q5. Why is GitHub documentation important?</w:t>
+      </w:r>
+    </w:p>
+    <w:p>
+      <w:r>
+        <w:rPr>
+          <w:b/>
+          <w:bCs/>
+        </w:rPr>
+        <w:t>Answer:</w:t>
+      </w:r>
+    </w:p>
+    <w:p>
+      <w:r>
+        <w:t>Good documentation explains the project objectives, workflow, technologies, and business insights, making the project easier to understand and demonstrating professional development practices.</w:t>
+      </w:r>
+    </w:p>
+    <w:p>
+      <w:r>
+        <w:pict w14:anchorId="3F9E3A32">
+          <v:rect id="_x0000_i1433" style="width:0;height:1.5pt" o:hralign="center" o:hrstd="t" o:hr="t" fillcolor="#a0a0a0" stroked="f"/>
+        </w:pict>
+      </w:r>
+    </w:p>
+    <w:p>
+      <w:pPr>
+        <w:rPr>
+          <w:b/>
+          <w:bCs/>
+        </w:rPr>
+      </w:pPr>
+      <w:r>
+        <w:rPr>
+          <w:b/>
+          <w:bCs/>
+        </w:rPr>
+        <w:t>22.14 Skills Demonstrated</w:t>
+      </w:r>
+    </w:p>
+    <w:p>
+      <w:pPr>
+        <w:numPr>
+          <w:ilvl w:val="0"/>
+          <w:numId w:val="131"/>
+        </w:numPr>
+      </w:pPr>
+      <w:r>
+        <w:t>Power BI Dashboard Design</w:t>
+      </w:r>
+    </w:p>
+    <w:p>
+      <w:pPr>
+        <w:numPr>
+          <w:ilvl w:val="0"/>
+          <w:numId w:val="131"/>
+        </w:numPr>
+      </w:pPr>
+      <w:r>
+        <w:t>Dashboard Optimization</w:t>
+      </w:r>
+    </w:p>
+    <w:p>
+      <w:pPr>
+        <w:numPr>
+          <w:ilvl w:val="0"/>
+          <w:numId w:val="131"/>
+        </w:numPr>
+      </w:pPr>
+      <w:r>
+        <w:t>Business Intelligence</w:t>
+      </w:r>
+    </w:p>
+    <w:p>
+      <w:pPr>
+        <w:numPr>
+          <w:ilvl w:val="0"/>
+          <w:numId w:val="131"/>
+        </w:numPr>
+      </w:pPr>
+      <w:r>
+        <w:t>UI/UX Improvements</w:t>
+      </w:r>
+    </w:p>
+    <w:p>
+      <w:pPr>
+        <w:numPr>
+          <w:ilvl w:val="0"/>
+          <w:numId w:val="131"/>
+        </w:numPr>
+      </w:pPr>
+      <w:r>
+        <w:t>GitHub Documentation</w:t>
+      </w:r>
+    </w:p>
+    <w:p>
+      <w:pPr>
+        <w:numPr>
+          <w:ilvl w:val="0"/>
+          <w:numId w:val="131"/>
+        </w:numPr>
+      </w:pPr>
+      <w:r>
+        <w:t>Project Organization</w:t>
+      </w:r>
+    </w:p>
+    <w:p>
+      <w:pPr>
+        <w:numPr>
+          <w:ilvl w:val="0"/>
+          <w:numId w:val="131"/>
+        </w:numPr>
+      </w:pPr>
+      <w:r>
+        <w:t>ETL Workflow Understanding</w:t>
+      </w:r>
+    </w:p>
+    <w:p>
+      <w:pPr>
+        <w:numPr>
+          <w:ilvl w:val="0"/>
+          <w:numId w:val="131"/>
+        </w:numPr>
+      </w:pPr>
+      <w:r>
+        <w:t>Professional Folder Structure</w:t>
+      </w:r>
+    </w:p>
+    <w:p>
+      <w:pPr>
+        <w:numPr>
+          <w:ilvl w:val="0"/>
+          <w:numId w:val="131"/>
+        </w:numPr>
+      </w:pPr>
+      <w:r>
+        <w:lastRenderedPageBreak/>
+        <w:t>Data Visualization</w:t>
+      </w:r>
+    </w:p>
+    <w:p>
+      <w:pPr>
+        <w:numPr>
+          <w:ilvl w:val="0"/>
+          <w:numId w:val="131"/>
+        </w:numPr>
+      </w:pPr>
+      <w:r>
+        <w:t>Business Reporting</w:t>
+      </w:r>
+    </w:p>
+    <w:p>
+      <w:r>
+        <w:pict w14:anchorId="342B5360">
+          <v:rect id="_x0000_i1434" style="width:0;height:1.5pt" o:hralign="center" o:hrstd="t" o:hr="t" fillcolor="#a0a0a0" stroked="f"/>
+        </w:pict>
+      </w:r>
+    </w:p>
+    <w:p>
+      <w:pPr>
+        <w:rPr>
+          <w:b/>
+          <w:bCs/>
+        </w:rPr>
+      </w:pPr>
+      <w:r>
+        <w:rPr>
+          <w:b/>
+          <w:bCs/>
+        </w:rPr>
+        <w:t>22.15 Key Learning</w:t>
+      </w:r>
+    </w:p>
+    <w:p>
+      <w:r>
+        <w:t xml:space="preserve">Day 13 completed the </w:t>
+      </w:r>
+      <w:proofErr w:type="spellStart"/>
+      <w:r>
+        <w:t>Olist</w:t>
+      </w:r>
+      <w:proofErr w:type="spellEnd"/>
+      <w:r>
+        <w:t xml:space="preserve"> E-Commerce Analysis project by transforming technical analysis into a professional portfolio project. Dashboard optimization, structured documentation, GitHub organization, and workflow review demonstrated not only technical skills but also industry-standard project management and presentation practices.</w:t>
+      </w:r>
+    </w:p>
+    <w:p>
+      <w:r>
+        <w:t>The project now represents a complete end-to-end Data Analytics solution, covering data ingestion, SQL analysis, Python-based cleaning and EDA, Power BI visualization, and professional documentation suitable for interviews and portfolio presentation.</w:t>
+      </w:r>
+    </w:p>
+    <w:p/>
+    <w:p/>
+    <w:p/>
+    <w:p/>
+    <w:p>
+      <w:r>
+        <w:rPr>
+          <w:b/>
+          <w:bCs/>
+        </w:rPr>
+        <w:t>Interviewer:</w:t>
+      </w:r>
+      <w:r>
+        <w:t xml:space="preserve"> </w:t>
+      </w:r>
+      <w:r>
+        <w:rPr>
+          <w:i/>
+          <w:iCs/>
+        </w:rPr>
+        <w:t>"You created clean_orders.csv, but why didn't you use it in Power BI?"</w:t>
+      </w:r>
+    </w:p>
+    <w:p>
+      <w:pPr>
+        <w:rPr>
+          <w:b/>
+          <w:bCs/>
+        </w:rPr>
+      </w:pPr>
+      <w:r>
+        <w:rPr>
+          <w:b/>
+          <w:bCs/>
+        </w:rPr>
+        <w:t xml:space="preserve">Interview Answer </w:t>
+      </w:r>
+    </w:p>
+    <w:p>
+      <w:r>
+        <w:rPr>
+          <w:b/>
+          <w:bCs/>
+        </w:rPr>
+        <w:t>"In this project, my primary objective was to demonstrate an end-to-end data analytics workflow using MySQL, Python, SQL, and Power BI. I used Python for data cleaning, validation, feature engineering, and exploratory data analysis to understand the dataset and prepare it for analysis. For the dashboard, I connected Power BI directly to the MySQL database to demonstrate database connectivity and reporting from a relational database. If this were a production project, I would load the cleaned data back into MySQL as clean tables and connect Power BI to those cleaned tables."</w:t>
+      </w:r>
+    </w:p>
+    <w:p>
+      <w:r>
+        <w:pict w14:anchorId="7A821CC4">
           <v:rect id="_x0000_i1477" style="width:0;height:1.5pt" o:hralign="center" o:hrstd="t" o:hr="t" fillcolor="#a0a0a0" stroked="f"/>
         </w:pict>
       </w:r>
@@ -32147,60 +35132,26 @@
           <w:b/>
           <w:bCs/>
         </w:rPr>
-        <w:t>21.14 Common Mistake and Learning</w:t>
-      </w:r>
-    </w:p>
-    <w:p>
-      <w:pPr>
-        <w:rPr>
-          <w:b/>
-          <w:bCs/>
-        </w:rPr>
-      </w:pPr>
-      <w:r>
-        <w:rPr>
-          <w:b/>
-          <w:bCs/>
-        </w:rPr>
-        <w:t>Incorrect Approach</w:t>
-      </w:r>
-    </w:p>
-    <w:p>
-      <w:r>
-        <w:t>Manually typing incorrect table names.</w:t>
-      </w:r>
-    </w:p>
-    <w:p>
-      <w:r>
-        <w:t>Example</w:t>
-      </w:r>
-    </w:p>
-    <w:p>
-      <w:r>
-        <w:t>SUM(</w:t>
-      </w:r>
-      <w:proofErr w:type="spellStart"/>
-      <w:r>
-        <w:t>olist_order_items_dataset</w:t>
-      </w:r>
-      <w:proofErr w:type="spellEnd"/>
-      <w:r>
-        <w:t>[price])</w:t>
-      </w:r>
-    </w:p>
-    <w:p>
-      <w:r>
-        <w:t>Result</w:t>
-      </w:r>
-    </w:p>
-    <w:p>
-      <w:r>
-        <w:t>Cannot find table</w:t>
-      </w:r>
-    </w:p>
-    <w:p>
-      <w:r>
-        <w:pict w14:anchorId="2CAAA0B5">
+        <w:t>Q: Then why did you create clean_orders.csv?</w:t>
+      </w:r>
+    </w:p>
+    <w:p>
+      <w:r>
+        <w:rPr>
+          <w:b/>
+          <w:bCs/>
+        </w:rPr>
+        <w:t>Answer:</w:t>
+      </w:r>
+    </w:p>
+    <w:p>
+      <w:r>
+        <w:t>"I created clean_orders.csv to validate the cleaning process and preserve the transformed dataset. It also helped me verify that the cleaning and feature engineering were successful. In this learning project, it acted as an intermediate output."</w:t>
+      </w:r>
+    </w:p>
+    <w:p>
+      <w:r>
+        <w:pict w14:anchorId="6C96875B">
           <v:rect id="_x0000_i1478" style="width:0;height:1.5pt" o:hralign="center" o:hrstd="t" o:hr="t" fillcolor="#a0a0a0" stroked="f"/>
         </w:pict>
       </w:r>
@@ -32217,58 +35168,27 @@
           <w:b/>
           <w:bCs/>
         </w:rPr>
-        <w:t>Correct Approach</w:t>
-      </w:r>
-    </w:p>
-    <w:p>
-      <w:r>
-        <w:t>Using the exact table name imported by Power BI.</w:t>
-      </w:r>
-    </w:p>
-    <w:p>
-      <w:r>
-        <w:t>SUM('</w:t>
-      </w:r>
-      <w:proofErr w:type="spellStart"/>
-      <w:r>
-        <w:t>olist</w:t>
-      </w:r>
-      <w:proofErr w:type="spellEnd"/>
-      <w:r>
-        <w:t xml:space="preserve"> </w:t>
-      </w:r>
-      <w:proofErr w:type="spellStart"/>
-      <w:r>
-        <w:t>olist_order_items_dataset</w:t>
-      </w:r>
-      <w:proofErr w:type="spellEnd"/>
-      <w:r>
-        <w:t>'[price])</w:t>
-      </w:r>
-    </w:p>
-    <w:p>
-      <w:r>
-        <w:t xml:space="preserve">or dragging the </w:t>
-      </w:r>
-      <w:r>
-        <w:rPr>
-          <w:b/>
-          <w:bCs/>
-        </w:rPr>
-        <w:t>price</w:t>
-      </w:r>
-      <w:r>
-        <w:t xml:space="preserve"> field directly into the Formula Bar.</w:t>
-      </w:r>
-    </w:p>
-    <w:p>
-      <w:r>
-        <w:t>This minimizes syntax errors and improves accuracy.</w:t>
-      </w:r>
-    </w:p>
-    <w:p>
-      <w:r>
-        <w:pict w14:anchorId="28E40C8F">
+        <w:t>Q: Is this the best ETL practice?</w:t>
+      </w:r>
+    </w:p>
+    <w:p>
+      <w:r>
+        <w:rPr>
+          <w:b/>
+          <w:bCs/>
+        </w:rPr>
+        <w:lastRenderedPageBreak/>
+        <w:t>Answer:</w:t>
+      </w:r>
+    </w:p>
+    <w:p>
+      <w:r>
+        <w:t>"Not completely. For a production ETL pipeline, I would store the cleaned dataset back into the database. Then Power BI would connect to the cleaned tables instead of the raw tables."</w:t>
+      </w:r>
+    </w:p>
+    <w:p>
+      <w:r>
+        <w:pict w14:anchorId="65D3AD82">
           <v:rect id="_x0000_i1479" style="width:0;height:1.5pt" o:hralign="center" o:hrstd="t" o:hr="t" fillcolor="#a0a0a0" stroked="f"/>
         </w:pict>
       </w:r>
@@ -32285,555 +35205,129 @@
           <w:b/>
           <w:bCs/>
         </w:rPr>
-        <w:t>21.15 Outcome of Day 12</w:t>
-      </w:r>
-    </w:p>
-    <w:p>
-      <w:r>
-        <w:t>At the end of Day 12,</w:t>
-      </w:r>
-    </w:p>
-    <w:p>
-      <w:pPr>
-        <w:numPr>
-          <w:ilvl w:val="0"/>
-          <w:numId w:val="122"/>
-        </w:numPr>
-      </w:pPr>
-      <w:r>
-        <w:t>MySQL tables were successfully imported into Power BI.</w:t>
-      </w:r>
-    </w:p>
-    <w:p>
-      <w:pPr>
-        <w:numPr>
-          <w:ilvl w:val="0"/>
-          <w:numId w:val="122"/>
-        </w:numPr>
-      </w:pPr>
-      <w:r>
-        <w:t>Data relationships were verified.</w:t>
-      </w:r>
-    </w:p>
-    <w:p>
-      <w:pPr>
-        <w:numPr>
-          <w:ilvl w:val="0"/>
-          <w:numId w:val="122"/>
-        </w:numPr>
-      </w:pPr>
-      <w:r>
-        <w:t>Table name mismatch issue was resolved.</w:t>
-      </w:r>
-    </w:p>
-    <w:p>
-      <w:pPr>
-        <w:numPr>
-          <w:ilvl w:val="0"/>
-          <w:numId w:val="122"/>
-        </w:numPr>
-      </w:pPr>
-      <w:r>
-        <w:t>Six KPI measures were created using DAX.</w:t>
-      </w:r>
-    </w:p>
-    <w:p>
-      <w:pPr>
-        <w:numPr>
-          <w:ilvl w:val="0"/>
-          <w:numId w:val="122"/>
-        </w:numPr>
-      </w:pPr>
-      <w:r>
-        <w:t>Interactive KPI Cards were added.</w:t>
-      </w:r>
-    </w:p>
-    <w:p>
-      <w:pPr>
-        <w:numPr>
-          <w:ilvl w:val="0"/>
-          <w:numId w:val="122"/>
-        </w:numPr>
-      </w:pPr>
-      <w:r>
-        <w:t>Dashboard visualizations were prepared.</w:t>
-      </w:r>
-    </w:p>
-    <w:p>
-      <w:pPr>
-        <w:numPr>
-          <w:ilvl w:val="0"/>
-          <w:numId w:val="122"/>
-        </w:numPr>
-      </w:pPr>
-      <w:r>
-        <w:t>Business metrics were successfully calculated.</w:t>
-      </w:r>
-    </w:p>
-    <w:p>
-      <w:pPr>
-        <w:numPr>
-          <w:ilvl w:val="0"/>
-          <w:numId w:val="122"/>
-        </w:numPr>
-      </w:pPr>
-      <w:r>
-        <w:t>The dashboard was ready for advanced visualizations and interactive reporting.</w:t>
-      </w:r>
-    </w:p>
-    <w:p>
-      <w:r>
-        <w:pict w14:anchorId="4FC28465">
-          <v:rect id="_x0000_i1480" style="width:0;height:1.5pt" o:hralign="center" o:hrstd="t" o:hr="t" fillcolor="#a0a0a0" stroked="f"/>
-        </w:pict>
-      </w:r>
-    </w:p>
-    <w:p>
-      <w:pPr>
-        <w:rPr>
-          <w:b/>
-          <w:bCs/>
-        </w:rPr>
-      </w:pPr>
-      <w:r>
-        <w:rPr>
-          <w:b/>
-          <w:bCs/>
-        </w:rPr>
-        <w:t>21.16 Interview Perspective</w:t>
-      </w:r>
-    </w:p>
-    <w:p>
-      <w:pPr>
-        <w:rPr>
-          <w:b/>
-          <w:bCs/>
-        </w:rPr>
-      </w:pPr>
-      <w:r>
-        <w:rPr>
-          <w:b/>
-          <w:bCs/>
-        </w:rPr>
-        <w:t>Q1. What is DAX?</w:t>
-      </w:r>
-    </w:p>
-    <w:p>
-      <w:r>
-        <w:rPr>
-          <w:b/>
-          <w:bCs/>
-        </w:rPr>
+        <w:t xml:space="preserve">Diagram Interview </w:t>
+      </w:r>
+    </w:p>
+    <w:p>
+      <w:pPr>
+        <w:rPr>
+          <w:b/>
+          <w:bCs/>
+        </w:rPr>
+      </w:pPr>
+      <w:r>
+        <w:rPr>
+          <w:b/>
+          <w:bCs/>
+        </w:rPr>
+        <w:t>Current Project Workflow</w:t>
+      </w:r>
+    </w:p>
+    <w:p>
+      <w:r>
+        <w:t>CSV Files</w:t>
+      </w:r>
+    </w:p>
+    <w:p>
+      <w:r>
+        <w:t xml:space="preserve">     ↓</w:t>
+      </w:r>
+    </w:p>
+    <w:p>
+      <w:r>
+        <w:t>MySQL (Raw Tables)</w:t>
+      </w:r>
+    </w:p>
+    <w:p>
+      <w:r>
+        <w:t xml:space="preserve">     ↓</w:t>
+      </w:r>
+    </w:p>
+    <w:p>
+      <w:r>
+        <w:t>Python Cleaning &amp; EDA</w:t>
+      </w:r>
+    </w:p>
+    <w:p>
+      <w:r>
+        <w:t xml:space="preserve">     ↓</w:t>
+      </w:r>
+    </w:p>
+    <w:p>
+      <w:r>
+        <w:t>Power BI (Raw MySQL Tables)</w:t>
+      </w:r>
+    </w:p>
+    <w:p>
+      <w:pPr>
+        <w:rPr>
+          <w:b/>
+          <w:bCs/>
+        </w:rPr>
+      </w:pPr>
+      <w:r>
+        <w:rPr>
+          <w:b/>
+          <w:bCs/>
+        </w:rPr>
+        <w:t>Production Workflow</w:t>
+      </w:r>
+    </w:p>
+    <w:p>
+      <w:r>
+        <w:t>CSV Files</w:t>
+      </w:r>
+    </w:p>
+    <w:p>
+      <w:r>
+        <w:t xml:space="preserve">     ↓</w:t>
+      </w:r>
+    </w:p>
+    <w:p>
+      <w:r>
+        <w:t>MySQL (Raw Tables)</w:t>
+      </w:r>
+    </w:p>
+    <w:p>
+      <w:r>
+        <w:t xml:space="preserve">     ↓</w:t>
+      </w:r>
+    </w:p>
+    <w:p>
+      <w:r>
+        <w:t>Python Cleaning</w:t>
+      </w:r>
+    </w:p>
+    <w:p>
+      <w:r>
+        <w:t xml:space="preserve">     ↓</w:t>
+      </w:r>
+    </w:p>
+    <w:p>
+      <w:r>
+        <w:t>MySQL (Clean Tables)</w:t>
+      </w:r>
+    </w:p>
+    <w:p>
+      <w:r>
+        <w:t xml:space="preserve">     ↓</w:t>
+      </w:r>
+    </w:p>
+    <w:p>
+      <w:r>
+        <w:t>Power BI</w:t>
+      </w:r>
+    </w:p>
+    <w:p/>
+    <w:p/>
+    <w:p/>
+    <w:p>
+      <w:r>
+        <w:t xml:space="preserve">"This project was designed as a learning-focused end-to-end analytics project. I intentionally demonstrated SQL integration, Python data analysis, and Power BI reporting separately. For </w:t>
+      </w:r>
+      <w:r>
         <w:lastRenderedPageBreak/>
-        <w:t>Answer:</w:t>
-      </w:r>
-    </w:p>
-    <w:p>
-      <w:r>
-        <w:t>DAX (Data Analysis Expressions) is the formula language used in Power BI to create calculated columns, measures, and advanced business calculations.</w:t>
-      </w:r>
-    </w:p>
-    <w:p>
-      <w:r>
-        <w:pict w14:anchorId="745DE43D">
-          <v:rect id="_x0000_i1481" style="width:0;height:1.5pt" o:hralign="center" o:hrstd="t" o:hr="t" fillcolor="#a0a0a0" stroked="f"/>
-        </w:pict>
-      </w:r>
-    </w:p>
-    <w:p>
-      <w:pPr>
-        <w:rPr>
-          <w:b/>
-          <w:bCs/>
-        </w:rPr>
-      </w:pPr>
-      <w:r>
-        <w:rPr>
-          <w:b/>
-          <w:bCs/>
-        </w:rPr>
-        <w:t>Q2. Why did the "Cannot find table" error occur?</w:t>
-      </w:r>
-    </w:p>
-    <w:p>
-      <w:r>
-        <w:rPr>
-          <w:b/>
-          <w:bCs/>
-        </w:rPr>
-        <w:t>Answer:</w:t>
-      </w:r>
-    </w:p>
-    <w:p>
-      <w:r>
-        <w:t>Power BI imported the MySQL tables with the database schema name, changing the table name. Using the incorrect table name in DAX caused the error.</w:t>
-      </w:r>
-    </w:p>
-    <w:p>
-      <w:r>
-        <w:pict w14:anchorId="5109F849">
-          <v:rect id="_x0000_i1482" style="width:0;height:1.5pt" o:hralign="center" o:hrstd="t" o:hr="t" fillcolor="#a0a0a0" stroked="f"/>
-        </w:pict>
-      </w:r>
-    </w:p>
-    <w:p>
-      <w:pPr>
-        <w:rPr>
-          <w:b/>
-          <w:bCs/>
-        </w:rPr>
-      </w:pPr>
-      <w:r>
-        <w:rPr>
-          <w:b/>
-          <w:bCs/>
-        </w:rPr>
-        <w:t>Q3. Why are single quotation marks used in DAX?</w:t>
-      </w:r>
-    </w:p>
-    <w:p>
-      <w:r>
-        <w:rPr>
-          <w:b/>
-          <w:bCs/>
-        </w:rPr>
-        <w:t>Answer:</w:t>
-      </w:r>
-    </w:p>
-    <w:p>
-      <w:r>
-        <w:t>Single quotation marks are required when table names contain spaces or special characters, ensuring Power BI interprets the table name correctly.</w:t>
-      </w:r>
-    </w:p>
-    <w:p>
-      <w:r>
-        <w:pict w14:anchorId="0686F9BD">
-          <v:rect id="_x0000_i1483" style="width:0;height:1.5pt" o:hralign="center" o:hrstd="t" o:hr="t" fillcolor="#a0a0a0" stroked="f"/>
-        </w:pict>
-      </w:r>
-    </w:p>
-    <w:p>
-      <w:pPr>
-        <w:rPr>
-          <w:b/>
-          <w:bCs/>
-        </w:rPr>
-      </w:pPr>
-      <w:r>
-        <w:rPr>
-          <w:b/>
-          <w:bCs/>
-        </w:rPr>
-        <w:t>Q4. What is the difference between SUM() and DISTINCTCOUNT()?</w:t>
-      </w:r>
-    </w:p>
-    <w:p>
-      <w:r>
-        <w:rPr>
-          <w:b/>
-          <w:bCs/>
-        </w:rPr>
-        <w:t>Answer:</w:t>
-      </w:r>
-    </w:p>
-    <w:p>
-      <w:r>
-        <w:t>SUM() adds all numeric values in a column, whereas DISTINCTCOUNT() counts only unique values, avoiding duplicate records.</w:t>
-      </w:r>
-    </w:p>
-    <w:p>
-      <w:r>
-        <w:pict w14:anchorId="03278CC0">
-          <v:rect id="_x0000_i1484" style="width:0;height:1.5pt" o:hralign="center" o:hrstd="t" o:hr="t" fillcolor="#a0a0a0" stroked="f"/>
-        </w:pict>
-      </w:r>
-    </w:p>
-    <w:p>
-      <w:pPr>
-        <w:rPr>
-          <w:b/>
-          <w:bCs/>
-        </w:rPr>
-      </w:pPr>
-      <w:r>
-        <w:rPr>
-          <w:b/>
-          <w:bCs/>
-        </w:rPr>
-        <w:t>Q5. Why is DIVIDE() preferred over the "/" operator?</w:t>
-      </w:r>
-    </w:p>
-    <w:p>
-      <w:r>
-        <w:rPr>
-          <w:b/>
-          <w:bCs/>
-        </w:rPr>
-        <w:t>Answer:</w:t>
-      </w:r>
-    </w:p>
-    <w:p>
-      <w:r>
-        <w:t>DIVIDE() safely handles division by zero and prevents runtime errors, making calculations more reliable.</w:t>
-      </w:r>
-    </w:p>
-    <w:p>
-      <w:r>
-        <w:pict w14:anchorId="1F4F40FF">
-          <v:rect id="_x0000_i1485" style="width:0;height:1.5pt" o:hralign="center" o:hrstd="t" o:hr="t" fillcolor="#a0a0a0" stroked="f"/>
-        </w:pict>
-      </w:r>
-    </w:p>
-    <w:p>
-      <w:pPr>
-        <w:rPr>
-          <w:b/>
-          <w:bCs/>
-        </w:rPr>
-      </w:pPr>
-      <w:r>
-        <w:rPr>
-          <w:b/>
-          <w:bCs/>
-        </w:rPr>
-        <w:t>Q6. Why are KPI Cards important?</w:t>
-      </w:r>
-    </w:p>
-    <w:p>
-      <w:r>
-        <w:rPr>
-          <w:b/>
-          <w:bCs/>
-        </w:rPr>
-        <w:t>Answer:</w:t>
-      </w:r>
-    </w:p>
-    <w:p>
-      <w:r>
-        <w:t>KPI Cards display the most important business metrics at a glance, allowing managers and stakeholders to monitor business performance quickly.</w:t>
-      </w:r>
-    </w:p>
-    <w:p>
-      <w:r>
-        <w:pict w14:anchorId="3E7D46AA">
-          <v:rect id="_x0000_i1486" style="width:0;height:1.5pt" o:hralign="center" o:hrstd="t" o:hr="t" fillcolor="#a0a0a0" stroked="f"/>
-        </w:pict>
-      </w:r>
-    </w:p>
-    <w:p>
-      <w:pPr>
-        <w:rPr>
-          <w:b/>
-          <w:bCs/>
-        </w:rPr>
-      </w:pPr>
-      <w:r>
-        <w:rPr>
-          <w:b/>
-          <w:bCs/>
-        </w:rPr>
-        <w:t>Q7. Why should fields be dragged from the Fields Pane while writing DAX?</w:t>
-      </w:r>
-    </w:p>
-    <w:p>
-      <w:r>
-        <w:rPr>
-          <w:b/>
-          <w:bCs/>
-        </w:rPr>
-        <w:lastRenderedPageBreak/>
-        <w:t>Answer:</w:t>
-      </w:r>
-    </w:p>
-    <w:p>
-      <w:r>
-        <w:t>Dragging fields automatically inserts the correct table and column names, reducing typing errors and improving development efficiency.</w:t>
-      </w:r>
-    </w:p>
-    <w:p>
-      <w:r>
-        <w:pict w14:anchorId="670CB1EF">
-          <v:rect id="_x0000_i1487" style="width:0;height:1.5pt" o:hralign="center" o:hrstd="t" o:hr="t" fillcolor="#a0a0a0" stroked="f"/>
-        </w:pict>
-      </w:r>
-    </w:p>
-    <w:p>
-      <w:pPr>
-        <w:rPr>
-          <w:b/>
-          <w:bCs/>
-        </w:rPr>
-      </w:pPr>
-      <w:r>
-        <w:rPr>
-          <w:b/>
-          <w:bCs/>
-        </w:rPr>
-        <w:t>21.17 Skills Demonstrated</w:t>
-      </w:r>
-    </w:p>
-    <w:p>
-      <w:pPr>
-        <w:numPr>
-          <w:ilvl w:val="0"/>
-          <w:numId w:val="123"/>
-        </w:numPr>
-      </w:pPr>
-      <w:r>
-        <w:t>Power BI</w:t>
-      </w:r>
-    </w:p>
-    <w:p>
-      <w:pPr>
-        <w:numPr>
-          <w:ilvl w:val="0"/>
-          <w:numId w:val="123"/>
-        </w:numPr>
-      </w:pPr>
-      <w:r>
-        <w:t>DAX Measures</w:t>
-      </w:r>
-    </w:p>
-    <w:p>
-      <w:pPr>
-        <w:numPr>
-          <w:ilvl w:val="0"/>
-          <w:numId w:val="123"/>
-        </w:numPr>
-      </w:pPr>
-      <w:r>
-        <w:t xml:space="preserve">Data </w:t>
-      </w:r>
-      <w:proofErr w:type="spellStart"/>
-      <w:r>
-        <w:t>Modeling</w:t>
-      </w:r>
-      <w:proofErr w:type="spellEnd"/>
-    </w:p>
-    <w:p>
-      <w:pPr>
-        <w:numPr>
-          <w:ilvl w:val="0"/>
-          <w:numId w:val="123"/>
-        </w:numPr>
-      </w:pPr>
-      <w:r>
-        <w:t>KPI Development</w:t>
-      </w:r>
-    </w:p>
-    <w:p>
-      <w:pPr>
-        <w:numPr>
-          <w:ilvl w:val="0"/>
-          <w:numId w:val="123"/>
-        </w:numPr>
-      </w:pPr>
-      <w:r>
-        <w:t>Dashboard Design</w:t>
-      </w:r>
-    </w:p>
-    <w:p>
-      <w:pPr>
-        <w:numPr>
-          <w:ilvl w:val="0"/>
-          <w:numId w:val="123"/>
-        </w:numPr>
-      </w:pPr>
-      <w:r>
-        <w:t>Business Intelligence</w:t>
-      </w:r>
-    </w:p>
-    <w:p>
-      <w:pPr>
-        <w:numPr>
-          <w:ilvl w:val="0"/>
-          <w:numId w:val="123"/>
-        </w:numPr>
-      </w:pPr>
-      <w:r>
-        <w:t>MySQL Integration</w:t>
-      </w:r>
-    </w:p>
-    <w:p>
-      <w:pPr>
-        <w:numPr>
-          <w:ilvl w:val="0"/>
-          <w:numId w:val="123"/>
-        </w:numPr>
-      </w:pPr>
-      <w:r>
-        <w:t>Data Visualization</w:t>
-      </w:r>
-    </w:p>
-    <w:p>
-      <w:pPr>
-        <w:numPr>
-          <w:ilvl w:val="0"/>
-          <w:numId w:val="123"/>
-        </w:numPr>
-      </w:pPr>
-      <w:r>
-        <w:t>Interactive Reporting</w:t>
-      </w:r>
-    </w:p>
-    <w:p>
-      <w:pPr>
-        <w:numPr>
-          <w:ilvl w:val="0"/>
-          <w:numId w:val="123"/>
-        </w:numPr>
-      </w:pPr>
-      <w:r>
-        <w:t>Problem Solving</w:t>
-      </w:r>
-    </w:p>
-    <w:p>
-      <w:pPr>
-        <w:numPr>
-          <w:ilvl w:val="0"/>
-          <w:numId w:val="123"/>
-        </w:numPr>
-      </w:pPr>
-      <w:r>
-        <w:t>Error Debugging</w:t>
-      </w:r>
-    </w:p>
-    <w:p>
-      <w:pPr>
-        <w:numPr>
-          <w:ilvl w:val="0"/>
-          <w:numId w:val="123"/>
-        </w:numPr>
-      </w:pPr>
-      <w:r>
-        <w:t>Business Analytics</w:t>
-      </w:r>
-    </w:p>
-    <w:p>
-      <w:r>
-        <w:pict w14:anchorId="6D131748">
-          <v:rect id="_x0000_i1488" style="width:0;height:1.5pt" o:hralign="center" o:hrstd="t" o:hr="t" fillcolor="#a0a0a0" stroked="f"/>
-        </w:pict>
-      </w:r>
-    </w:p>
-    <w:p>
-      <w:pPr>
-        <w:rPr>
-          <w:b/>
-          <w:bCs/>
-        </w:rPr>
-      </w:pPr>
-      <w:r>
-        <w:rPr>
-          <w:b/>
-          <w:bCs/>
-        </w:rPr>
-        <w:t>21.18 Key Learning</w:t>
-      </w:r>
-    </w:p>
-    <w:p>
-      <w:r>
-        <w:t>Day 12 marked the transition from data analysis to Business Intelligence reporting. Using Power BI and DAX, raw business data was transformed into interactive KPI dashboards and visual reports. Additionally, resolving the table name mismatch issue strengthened practical debugging skills and reinforced the importance of understanding data models, schema names, and professional DAX development practices.</w:t>
+        <w:t>future projects, I plan to implement a production-style ETL pipeline where cleaned tables become the source for reporting."</w:t>
       </w:r>
     </w:p>
     <w:p/>
@@ -33148,6 +35642,155 @@
     </w:lvl>
   </w:abstractNum>
   <w:abstractNum w:abstractNumId="2" w15:restartNumberingAfterBreak="0">
+    <w:nsid w:val="02330ED1"/>
+    <w:multiLevelType w:val="multilevel"/>
+    <w:tmpl w:val="1610CAEC"/>
+    <w:lvl w:ilvl="0">
+      <w:start w:val="1"/>
+      <w:numFmt w:val="bullet"/>
+      <w:lvlText w:val=""/>
+      <w:lvlJc w:val="left"/>
+      <w:pPr>
+        <w:tabs>
+          <w:tab w:val="num" w:pos="720"/>
+        </w:tabs>
+        <w:ind w:left="720" w:hanging="360"/>
+      </w:pPr>
+      <w:rPr>
+        <w:rFonts w:ascii="Symbol" w:hAnsi="Symbol" w:hint="default"/>
+        <w:sz w:val="20"/>
+      </w:rPr>
+    </w:lvl>
+    <w:lvl w:ilvl="1" w:tentative="1">
+      <w:start w:val="1"/>
+      <w:numFmt w:val="bullet"/>
+      <w:lvlText w:val="o"/>
+      <w:lvlJc w:val="left"/>
+      <w:pPr>
+        <w:tabs>
+          <w:tab w:val="num" w:pos="1440"/>
+        </w:tabs>
+        <w:ind w:left="1440" w:hanging="360"/>
+      </w:pPr>
+      <w:rPr>
+        <w:rFonts w:ascii="Courier New" w:hAnsi="Courier New" w:hint="default"/>
+        <w:sz w:val="20"/>
+      </w:rPr>
+    </w:lvl>
+    <w:lvl w:ilvl="2" w:tentative="1">
+      <w:start w:val="1"/>
+      <w:numFmt w:val="bullet"/>
+      <w:lvlText w:val=""/>
+      <w:lvlJc w:val="left"/>
+      <w:pPr>
+        <w:tabs>
+          <w:tab w:val="num" w:pos="2160"/>
+        </w:tabs>
+        <w:ind w:left="2160" w:hanging="360"/>
+      </w:pPr>
+      <w:rPr>
+        <w:rFonts w:ascii="Wingdings" w:hAnsi="Wingdings" w:hint="default"/>
+        <w:sz w:val="20"/>
+      </w:rPr>
+    </w:lvl>
+    <w:lvl w:ilvl="3" w:tentative="1">
+      <w:start w:val="1"/>
+      <w:numFmt w:val="bullet"/>
+      <w:lvlText w:val=""/>
+      <w:lvlJc w:val="left"/>
+      <w:pPr>
+        <w:tabs>
+          <w:tab w:val="num" w:pos="2880"/>
+        </w:tabs>
+        <w:ind w:left="2880" w:hanging="360"/>
+      </w:pPr>
+      <w:rPr>
+        <w:rFonts w:ascii="Wingdings" w:hAnsi="Wingdings" w:hint="default"/>
+        <w:sz w:val="20"/>
+      </w:rPr>
+    </w:lvl>
+    <w:lvl w:ilvl="4" w:tentative="1">
+      <w:start w:val="1"/>
+      <w:numFmt w:val="bullet"/>
+      <w:lvlText w:val=""/>
+      <w:lvlJc w:val="left"/>
+      <w:pPr>
+        <w:tabs>
+          <w:tab w:val="num" w:pos="3600"/>
+        </w:tabs>
+        <w:ind w:left="3600" w:hanging="360"/>
+      </w:pPr>
+      <w:rPr>
+        <w:rFonts w:ascii="Wingdings" w:hAnsi="Wingdings" w:hint="default"/>
+        <w:sz w:val="20"/>
+      </w:rPr>
+    </w:lvl>
+    <w:lvl w:ilvl="5" w:tentative="1">
+      <w:start w:val="1"/>
+      <w:numFmt w:val="bullet"/>
+      <w:lvlText w:val=""/>
+      <w:lvlJc w:val="left"/>
+      <w:pPr>
+        <w:tabs>
+          <w:tab w:val="num" w:pos="4320"/>
+        </w:tabs>
+        <w:ind w:left="4320" w:hanging="360"/>
+      </w:pPr>
+      <w:rPr>
+        <w:rFonts w:ascii="Wingdings" w:hAnsi="Wingdings" w:hint="default"/>
+        <w:sz w:val="20"/>
+      </w:rPr>
+    </w:lvl>
+    <w:lvl w:ilvl="6" w:tentative="1">
+      <w:start w:val="1"/>
+      <w:numFmt w:val="bullet"/>
+      <w:lvlText w:val=""/>
+      <w:lvlJc w:val="left"/>
+      <w:pPr>
+        <w:tabs>
+          <w:tab w:val="num" w:pos="5040"/>
+        </w:tabs>
+        <w:ind w:left="5040" w:hanging="360"/>
+      </w:pPr>
+      <w:rPr>
+        <w:rFonts w:ascii="Wingdings" w:hAnsi="Wingdings" w:hint="default"/>
+        <w:sz w:val="20"/>
+      </w:rPr>
+    </w:lvl>
+    <w:lvl w:ilvl="7" w:tentative="1">
+      <w:start w:val="1"/>
+      <w:numFmt w:val="bullet"/>
+      <w:lvlText w:val=""/>
+      <w:lvlJc w:val="left"/>
+      <w:pPr>
+        <w:tabs>
+          <w:tab w:val="num" w:pos="5760"/>
+        </w:tabs>
+        <w:ind w:left="5760" w:hanging="360"/>
+      </w:pPr>
+      <w:rPr>
+        <w:rFonts w:ascii="Wingdings" w:hAnsi="Wingdings" w:hint="default"/>
+        <w:sz w:val="20"/>
+      </w:rPr>
+    </w:lvl>
+    <w:lvl w:ilvl="8" w:tentative="1">
+      <w:start w:val="1"/>
+      <w:numFmt w:val="bullet"/>
+      <w:lvlText w:val=""/>
+      <w:lvlJc w:val="left"/>
+      <w:pPr>
+        <w:tabs>
+          <w:tab w:val="num" w:pos="6480"/>
+        </w:tabs>
+        <w:ind w:left="6480" w:hanging="360"/>
+      </w:pPr>
+      <w:rPr>
+        <w:rFonts w:ascii="Wingdings" w:hAnsi="Wingdings" w:hint="default"/>
+        <w:sz w:val="20"/>
+      </w:rPr>
+    </w:lvl>
+  </w:abstractNum>
+  <w:abstractNum w:abstractNumId="3" w15:restartNumberingAfterBreak="0">
     <w:nsid w:val="02D609E4"/>
     <w:multiLevelType w:val="multilevel"/>
     <w:tmpl w:val="59A6C310"/>
@@ -33296,7 +35939,7 @@
       </w:rPr>
     </w:lvl>
   </w:abstractNum>
-  <w:abstractNum w:abstractNumId="3" w15:restartNumberingAfterBreak="0">
+  <w:abstractNum w:abstractNumId="4" w15:restartNumberingAfterBreak="0">
     <w:nsid w:val="037C5FEB"/>
     <w:multiLevelType w:val="multilevel"/>
     <w:tmpl w:val="FC7CE162"/>
@@ -33445,7 +36088,7 @@
       </w:rPr>
     </w:lvl>
   </w:abstractNum>
-  <w:abstractNum w:abstractNumId="4" w15:restartNumberingAfterBreak="0">
+  <w:abstractNum w:abstractNumId="5" w15:restartNumberingAfterBreak="0">
     <w:nsid w:val="038F401E"/>
     <w:multiLevelType w:val="multilevel"/>
     <w:tmpl w:val="0060B66E"/>
@@ -33594,7 +36237,7 @@
       </w:rPr>
     </w:lvl>
   </w:abstractNum>
-  <w:abstractNum w:abstractNumId="5" w15:restartNumberingAfterBreak="0">
+  <w:abstractNum w:abstractNumId="6" w15:restartNumberingAfterBreak="0">
     <w:nsid w:val="048A412F"/>
     <w:multiLevelType w:val="multilevel"/>
     <w:tmpl w:val="BD143B36"/>
@@ -33743,7 +36386,7 @@
       </w:rPr>
     </w:lvl>
   </w:abstractNum>
-  <w:abstractNum w:abstractNumId="6" w15:restartNumberingAfterBreak="0">
+  <w:abstractNum w:abstractNumId="7" w15:restartNumberingAfterBreak="0">
     <w:nsid w:val="05412E0A"/>
     <w:multiLevelType w:val="multilevel"/>
     <w:tmpl w:val="E7A89478"/>
@@ -33892,7 +36535,156 @@
       </w:rPr>
     </w:lvl>
   </w:abstractNum>
-  <w:abstractNum w:abstractNumId="7" w15:restartNumberingAfterBreak="0">
+  <w:abstractNum w:abstractNumId="8" w15:restartNumberingAfterBreak="0">
+    <w:nsid w:val="06786C24"/>
+    <w:multiLevelType w:val="multilevel"/>
+    <w:tmpl w:val="CE343818"/>
+    <w:lvl w:ilvl="0">
+      <w:start w:val="1"/>
+      <w:numFmt w:val="bullet"/>
+      <w:lvlText w:val=""/>
+      <w:lvlJc w:val="left"/>
+      <w:pPr>
+        <w:tabs>
+          <w:tab w:val="num" w:pos="720"/>
+        </w:tabs>
+        <w:ind w:left="720" w:hanging="360"/>
+      </w:pPr>
+      <w:rPr>
+        <w:rFonts w:ascii="Symbol" w:hAnsi="Symbol" w:hint="default"/>
+        <w:sz w:val="20"/>
+      </w:rPr>
+    </w:lvl>
+    <w:lvl w:ilvl="1" w:tentative="1">
+      <w:start w:val="1"/>
+      <w:numFmt w:val="bullet"/>
+      <w:lvlText w:val="o"/>
+      <w:lvlJc w:val="left"/>
+      <w:pPr>
+        <w:tabs>
+          <w:tab w:val="num" w:pos="1440"/>
+        </w:tabs>
+        <w:ind w:left="1440" w:hanging="360"/>
+      </w:pPr>
+      <w:rPr>
+        <w:rFonts w:ascii="Courier New" w:hAnsi="Courier New" w:hint="default"/>
+        <w:sz w:val="20"/>
+      </w:rPr>
+    </w:lvl>
+    <w:lvl w:ilvl="2" w:tentative="1">
+      <w:start w:val="1"/>
+      <w:numFmt w:val="bullet"/>
+      <w:lvlText w:val=""/>
+      <w:lvlJc w:val="left"/>
+      <w:pPr>
+        <w:tabs>
+          <w:tab w:val="num" w:pos="2160"/>
+        </w:tabs>
+        <w:ind w:left="2160" w:hanging="360"/>
+      </w:pPr>
+      <w:rPr>
+        <w:rFonts w:ascii="Wingdings" w:hAnsi="Wingdings" w:hint="default"/>
+        <w:sz w:val="20"/>
+      </w:rPr>
+    </w:lvl>
+    <w:lvl w:ilvl="3" w:tentative="1">
+      <w:start w:val="1"/>
+      <w:numFmt w:val="bullet"/>
+      <w:lvlText w:val=""/>
+      <w:lvlJc w:val="left"/>
+      <w:pPr>
+        <w:tabs>
+          <w:tab w:val="num" w:pos="2880"/>
+        </w:tabs>
+        <w:ind w:left="2880" w:hanging="360"/>
+      </w:pPr>
+      <w:rPr>
+        <w:rFonts w:ascii="Wingdings" w:hAnsi="Wingdings" w:hint="default"/>
+        <w:sz w:val="20"/>
+      </w:rPr>
+    </w:lvl>
+    <w:lvl w:ilvl="4" w:tentative="1">
+      <w:start w:val="1"/>
+      <w:numFmt w:val="bullet"/>
+      <w:lvlText w:val=""/>
+      <w:lvlJc w:val="left"/>
+      <w:pPr>
+        <w:tabs>
+          <w:tab w:val="num" w:pos="3600"/>
+        </w:tabs>
+        <w:ind w:left="3600" w:hanging="360"/>
+      </w:pPr>
+      <w:rPr>
+        <w:rFonts w:ascii="Wingdings" w:hAnsi="Wingdings" w:hint="default"/>
+        <w:sz w:val="20"/>
+      </w:rPr>
+    </w:lvl>
+    <w:lvl w:ilvl="5" w:tentative="1">
+      <w:start w:val="1"/>
+      <w:numFmt w:val="bullet"/>
+      <w:lvlText w:val=""/>
+      <w:lvlJc w:val="left"/>
+      <w:pPr>
+        <w:tabs>
+          <w:tab w:val="num" w:pos="4320"/>
+        </w:tabs>
+        <w:ind w:left="4320" w:hanging="360"/>
+      </w:pPr>
+      <w:rPr>
+        <w:rFonts w:ascii="Wingdings" w:hAnsi="Wingdings" w:hint="default"/>
+        <w:sz w:val="20"/>
+      </w:rPr>
+    </w:lvl>
+    <w:lvl w:ilvl="6" w:tentative="1">
+      <w:start w:val="1"/>
+      <w:numFmt w:val="bullet"/>
+      <w:lvlText w:val=""/>
+      <w:lvlJc w:val="left"/>
+      <w:pPr>
+        <w:tabs>
+          <w:tab w:val="num" w:pos="5040"/>
+        </w:tabs>
+        <w:ind w:left="5040" w:hanging="360"/>
+      </w:pPr>
+      <w:rPr>
+        <w:rFonts w:ascii="Wingdings" w:hAnsi="Wingdings" w:hint="default"/>
+        <w:sz w:val="20"/>
+      </w:rPr>
+    </w:lvl>
+    <w:lvl w:ilvl="7" w:tentative="1">
+      <w:start w:val="1"/>
+      <w:numFmt w:val="bullet"/>
+      <w:lvlText w:val=""/>
+      <w:lvlJc w:val="left"/>
+      <w:pPr>
+        <w:tabs>
+          <w:tab w:val="num" w:pos="5760"/>
+        </w:tabs>
+        <w:ind w:left="5760" w:hanging="360"/>
+      </w:pPr>
+      <w:rPr>
+        <w:rFonts w:ascii="Wingdings" w:hAnsi="Wingdings" w:hint="default"/>
+        <w:sz w:val="20"/>
+      </w:rPr>
+    </w:lvl>
+    <w:lvl w:ilvl="8" w:tentative="1">
+      <w:start w:val="1"/>
+      <w:numFmt w:val="bullet"/>
+      <w:lvlText w:val=""/>
+      <w:lvlJc w:val="left"/>
+      <w:pPr>
+        <w:tabs>
+          <w:tab w:val="num" w:pos="6480"/>
+        </w:tabs>
+        <w:ind w:left="6480" w:hanging="360"/>
+      </w:pPr>
+      <w:rPr>
+        <w:rFonts w:ascii="Wingdings" w:hAnsi="Wingdings" w:hint="default"/>
+        <w:sz w:val="20"/>
+      </w:rPr>
+    </w:lvl>
+  </w:abstractNum>
+  <w:abstractNum w:abstractNumId="9" w15:restartNumberingAfterBreak="0">
     <w:nsid w:val="088E6EF6"/>
     <w:multiLevelType w:val="multilevel"/>
     <w:tmpl w:val="5950A766"/>
@@ -34041,7 +36833,7 @@
       </w:rPr>
     </w:lvl>
   </w:abstractNum>
-  <w:abstractNum w:abstractNumId="8" w15:restartNumberingAfterBreak="0">
+  <w:abstractNum w:abstractNumId="10" w15:restartNumberingAfterBreak="0">
     <w:nsid w:val="0A2E2FE5"/>
     <w:multiLevelType w:val="multilevel"/>
     <w:tmpl w:val="2D28D394"/>
@@ -34190,7 +36982,7 @@
       </w:rPr>
     </w:lvl>
   </w:abstractNum>
-  <w:abstractNum w:abstractNumId="9" w15:restartNumberingAfterBreak="0">
+  <w:abstractNum w:abstractNumId="11" w15:restartNumberingAfterBreak="0">
     <w:nsid w:val="0A551FA7"/>
     <w:multiLevelType w:val="multilevel"/>
     <w:tmpl w:val="E90C2170"/>
@@ -34339,7 +37131,7 @@
       </w:rPr>
     </w:lvl>
   </w:abstractNum>
-  <w:abstractNum w:abstractNumId="10" w15:restartNumberingAfterBreak="0">
+  <w:abstractNum w:abstractNumId="12" w15:restartNumberingAfterBreak="0">
     <w:nsid w:val="0A7267E1"/>
     <w:multiLevelType w:val="multilevel"/>
     <w:tmpl w:val="EB5E369E"/>
@@ -34488,7 +37280,7 @@
       </w:rPr>
     </w:lvl>
   </w:abstractNum>
-  <w:abstractNum w:abstractNumId="11" w15:restartNumberingAfterBreak="0">
+  <w:abstractNum w:abstractNumId="13" w15:restartNumberingAfterBreak="0">
     <w:nsid w:val="0B796136"/>
     <w:multiLevelType w:val="multilevel"/>
     <w:tmpl w:val="3C307B9E"/>
@@ -34637,7 +37429,7 @@
       </w:rPr>
     </w:lvl>
   </w:abstractNum>
-  <w:abstractNum w:abstractNumId="12" w15:restartNumberingAfterBreak="0">
+  <w:abstractNum w:abstractNumId="14" w15:restartNumberingAfterBreak="0">
     <w:nsid w:val="0BB25911"/>
     <w:multiLevelType w:val="multilevel"/>
     <w:tmpl w:val="70E817DE"/>
@@ -34786,7 +37578,7 @@
       </w:rPr>
     </w:lvl>
   </w:abstractNum>
-  <w:abstractNum w:abstractNumId="13" w15:restartNumberingAfterBreak="0">
+  <w:abstractNum w:abstractNumId="15" w15:restartNumberingAfterBreak="0">
     <w:nsid w:val="0C5E2602"/>
     <w:multiLevelType w:val="multilevel"/>
     <w:tmpl w:val="C96A66E2"/>
@@ -34935,7 +37727,7 @@
       </w:rPr>
     </w:lvl>
   </w:abstractNum>
-  <w:abstractNum w:abstractNumId="14" w15:restartNumberingAfterBreak="0">
+  <w:abstractNum w:abstractNumId="16" w15:restartNumberingAfterBreak="0">
     <w:nsid w:val="0C721938"/>
     <w:multiLevelType w:val="multilevel"/>
     <w:tmpl w:val="5A6C6D60"/>
@@ -35084,7 +37876,7 @@
       </w:rPr>
     </w:lvl>
   </w:abstractNum>
-  <w:abstractNum w:abstractNumId="15" w15:restartNumberingAfterBreak="0">
+  <w:abstractNum w:abstractNumId="17" w15:restartNumberingAfterBreak="0">
     <w:nsid w:val="0D8428B4"/>
     <w:multiLevelType w:val="multilevel"/>
     <w:tmpl w:val="7040DFA8"/>
@@ -35233,7 +38025,7 @@
       </w:rPr>
     </w:lvl>
   </w:abstractNum>
-  <w:abstractNum w:abstractNumId="16" w15:restartNumberingAfterBreak="0">
+  <w:abstractNum w:abstractNumId="18" w15:restartNumberingAfterBreak="0">
     <w:nsid w:val="10997FD4"/>
     <w:multiLevelType w:val="multilevel"/>
     <w:tmpl w:val="6448A93E"/>
@@ -35382,7 +38174,7 @@
       </w:rPr>
     </w:lvl>
   </w:abstractNum>
-  <w:abstractNum w:abstractNumId="17" w15:restartNumberingAfterBreak="0">
+  <w:abstractNum w:abstractNumId="19" w15:restartNumberingAfterBreak="0">
     <w:nsid w:val="14A81FA2"/>
     <w:multiLevelType w:val="multilevel"/>
     <w:tmpl w:val="8AE61600"/>
@@ -35531,7 +38323,7 @@
       </w:rPr>
     </w:lvl>
   </w:abstractNum>
-  <w:abstractNum w:abstractNumId="18" w15:restartNumberingAfterBreak="0">
+  <w:abstractNum w:abstractNumId="20" w15:restartNumberingAfterBreak="0">
     <w:nsid w:val="161E3CFD"/>
     <w:multiLevelType w:val="multilevel"/>
     <w:tmpl w:val="05841104"/>
@@ -35680,7 +38472,156 @@
       </w:rPr>
     </w:lvl>
   </w:abstractNum>
-  <w:abstractNum w:abstractNumId="19" w15:restartNumberingAfterBreak="0">
+  <w:abstractNum w:abstractNumId="21" w15:restartNumberingAfterBreak="0">
+    <w:nsid w:val="17572179"/>
+    <w:multiLevelType w:val="multilevel"/>
+    <w:tmpl w:val="AEFEB394"/>
+    <w:lvl w:ilvl="0">
+      <w:start w:val="1"/>
+      <w:numFmt w:val="bullet"/>
+      <w:lvlText w:val=""/>
+      <w:lvlJc w:val="left"/>
+      <w:pPr>
+        <w:tabs>
+          <w:tab w:val="num" w:pos="720"/>
+        </w:tabs>
+        <w:ind w:left="720" w:hanging="360"/>
+      </w:pPr>
+      <w:rPr>
+        <w:rFonts w:ascii="Symbol" w:hAnsi="Symbol" w:hint="default"/>
+        <w:sz w:val="20"/>
+      </w:rPr>
+    </w:lvl>
+    <w:lvl w:ilvl="1" w:tentative="1">
+      <w:start w:val="1"/>
+      <w:numFmt w:val="bullet"/>
+      <w:lvlText w:val="o"/>
+      <w:lvlJc w:val="left"/>
+      <w:pPr>
+        <w:tabs>
+          <w:tab w:val="num" w:pos="1440"/>
+        </w:tabs>
+        <w:ind w:left="1440" w:hanging="360"/>
+      </w:pPr>
+      <w:rPr>
+        <w:rFonts w:ascii="Courier New" w:hAnsi="Courier New" w:hint="default"/>
+        <w:sz w:val="20"/>
+      </w:rPr>
+    </w:lvl>
+    <w:lvl w:ilvl="2" w:tentative="1">
+      <w:start w:val="1"/>
+      <w:numFmt w:val="bullet"/>
+      <w:lvlText w:val=""/>
+      <w:lvlJc w:val="left"/>
+      <w:pPr>
+        <w:tabs>
+          <w:tab w:val="num" w:pos="2160"/>
+        </w:tabs>
+        <w:ind w:left="2160" w:hanging="360"/>
+      </w:pPr>
+      <w:rPr>
+        <w:rFonts w:ascii="Wingdings" w:hAnsi="Wingdings" w:hint="default"/>
+        <w:sz w:val="20"/>
+      </w:rPr>
+    </w:lvl>
+    <w:lvl w:ilvl="3" w:tentative="1">
+      <w:start w:val="1"/>
+      <w:numFmt w:val="bullet"/>
+      <w:lvlText w:val=""/>
+      <w:lvlJc w:val="left"/>
+      <w:pPr>
+        <w:tabs>
+          <w:tab w:val="num" w:pos="2880"/>
+        </w:tabs>
+        <w:ind w:left="2880" w:hanging="360"/>
+      </w:pPr>
+      <w:rPr>
+        <w:rFonts w:ascii="Wingdings" w:hAnsi="Wingdings" w:hint="default"/>
+        <w:sz w:val="20"/>
+      </w:rPr>
+    </w:lvl>
+    <w:lvl w:ilvl="4" w:tentative="1">
+      <w:start w:val="1"/>
+      <w:numFmt w:val="bullet"/>
+      <w:lvlText w:val=""/>
+      <w:lvlJc w:val="left"/>
+      <w:pPr>
+        <w:tabs>
+          <w:tab w:val="num" w:pos="3600"/>
+        </w:tabs>
+        <w:ind w:left="3600" w:hanging="360"/>
+      </w:pPr>
+      <w:rPr>
+        <w:rFonts w:ascii="Wingdings" w:hAnsi="Wingdings" w:hint="default"/>
+        <w:sz w:val="20"/>
+      </w:rPr>
+    </w:lvl>
+    <w:lvl w:ilvl="5" w:tentative="1">
+      <w:start w:val="1"/>
+      <w:numFmt w:val="bullet"/>
+      <w:lvlText w:val=""/>
+      <w:lvlJc w:val="left"/>
+      <w:pPr>
+        <w:tabs>
+          <w:tab w:val="num" w:pos="4320"/>
+        </w:tabs>
+        <w:ind w:left="4320" w:hanging="360"/>
+      </w:pPr>
+      <w:rPr>
+        <w:rFonts w:ascii="Wingdings" w:hAnsi="Wingdings" w:hint="default"/>
+        <w:sz w:val="20"/>
+      </w:rPr>
+    </w:lvl>
+    <w:lvl w:ilvl="6" w:tentative="1">
+      <w:start w:val="1"/>
+      <w:numFmt w:val="bullet"/>
+      <w:lvlText w:val=""/>
+      <w:lvlJc w:val="left"/>
+      <w:pPr>
+        <w:tabs>
+          <w:tab w:val="num" w:pos="5040"/>
+        </w:tabs>
+        <w:ind w:left="5040" w:hanging="360"/>
+      </w:pPr>
+      <w:rPr>
+        <w:rFonts w:ascii="Wingdings" w:hAnsi="Wingdings" w:hint="default"/>
+        <w:sz w:val="20"/>
+      </w:rPr>
+    </w:lvl>
+    <w:lvl w:ilvl="7" w:tentative="1">
+      <w:start w:val="1"/>
+      <w:numFmt w:val="bullet"/>
+      <w:lvlText w:val=""/>
+      <w:lvlJc w:val="left"/>
+      <w:pPr>
+        <w:tabs>
+          <w:tab w:val="num" w:pos="5760"/>
+        </w:tabs>
+        <w:ind w:left="5760" w:hanging="360"/>
+      </w:pPr>
+      <w:rPr>
+        <w:rFonts w:ascii="Wingdings" w:hAnsi="Wingdings" w:hint="default"/>
+        <w:sz w:val="20"/>
+      </w:rPr>
+    </w:lvl>
+    <w:lvl w:ilvl="8" w:tentative="1">
+      <w:start w:val="1"/>
+      <w:numFmt w:val="bullet"/>
+      <w:lvlText w:val=""/>
+      <w:lvlJc w:val="left"/>
+      <w:pPr>
+        <w:tabs>
+          <w:tab w:val="num" w:pos="6480"/>
+        </w:tabs>
+        <w:ind w:left="6480" w:hanging="360"/>
+      </w:pPr>
+      <w:rPr>
+        <w:rFonts w:ascii="Wingdings" w:hAnsi="Wingdings" w:hint="default"/>
+        <w:sz w:val="20"/>
+      </w:rPr>
+    </w:lvl>
+  </w:abstractNum>
+  <w:abstractNum w:abstractNumId="22" w15:restartNumberingAfterBreak="0">
     <w:nsid w:val="18232C03"/>
     <w:multiLevelType w:val="multilevel"/>
     <w:tmpl w:val="767AA4A2"/>
@@ -35829,7 +38770,7 @@
       </w:rPr>
     </w:lvl>
   </w:abstractNum>
-  <w:abstractNum w:abstractNumId="20" w15:restartNumberingAfterBreak="0">
+  <w:abstractNum w:abstractNumId="23" w15:restartNumberingAfterBreak="0">
     <w:nsid w:val="19644A3D"/>
     <w:multiLevelType w:val="multilevel"/>
     <w:tmpl w:val="72B04E32"/>
@@ -35978,7 +38919,7 @@
       </w:rPr>
     </w:lvl>
   </w:abstractNum>
-  <w:abstractNum w:abstractNumId="21" w15:restartNumberingAfterBreak="0">
+  <w:abstractNum w:abstractNumId="24" w15:restartNumberingAfterBreak="0">
     <w:nsid w:val="1A2A7749"/>
     <w:multiLevelType w:val="multilevel"/>
     <w:tmpl w:val="051424D2"/>
@@ -36127,7 +39068,7 @@
       </w:rPr>
     </w:lvl>
   </w:abstractNum>
-  <w:abstractNum w:abstractNumId="22" w15:restartNumberingAfterBreak="0">
+  <w:abstractNum w:abstractNumId="25" w15:restartNumberingAfterBreak="0">
     <w:nsid w:val="1B3E56F6"/>
     <w:multiLevelType w:val="multilevel"/>
     <w:tmpl w:val="BBB003CA"/>
@@ -36276,7 +39217,7 @@
       </w:rPr>
     </w:lvl>
   </w:abstractNum>
-  <w:abstractNum w:abstractNumId="23" w15:restartNumberingAfterBreak="0">
+  <w:abstractNum w:abstractNumId="26" w15:restartNumberingAfterBreak="0">
     <w:nsid w:val="1B747A72"/>
     <w:multiLevelType w:val="multilevel"/>
     <w:tmpl w:val="9392AF80"/>
@@ -36425,7 +39366,7 @@
       </w:rPr>
     </w:lvl>
   </w:abstractNum>
-  <w:abstractNum w:abstractNumId="24" w15:restartNumberingAfterBreak="0">
+  <w:abstractNum w:abstractNumId="27" w15:restartNumberingAfterBreak="0">
     <w:nsid w:val="1B900C96"/>
     <w:multiLevelType w:val="multilevel"/>
     <w:tmpl w:val="2F2E7E86"/>
@@ -36574,7 +39515,7 @@
       </w:rPr>
     </w:lvl>
   </w:abstractNum>
-  <w:abstractNum w:abstractNumId="25" w15:restartNumberingAfterBreak="0">
+  <w:abstractNum w:abstractNumId="28" w15:restartNumberingAfterBreak="0">
     <w:nsid w:val="1D7B222D"/>
     <w:multiLevelType w:val="multilevel"/>
     <w:tmpl w:val="B1A0D8E6"/>
@@ -36723,7 +39664,7 @@
       </w:rPr>
     </w:lvl>
   </w:abstractNum>
-  <w:abstractNum w:abstractNumId="26" w15:restartNumberingAfterBreak="0">
+  <w:abstractNum w:abstractNumId="29" w15:restartNumberingAfterBreak="0">
     <w:nsid w:val="1FD86200"/>
     <w:multiLevelType w:val="multilevel"/>
     <w:tmpl w:val="EFE6DB04"/>
@@ -36872,7 +39813,7 @@
       </w:rPr>
     </w:lvl>
   </w:abstractNum>
-  <w:abstractNum w:abstractNumId="27" w15:restartNumberingAfterBreak="0">
+  <w:abstractNum w:abstractNumId="30" w15:restartNumberingAfterBreak="0">
     <w:nsid w:val="22DE4E17"/>
     <w:multiLevelType w:val="multilevel"/>
     <w:tmpl w:val="1D26BBB4"/>
@@ -37021,7 +39962,7 @@
       </w:rPr>
     </w:lvl>
   </w:abstractNum>
-  <w:abstractNum w:abstractNumId="28" w15:restartNumberingAfterBreak="0">
+  <w:abstractNum w:abstractNumId="31" w15:restartNumberingAfterBreak="0">
     <w:nsid w:val="23135644"/>
     <w:multiLevelType w:val="multilevel"/>
     <w:tmpl w:val="90BE5252"/>
@@ -37170,7 +40111,7 @@
       </w:rPr>
     </w:lvl>
   </w:abstractNum>
-  <w:abstractNum w:abstractNumId="29" w15:restartNumberingAfterBreak="0">
+  <w:abstractNum w:abstractNumId="32" w15:restartNumberingAfterBreak="0">
     <w:nsid w:val="23604DAF"/>
     <w:multiLevelType w:val="multilevel"/>
     <w:tmpl w:val="FCA03DCC"/>
@@ -37319,7 +40260,7 @@
       </w:rPr>
     </w:lvl>
   </w:abstractNum>
-  <w:abstractNum w:abstractNumId="30" w15:restartNumberingAfterBreak="0">
+  <w:abstractNum w:abstractNumId="33" w15:restartNumberingAfterBreak="0">
     <w:nsid w:val="238426DB"/>
     <w:multiLevelType w:val="multilevel"/>
     <w:tmpl w:val="90F0AA86"/>
@@ -37468,7 +40409,7 @@
       </w:rPr>
     </w:lvl>
   </w:abstractNum>
-  <w:abstractNum w:abstractNumId="31" w15:restartNumberingAfterBreak="0">
+  <w:abstractNum w:abstractNumId="34" w15:restartNumberingAfterBreak="0">
     <w:nsid w:val="2439495C"/>
     <w:multiLevelType w:val="multilevel"/>
     <w:tmpl w:val="FF667780"/>
@@ -37617,7 +40558,7 @@
       </w:rPr>
     </w:lvl>
   </w:abstractNum>
-  <w:abstractNum w:abstractNumId="32" w15:restartNumberingAfterBreak="0">
+  <w:abstractNum w:abstractNumId="35" w15:restartNumberingAfterBreak="0">
     <w:nsid w:val="246E523F"/>
     <w:multiLevelType w:val="multilevel"/>
     <w:tmpl w:val="E5DE04D6"/>
@@ -37766,7 +40707,7 @@
       </w:rPr>
     </w:lvl>
   </w:abstractNum>
-  <w:abstractNum w:abstractNumId="33" w15:restartNumberingAfterBreak="0">
+  <w:abstractNum w:abstractNumId="36" w15:restartNumberingAfterBreak="0">
     <w:nsid w:val="26B82A32"/>
     <w:multiLevelType w:val="multilevel"/>
     <w:tmpl w:val="F07C7E48"/>
@@ -37915,7 +40856,156 @@
       </w:rPr>
     </w:lvl>
   </w:abstractNum>
-  <w:abstractNum w:abstractNumId="34" w15:restartNumberingAfterBreak="0">
+  <w:abstractNum w:abstractNumId="37" w15:restartNumberingAfterBreak="0">
+    <w:nsid w:val="26D02C7D"/>
+    <w:multiLevelType w:val="multilevel"/>
+    <w:tmpl w:val="F81E6332"/>
+    <w:lvl w:ilvl="0">
+      <w:start w:val="1"/>
+      <w:numFmt w:val="bullet"/>
+      <w:lvlText w:val=""/>
+      <w:lvlJc w:val="left"/>
+      <w:pPr>
+        <w:tabs>
+          <w:tab w:val="num" w:pos="720"/>
+        </w:tabs>
+        <w:ind w:left="720" w:hanging="360"/>
+      </w:pPr>
+      <w:rPr>
+        <w:rFonts w:ascii="Symbol" w:hAnsi="Symbol" w:hint="default"/>
+        <w:sz w:val="20"/>
+      </w:rPr>
+    </w:lvl>
+    <w:lvl w:ilvl="1" w:tentative="1">
+      <w:start w:val="1"/>
+      <w:numFmt w:val="bullet"/>
+      <w:lvlText w:val="o"/>
+      <w:lvlJc w:val="left"/>
+      <w:pPr>
+        <w:tabs>
+          <w:tab w:val="num" w:pos="1440"/>
+        </w:tabs>
+        <w:ind w:left="1440" w:hanging="360"/>
+      </w:pPr>
+      <w:rPr>
+        <w:rFonts w:ascii="Courier New" w:hAnsi="Courier New" w:hint="default"/>
+        <w:sz w:val="20"/>
+      </w:rPr>
+    </w:lvl>
+    <w:lvl w:ilvl="2" w:tentative="1">
+      <w:start w:val="1"/>
+      <w:numFmt w:val="bullet"/>
+      <w:lvlText w:val=""/>
+      <w:lvlJc w:val="left"/>
+      <w:pPr>
+        <w:tabs>
+          <w:tab w:val="num" w:pos="2160"/>
+        </w:tabs>
+        <w:ind w:left="2160" w:hanging="360"/>
+      </w:pPr>
+      <w:rPr>
+        <w:rFonts w:ascii="Wingdings" w:hAnsi="Wingdings" w:hint="default"/>
+        <w:sz w:val="20"/>
+      </w:rPr>
+    </w:lvl>
+    <w:lvl w:ilvl="3" w:tentative="1">
+      <w:start w:val="1"/>
+      <w:numFmt w:val="bullet"/>
+      <w:lvlText w:val=""/>
+      <w:lvlJc w:val="left"/>
+      <w:pPr>
+        <w:tabs>
+          <w:tab w:val="num" w:pos="2880"/>
+        </w:tabs>
+        <w:ind w:left="2880" w:hanging="360"/>
+      </w:pPr>
+      <w:rPr>
+        <w:rFonts w:ascii="Wingdings" w:hAnsi="Wingdings" w:hint="default"/>
+        <w:sz w:val="20"/>
+      </w:rPr>
+    </w:lvl>
+    <w:lvl w:ilvl="4" w:tentative="1">
+      <w:start w:val="1"/>
+      <w:numFmt w:val="bullet"/>
+      <w:lvlText w:val=""/>
+      <w:lvlJc w:val="left"/>
+      <w:pPr>
+        <w:tabs>
+          <w:tab w:val="num" w:pos="3600"/>
+        </w:tabs>
+        <w:ind w:left="3600" w:hanging="360"/>
+      </w:pPr>
+      <w:rPr>
+        <w:rFonts w:ascii="Wingdings" w:hAnsi="Wingdings" w:hint="default"/>
+        <w:sz w:val="20"/>
+      </w:rPr>
+    </w:lvl>
+    <w:lvl w:ilvl="5" w:tentative="1">
+      <w:start w:val="1"/>
+      <w:numFmt w:val="bullet"/>
+      <w:lvlText w:val=""/>
+      <w:lvlJc w:val="left"/>
+      <w:pPr>
+        <w:tabs>
+          <w:tab w:val="num" w:pos="4320"/>
+        </w:tabs>
+        <w:ind w:left="4320" w:hanging="360"/>
+      </w:pPr>
+      <w:rPr>
+        <w:rFonts w:ascii="Wingdings" w:hAnsi="Wingdings" w:hint="default"/>
+        <w:sz w:val="20"/>
+      </w:rPr>
+    </w:lvl>
+    <w:lvl w:ilvl="6" w:tentative="1">
+      <w:start w:val="1"/>
+      <w:numFmt w:val="bullet"/>
+      <w:lvlText w:val=""/>
+      <w:lvlJc w:val="left"/>
+      <w:pPr>
+        <w:tabs>
+          <w:tab w:val="num" w:pos="5040"/>
+        </w:tabs>
+        <w:ind w:left="5040" w:hanging="360"/>
+      </w:pPr>
+      <w:rPr>
+        <w:rFonts w:ascii="Wingdings" w:hAnsi="Wingdings" w:hint="default"/>
+        <w:sz w:val="20"/>
+      </w:rPr>
+    </w:lvl>
+    <w:lvl w:ilvl="7" w:tentative="1">
+      <w:start w:val="1"/>
+      <w:numFmt w:val="bullet"/>
+      <w:lvlText w:val=""/>
+      <w:lvlJc w:val="left"/>
+      <w:pPr>
+        <w:tabs>
+          <w:tab w:val="num" w:pos="5760"/>
+        </w:tabs>
+        <w:ind w:left="5760" w:hanging="360"/>
+      </w:pPr>
+      <w:rPr>
+        <w:rFonts w:ascii="Wingdings" w:hAnsi="Wingdings" w:hint="default"/>
+        <w:sz w:val="20"/>
+      </w:rPr>
+    </w:lvl>
+    <w:lvl w:ilvl="8" w:tentative="1">
+      <w:start w:val="1"/>
+      <w:numFmt w:val="bullet"/>
+      <w:lvlText w:val=""/>
+      <w:lvlJc w:val="left"/>
+      <w:pPr>
+        <w:tabs>
+          <w:tab w:val="num" w:pos="6480"/>
+        </w:tabs>
+        <w:ind w:left="6480" w:hanging="360"/>
+      </w:pPr>
+      <w:rPr>
+        <w:rFonts w:ascii="Wingdings" w:hAnsi="Wingdings" w:hint="default"/>
+        <w:sz w:val="20"/>
+      </w:rPr>
+    </w:lvl>
+  </w:abstractNum>
+  <w:abstractNum w:abstractNumId="38" w15:restartNumberingAfterBreak="0">
     <w:nsid w:val="274258DF"/>
     <w:multiLevelType w:val="multilevel"/>
     <w:tmpl w:val="465E01BE"/>
@@ -38064,7 +41154,7 @@
       </w:rPr>
     </w:lvl>
   </w:abstractNum>
-  <w:abstractNum w:abstractNumId="35" w15:restartNumberingAfterBreak="0">
+  <w:abstractNum w:abstractNumId="39" w15:restartNumberingAfterBreak="0">
     <w:nsid w:val="28382908"/>
     <w:multiLevelType w:val="multilevel"/>
     <w:tmpl w:val="83605896"/>
@@ -38213,7 +41303,7 @@
       </w:rPr>
     </w:lvl>
   </w:abstractNum>
-  <w:abstractNum w:abstractNumId="36" w15:restartNumberingAfterBreak="0">
+  <w:abstractNum w:abstractNumId="40" w15:restartNumberingAfterBreak="0">
     <w:nsid w:val="28980D79"/>
     <w:multiLevelType w:val="multilevel"/>
     <w:tmpl w:val="0194E3FE"/>
@@ -38362,7 +41452,7 @@
       </w:rPr>
     </w:lvl>
   </w:abstractNum>
-  <w:abstractNum w:abstractNumId="37" w15:restartNumberingAfterBreak="0">
+  <w:abstractNum w:abstractNumId="41" w15:restartNumberingAfterBreak="0">
     <w:nsid w:val="297F172C"/>
     <w:multiLevelType w:val="multilevel"/>
     <w:tmpl w:val="315E6CEC"/>
@@ -38511,7 +41601,7 @@
       </w:rPr>
     </w:lvl>
   </w:abstractNum>
-  <w:abstractNum w:abstractNumId="38" w15:restartNumberingAfterBreak="0">
+  <w:abstractNum w:abstractNumId="42" w15:restartNumberingAfterBreak="0">
     <w:nsid w:val="29E87393"/>
     <w:multiLevelType w:val="multilevel"/>
     <w:tmpl w:val="648E29D6"/>
@@ -38660,7 +41750,7 @@
       </w:rPr>
     </w:lvl>
   </w:abstractNum>
-  <w:abstractNum w:abstractNumId="39" w15:restartNumberingAfterBreak="0">
+  <w:abstractNum w:abstractNumId="43" w15:restartNumberingAfterBreak="0">
     <w:nsid w:val="2A40105D"/>
     <w:multiLevelType w:val="multilevel"/>
     <w:tmpl w:val="E4AE90C4"/>
@@ -38809,7 +41899,7 @@
       </w:rPr>
     </w:lvl>
   </w:abstractNum>
-  <w:abstractNum w:abstractNumId="40" w15:restartNumberingAfterBreak="0">
+  <w:abstractNum w:abstractNumId="44" w15:restartNumberingAfterBreak="0">
     <w:nsid w:val="2BD42FEE"/>
     <w:multiLevelType w:val="multilevel"/>
     <w:tmpl w:val="D6F650BC"/>
@@ -38958,7 +42048,7 @@
       </w:rPr>
     </w:lvl>
   </w:abstractNum>
-  <w:abstractNum w:abstractNumId="41" w15:restartNumberingAfterBreak="0">
+  <w:abstractNum w:abstractNumId="45" w15:restartNumberingAfterBreak="0">
     <w:nsid w:val="2E0D6E48"/>
     <w:multiLevelType w:val="multilevel"/>
     <w:tmpl w:val="37C050C8"/>
@@ -39107,7 +42197,7 @@
       </w:rPr>
     </w:lvl>
   </w:abstractNum>
-  <w:abstractNum w:abstractNumId="42" w15:restartNumberingAfterBreak="0">
+  <w:abstractNum w:abstractNumId="46" w15:restartNumberingAfterBreak="0">
     <w:nsid w:val="2E8A1F98"/>
     <w:multiLevelType w:val="multilevel"/>
     <w:tmpl w:val="6898FD34"/>
@@ -39256,7 +42346,7 @@
       </w:rPr>
     </w:lvl>
   </w:abstractNum>
-  <w:abstractNum w:abstractNumId="43" w15:restartNumberingAfterBreak="0">
+  <w:abstractNum w:abstractNumId="47" w15:restartNumberingAfterBreak="0">
     <w:nsid w:val="2F2F48B5"/>
     <w:multiLevelType w:val="multilevel"/>
     <w:tmpl w:val="3558FBC2"/>
@@ -39405,7 +42495,7 @@
       </w:rPr>
     </w:lvl>
   </w:abstractNum>
-  <w:abstractNum w:abstractNumId="44" w15:restartNumberingAfterBreak="0">
+  <w:abstractNum w:abstractNumId="48" w15:restartNumberingAfterBreak="0">
     <w:nsid w:val="2F38424B"/>
     <w:multiLevelType w:val="multilevel"/>
     <w:tmpl w:val="EB20C9F2"/>
@@ -39554,7 +42644,7 @@
       </w:rPr>
     </w:lvl>
   </w:abstractNum>
-  <w:abstractNum w:abstractNumId="45" w15:restartNumberingAfterBreak="0">
+  <w:abstractNum w:abstractNumId="49" w15:restartNumberingAfterBreak="0">
     <w:nsid w:val="2F5A3E0E"/>
     <w:multiLevelType w:val="multilevel"/>
     <w:tmpl w:val="E5BE3D5E"/>
@@ -39703,7 +42793,7 @@
       </w:rPr>
     </w:lvl>
   </w:abstractNum>
-  <w:abstractNum w:abstractNumId="46" w15:restartNumberingAfterBreak="0">
+  <w:abstractNum w:abstractNumId="50" w15:restartNumberingAfterBreak="0">
     <w:nsid w:val="33551034"/>
     <w:multiLevelType w:val="multilevel"/>
     <w:tmpl w:val="B2D6434C"/>
@@ -39852,7 +42942,7 @@
       </w:rPr>
     </w:lvl>
   </w:abstractNum>
-  <w:abstractNum w:abstractNumId="47" w15:restartNumberingAfterBreak="0">
+  <w:abstractNum w:abstractNumId="51" w15:restartNumberingAfterBreak="0">
     <w:nsid w:val="33A3356D"/>
     <w:multiLevelType w:val="multilevel"/>
     <w:tmpl w:val="A4361D80"/>
@@ -40001,7 +43091,7 @@
       </w:rPr>
     </w:lvl>
   </w:abstractNum>
-  <w:abstractNum w:abstractNumId="48" w15:restartNumberingAfterBreak="0">
+  <w:abstractNum w:abstractNumId="52" w15:restartNumberingAfterBreak="0">
     <w:nsid w:val="36407977"/>
     <w:multiLevelType w:val="multilevel"/>
     <w:tmpl w:val="3EE40A04"/>
@@ -40150,7 +43240,7 @@
       </w:rPr>
     </w:lvl>
   </w:abstractNum>
-  <w:abstractNum w:abstractNumId="49" w15:restartNumberingAfterBreak="0">
+  <w:abstractNum w:abstractNumId="53" w15:restartNumberingAfterBreak="0">
     <w:nsid w:val="38566B88"/>
     <w:multiLevelType w:val="multilevel"/>
     <w:tmpl w:val="403E19C4"/>
@@ -40299,7 +43389,7 @@
       </w:rPr>
     </w:lvl>
   </w:abstractNum>
-  <w:abstractNum w:abstractNumId="50" w15:restartNumberingAfterBreak="0">
+  <w:abstractNum w:abstractNumId="54" w15:restartNumberingAfterBreak="0">
     <w:nsid w:val="38AB2C48"/>
     <w:multiLevelType w:val="multilevel"/>
     <w:tmpl w:val="EBB29704"/>
@@ -40448,7 +43538,7 @@
       </w:rPr>
     </w:lvl>
   </w:abstractNum>
-  <w:abstractNum w:abstractNumId="51" w15:restartNumberingAfterBreak="0">
+  <w:abstractNum w:abstractNumId="55" w15:restartNumberingAfterBreak="0">
     <w:nsid w:val="3C141969"/>
     <w:multiLevelType w:val="multilevel"/>
     <w:tmpl w:val="1F72A15C"/>
@@ -40597,7 +43687,7 @@
       </w:rPr>
     </w:lvl>
   </w:abstractNum>
-  <w:abstractNum w:abstractNumId="52" w15:restartNumberingAfterBreak="0">
+  <w:abstractNum w:abstractNumId="56" w15:restartNumberingAfterBreak="0">
     <w:nsid w:val="3C264128"/>
     <w:multiLevelType w:val="multilevel"/>
     <w:tmpl w:val="D188020A"/>
@@ -40746,7 +43836,7 @@
       </w:rPr>
     </w:lvl>
   </w:abstractNum>
-  <w:abstractNum w:abstractNumId="53" w15:restartNumberingAfterBreak="0">
+  <w:abstractNum w:abstractNumId="57" w15:restartNumberingAfterBreak="0">
     <w:nsid w:val="3D10477E"/>
     <w:multiLevelType w:val="multilevel"/>
     <w:tmpl w:val="DC60E1FA"/>
@@ -40895,7 +43985,7 @@
       </w:rPr>
     </w:lvl>
   </w:abstractNum>
-  <w:abstractNum w:abstractNumId="54" w15:restartNumberingAfterBreak="0">
+  <w:abstractNum w:abstractNumId="58" w15:restartNumberingAfterBreak="0">
     <w:nsid w:val="3D104EBA"/>
     <w:multiLevelType w:val="multilevel"/>
     <w:tmpl w:val="D4F43C6A"/>
@@ -41044,7 +44134,7 @@
       </w:rPr>
     </w:lvl>
   </w:abstractNum>
-  <w:abstractNum w:abstractNumId="55" w15:restartNumberingAfterBreak="0">
+  <w:abstractNum w:abstractNumId="59" w15:restartNumberingAfterBreak="0">
     <w:nsid w:val="3FD93492"/>
     <w:multiLevelType w:val="multilevel"/>
     <w:tmpl w:val="F008F8F8"/>
@@ -41193,7 +44283,7 @@
       </w:rPr>
     </w:lvl>
   </w:abstractNum>
-  <w:abstractNum w:abstractNumId="56" w15:restartNumberingAfterBreak="0">
+  <w:abstractNum w:abstractNumId="60" w15:restartNumberingAfterBreak="0">
     <w:nsid w:val="3FDD30EC"/>
     <w:multiLevelType w:val="multilevel"/>
     <w:tmpl w:val="FB860D5C"/>
@@ -41342,7 +44432,7 @@
       </w:rPr>
     </w:lvl>
   </w:abstractNum>
-  <w:abstractNum w:abstractNumId="57" w15:restartNumberingAfterBreak="0">
+  <w:abstractNum w:abstractNumId="61" w15:restartNumberingAfterBreak="0">
     <w:nsid w:val="419533B7"/>
     <w:multiLevelType w:val="multilevel"/>
     <w:tmpl w:val="65C83A28"/>
@@ -41491,7 +44581,7 @@
       </w:rPr>
     </w:lvl>
   </w:abstractNum>
-  <w:abstractNum w:abstractNumId="58" w15:restartNumberingAfterBreak="0">
+  <w:abstractNum w:abstractNumId="62" w15:restartNumberingAfterBreak="0">
     <w:nsid w:val="4364116D"/>
     <w:multiLevelType w:val="multilevel"/>
     <w:tmpl w:val="54966786"/>
@@ -41640,7 +44730,7 @@
       </w:rPr>
     </w:lvl>
   </w:abstractNum>
-  <w:abstractNum w:abstractNumId="59" w15:restartNumberingAfterBreak="0">
+  <w:abstractNum w:abstractNumId="63" w15:restartNumberingAfterBreak="0">
     <w:nsid w:val="43E1504B"/>
     <w:multiLevelType w:val="multilevel"/>
     <w:tmpl w:val="1D3CF6A6"/>
@@ -41789,7 +44879,7 @@
       </w:rPr>
     </w:lvl>
   </w:abstractNum>
-  <w:abstractNum w:abstractNumId="60" w15:restartNumberingAfterBreak="0">
+  <w:abstractNum w:abstractNumId="64" w15:restartNumberingAfterBreak="0">
     <w:nsid w:val="44704265"/>
     <w:multiLevelType w:val="multilevel"/>
     <w:tmpl w:val="BDD2DC3C"/>
@@ -41938,7 +45028,7 @@
       </w:rPr>
     </w:lvl>
   </w:abstractNum>
-  <w:abstractNum w:abstractNumId="61" w15:restartNumberingAfterBreak="0">
+  <w:abstractNum w:abstractNumId="65" w15:restartNumberingAfterBreak="0">
     <w:nsid w:val="489114B0"/>
     <w:multiLevelType w:val="multilevel"/>
     <w:tmpl w:val="BBA687D2"/>
@@ -42087,7 +45177,7 @@
       </w:rPr>
     </w:lvl>
   </w:abstractNum>
-  <w:abstractNum w:abstractNumId="62" w15:restartNumberingAfterBreak="0">
+  <w:abstractNum w:abstractNumId="66" w15:restartNumberingAfterBreak="0">
     <w:nsid w:val="48EA0D43"/>
     <w:multiLevelType w:val="multilevel"/>
     <w:tmpl w:val="C772DB5C"/>
@@ -42236,7 +45326,7 @@
       </w:rPr>
     </w:lvl>
   </w:abstractNum>
-  <w:abstractNum w:abstractNumId="63" w15:restartNumberingAfterBreak="0">
+  <w:abstractNum w:abstractNumId="67" w15:restartNumberingAfterBreak="0">
     <w:nsid w:val="49B90D61"/>
     <w:multiLevelType w:val="multilevel"/>
     <w:tmpl w:val="FF5624B8"/>
@@ -42385,7 +45475,7 @@
       </w:rPr>
     </w:lvl>
   </w:abstractNum>
-  <w:abstractNum w:abstractNumId="64" w15:restartNumberingAfterBreak="0">
+  <w:abstractNum w:abstractNumId="68" w15:restartNumberingAfterBreak="0">
     <w:nsid w:val="4B0254D7"/>
     <w:multiLevelType w:val="multilevel"/>
     <w:tmpl w:val="ED522964"/>
@@ -42534,7 +45624,7 @@
       </w:rPr>
     </w:lvl>
   </w:abstractNum>
-  <w:abstractNum w:abstractNumId="65" w15:restartNumberingAfterBreak="0">
+  <w:abstractNum w:abstractNumId="69" w15:restartNumberingAfterBreak="0">
     <w:nsid w:val="4C54032C"/>
     <w:multiLevelType w:val="multilevel"/>
     <w:tmpl w:val="B268AD3E"/>
@@ -42683,7 +45773,7 @@
       </w:rPr>
     </w:lvl>
   </w:abstractNum>
-  <w:abstractNum w:abstractNumId="66" w15:restartNumberingAfterBreak="0">
+  <w:abstractNum w:abstractNumId="70" w15:restartNumberingAfterBreak="0">
     <w:nsid w:val="4CE7027D"/>
     <w:multiLevelType w:val="multilevel"/>
     <w:tmpl w:val="557CDE8A"/>
@@ -42832,7 +45922,7 @@
       </w:rPr>
     </w:lvl>
   </w:abstractNum>
-  <w:abstractNum w:abstractNumId="67" w15:restartNumberingAfterBreak="0">
+  <w:abstractNum w:abstractNumId="71" w15:restartNumberingAfterBreak="0">
     <w:nsid w:val="4CEB0695"/>
     <w:multiLevelType w:val="multilevel"/>
     <w:tmpl w:val="759A3476"/>
@@ -42981,7 +46071,7 @@
       </w:rPr>
     </w:lvl>
   </w:abstractNum>
-  <w:abstractNum w:abstractNumId="68" w15:restartNumberingAfterBreak="0">
+  <w:abstractNum w:abstractNumId="72" w15:restartNumberingAfterBreak="0">
     <w:nsid w:val="4CF05C48"/>
     <w:multiLevelType w:val="multilevel"/>
     <w:tmpl w:val="02FCD112"/>
@@ -43130,7 +46220,7 @@
       </w:rPr>
     </w:lvl>
   </w:abstractNum>
-  <w:abstractNum w:abstractNumId="69" w15:restartNumberingAfterBreak="0">
+  <w:abstractNum w:abstractNumId="73" w15:restartNumberingAfterBreak="0">
     <w:nsid w:val="4D7132EA"/>
     <w:multiLevelType w:val="multilevel"/>
     <w:tmpl w:val="DFAE9A94"/>
@@ -43279,7 +46369,7 @@
       </w:rPr>
     </w:lvl>
   </w:abstractNum>
-  <w:abstractNum w:abstractNumId="70" w15:restartNumberingAfterBreak="0">
+  <w:abstractNum w:abstractNumId="74" w15:restartNumberingAfterBreak="0">
     <w:nsid w:val="4FAA7233"/>
     <w:multiLevelType w:val="multilevel"/>
     <w:tmpl w:val="AC7A3BCE"/>
@@ -43428,7 +46518,7 @@
       </w:rPr>
     </w:lvl>
   </w:abstractNum>
-  <w:abstractNum w:abstractNumId="71" w15:restartNumberingAfterBreak="0">
+  <w:abstractNum w:abstractNumId="75" w15:restartNumberingAfterBreak="0">
     <w:nsid w:val="4FBD48CE"/>
     <w:multiLevelType w:val="multilevel"/>
     <w:tmpl w:val="7A660C14"/>
@@ -43577,7 +46667,7 @@
       </w:rPr>
     </w:lvl>
   </w:abstractNum>
-  <w:abstractNum w:abstractNumId="72" w15:restartNumberingAfterBreak="0">
+  <w:abstractNum w:abstractNumId="76" w15:restartNumberingAfterBreak="0">
     <w:nsid w:val="4FE36E82"/>
     <w:multiLevelType w:val="multilevel"/>
     <w:tmpl w:val="84EA8D06"/>
@@ -43726,7 +46816,7 @@
       </w:rPr>
     </w:lvl>
   </w:abstractNum>
-  <w:abstractNum w:abstractNumId="73" w15:restartNumberingAfterBreak="0">
+  <w:abstractNum w:abstractNumId="77" w15:restartNumberingAfterBreak="0">
     <w:nsid w:val="5002346A"/>
     <w:multiLevelType w:val="multilevel"/>
     <w:tmpl w:val="F7B0C852"/>
@@ -43875,7 +46965,7 @@
       </w:rPr>
     </w:lvl>
   </w:abstractNum>
-  <w:abstractNum w:abstractNumId="74" w15:restartNumberingAfterBreak="0">
+  <w:abstractNum w:abstractNumId="78" w15:restartNumberingAfterBreak="0">
     <w:nsid w:val="50482084"/>
     <w:multiLevelType w:val="multilevel"/>
     <w:tmpl w:val="446C6408"/>
@@ -44024,7 +47114,7 @@
       </w:rPr>
     </w:lvl>
   </w:abstractNum>
-  <w:abstractNum w:abstractNumId="75" w15:restartNumberingAfterBreak="0">
+  <w:abstractNum w:abstractNumId="79" w15:restartNumberingAfterBreak="0">
     <w:nsid w:val="50AB7F65"/>
     <w:multiLevelType w:val="multilevel"/>
     <w:tmpl w:val="1D1E753E"/>
@@ -44173,7 +47263,7 @@
       </w:rPr>
     </w:lvl>
   </w:abstractNum>
-  <w:abstractNum w:abstractNumId="76" w15:restartNumberingAfterBreak="0">
+  <w:abstractNum w:abstractNumId="80" w15:restartNumberingAfterBreak="0">
     <w:nsid w:val="50EB1FAA"/>
     <w:multiLevelType w:val="multilevel"/>
     <w:tmpl w:val="CEECCA08"/>
@@ -44322,7 +47412,7 @@
       </w:rPr>
     </w:lvl>
   </w:abstractNum>
-  <w:abstractNum w:abstractNumId="77" w15:restartNumberingAfterBreak="0">
+  <w:abstractNum w:abstractNumId="81" w15:restartNumberingAfterBreak="0">
     <w:nsid w:val="50ED5529"/>
     <w:multiLevelType w:val="multilevel"/>
     <w:tmpl w:val="A6B4F520"/>
@@ -44471,7 +47561,7 @@
       </w:rPr>
     </w:lvl>
   </w:abstractNum>
-  <w:abstractNum w:abstractNumId="78" w15:restartNumberingAfterBreak="0">
+  <w:abstractNum w:abstractNumId="82" w15:restartNumberingAfterBreak="0">
     <w:nsid w:val="5385650C"/>
     <w:multiLevelType w:val="multilevel"/>
     <w:tmpl w:val="A0E2730A"/>
@@ -44620,7 +47710,7 @@
       </w:rPr>
     </w:lvl>
   </w:abstractNum>
-  <w:abstractNum w:abstractNumId="79" w15:restartNumberingAfterBreak="0">
+  <w:abstractNum w:abstractNumId="83" w15:restartNumberingAfterBreak="0">
     <w:nsid w:val="54B447B2"/>
     <w:multiLevelType w:val="multilevel"/>
     <w:tmpl w:val="7F6A8392"/>
@@ -44769,7 +47859,7 @@
       </w:rPr>
     </w:lvl>
   </w:abstractNum>
-  <w:abstractNum w:abstractNumId="80" w15:restartNumberingAfterBreak="0">
+  <w:abstractNum w:abstractNumId="84" w15:restartNumberingAfterBreak="0">
     <w:nsid w:val="5511328D"/>
     <w:multiLevelType w:val="multilevel"/>
     <w:tmpl w:val="051C63F0"/>
@@ -44918,7 +48008,7 @@
       </w:rPr>
     </w:lvl>
   </w:abstractNum>
-  <w:abstractNum w:abstractNumId="81" w15:restartNumberingAfterBreak="0">
+  <w:abstractNum w:abstractNumId="85" w15:restartNumberingAfterBreak="0">
     <w:nsid w:val="56A7019F"/>
     <w:multiLevelType w:val="multilevel"/>
     <w:tmpl w:val="9F088E6A"/>
@@ -45067,7 +48157,7 @@
       </w:rPr>
     </w:lvl>
   </w:abstractNum>
-  <w:abstractNum w:abstractNumId="82" w15:restartNumberingAfterBreak="0">
+  <w:abstractNum w:abstractNumId="86" w15:restartNumberingAfterBreak="0">
     <w:nsid w:val="57201E68"/>
     <w:multiLevelType w:val="multilevel"/>
     <w:tmpl w:val="6024D3EA"/>
@@ -45216,7 +48306,7 @@
       </w:rPr>
     </w:lvl>
   </w:abstractNum>
-  <w:abstractNum w:abstractNumId="83" w15:restartNumberingAfterBreak="0">
+  <w:abstractNum w:abstractNumId="87" w15:restartNumberingAfterBreak="0">
     <w:nsid w:val="57BC1396"/>
     <w:multiLevelType w:val="multilevel"/>
     <w:tmpl w:val="0D1EB072"/>
@@ -45365,7 +48455,7 @@
       </w:rPr>
     </w:lvl>
   </w:abstractNum>
-  <w:abstractNum w:abstractNumId="84" w15:restartNumberingAfterBreak="0">
+  <w:abstractNum w:abstractNumId="88" w15:restartNumberingAfterBreak="0">
     <w:nsid w:val="595C6880"/>
     <w:multiLevelType w:val="multilevel"/>
     <w:tmpl w:val="845C26B8"/>
@@ -45514,7 +48604,156 @@
       </w:rPr>
     </w:lvl>
   </w:abstractNum>
-  <w:abstractNum w:abstractNumId="85" w15:restartNumberingAfterBreak="0">
+  <w:abstractNum w:abstractNumId="89" w15:restartNumberingAfterBreak="0">
+    <w:nsid w:val="59A0228E"/>
+    <w:multiLevelType w:val="multilevel"/>
+    <w:tmpl w:val="AD508AE0"/>
+    <w:lvl w:ilvl="0">
+      <w:start w:val="1"/>
+      <w:numFmt w:val="bullet"/>
+      <w:lvlText w:val=""/>
+      <w:lvlJc w:val="left"/>
+      <w:pPr>
+        <w:tabs>
+          <w:tab w:val="num" w:pos="720"/>
+        </w:tabs>
+        <w:ind w:left="720" w:hanging="360"/>
+      </w:pPr>
+      <w:rPr>
+        <w:rFonts w:ascii="Symbol" w:hAnsi="Symbol" w:hint="default"/>
+        <w:sz w:val="20"/>
+      </w:rPr>
+    </w:lvl>
+    <w:lvl w:ilvl="1" w:tentative="1">
+      <w:start w:val="1"/>
+      <w:numFmt w:val="bullet"/>
+      <w:lvlText w:val="o"/>
+      <w:lvlJc w:val="left"/>
+      <w:pPr>
+        <w:tabs>
+          <w:tab w:val="num" w:pos="1440"/>
+        </w:tabs>
+        <w:ind w:left="1440" w:hanging="360"/>
+      </w:pPr>
+      <w:rPr>
+        <w:rFonts w:ascii="Courier New" w:hAnsi="Courier New" w:hint="default"/>
+        <w:sz w:val="20"/>
+      </w:rPr>
+    </w:lvl>
+    <w:lvl w:ilvl="2" w:tentative="1">
+      <w:start w:val="1"/>
+      <w:numFmt w:val="bullet"/>
+      <w:lvlText w:val=""/>
+      <w:lvlJc w:val="left"/>
+      <w:pPr>
+        <w:tabs>
+          <w:tab w:val="num" w:pos="2160"/>
+        </w:tabs>
+        <w:ind w:left="2160" w:hanging="360"/>
+      </w:pPr>
+      <w:rPr>
+        <w:rFonts w:ascii="Wingdings" w:hAnsi="Wingdings" w:hint="default"/>
+        <w:sz w:val="20"/>
+      </w:rPr>
+    </w:lvl>
+    <w:lvl w:ilvl="3" w:tentative="1">
+      <w:start w:val="1"/>
+      <w:numFmt w:val="bullet"/>
+      <w:lvlText w:val=""/>
+      <w:lvlJc w:val="left"/>
+      <w:pPr>
+        <w:tabs>
+          <w:tab w:val="num" w:pos="2880"/>
+        </w:tabs>
+        <w:ind w:left="2880" w:hanging="360"/>
+      </w:pPr>
+      <w:rPr>
+        <w:rFonts w:ascii="Wingdings" w:hAnsi="Wingdings" w:hint="default"/>
+        <w:sz w:val="20"/>
+      </w:rPr>
+    </w:lvl>
+    <w:lvl w:ilvl="4" w:tentative="1">
+      <w:start w:val="1"/>
+      <w:numFmt w:val="bullet"/>
+      <w:lvlText w:val=""/>
+      <w:lvlJc w:val="left"/>
+      <w:pPr>
+        <w:tabs>
+          <w:tab w:val="num" w:pos="3600"/>
+        </w:tabs>
+        <w:ind w:left="3600" w:hanging="360"/>
+      </w:pPr>
+      <w:rPr>
+        <w:rFonts w:ascii="Wingdings" w:hAnsi="Wingdings" w:hint="default"/>
+        <w:sz w:val="20"/>
+      </w:rPr>
+    </w:lvl>
+    <w:lvl w:ilvl="5" w:tentative="1">
+      <w:start w:val="1"/>
+      <w:numFmt w:val="bullet"/>
+      <w:lvlText w:val=""/>
+      <w:lvlJc w:val="left"/>
+      <w:pPr>
+        <w:tabs>
+          <w:tab w:val="num" w:pos="4320"/>
+        </w:tabs>
+        <w:ind w:left="4320" w:hanging="360"/>
+      </w:pPr>
+      <w:rPr>
+        <w:rFonts w:ascii="Wingdings" w:hAnsi="Wingdings" w:hint="default"/>
+        <w:sz w:val="20"/>
+      </w:rPr>
+    </w:lvl>
+    <w:lvl w:ilvl="6" w:tentative="1">
+      <w:start w:val="1"/>
+      <w:numFmt w:val="bullet"/>
+      <w:lvlText w:val=""/>
+      <w:lvlJc w:val="left"/>
+      <w:pPr>
+        <w:tabs>
+          <w:tab w:val="num" w:pos="5040"/>
+        </w:tabs>
+        <w:ind w:left="5040" w:hanging="360"/>
+      </w:pPr>
+      <w:rPr>
+        <w:rFonts w:ascii="Wingdings" w:hAnsi="Wingdings" w:hint="default"/>
+        <w:sz w:val="20"/>
+      </w:rPr>
+    </w:lvl>
+    <w:lvl w:ilvl="7" w:tentative="1">
+      <w:start w:val="1"/>
+      <w:numFmt w:val="bullet"/>
+      <w:lvlText w:val=""/>
+      <w:lvlJc w:val="left"/>
+      <w:pPr>
+        <w:tabs>
+          <w:tab w:val="num" w:pos="5760"/>
+        </w:tabs>
+        <w:ind w:left="5760" w:hanging="360"/>
+      </w:pPr>
+      <w:rPr>
+        <w:rFonts w:ascii="Wingdings" w:hAnsi="Wingdings" w:hint="default"/>
+        <w:sz w:val="20"/>
+      </w:rPr>
+    </w:lvl>
+    <w:lvl w:ilvl="8" w:tentative="1">
+      <w:start w:val="1"/>
+      <w:numFmt w:val="bullet"/>
+      <w:lvlText w:val=""/>
+      <w:lvlJc w:val="left"/>
+      <w:pPr>
+        <w:tabs>
+          <w:tab w:val="num" w:pos="6480"/>
+        </w:tabs>
+        <w:ind w:left="6480" w:hanging="360"/>
+      </w:pPr>
+      <w:rPr>
+        <w:rFonts w:ascii="Wingdings" w:hAnsi="Wingdings" w:hint="default"/>
+        <w:sz w:val="20"/>
+      </w:rPr>
+    </w:lvl>
+  </w:abstractNum>
+  <w:abstractNum w:abstractNumId="90" w15:restartNumberingAfterBreak="0">
     <w:nsid w:val="5BF45FEB"/>
     <w:multiLevelType w:val="multilevel"/>
     <w:tmpl w:val="10AAC9A6"/>
@@ -45663,7 +48902,7 @@
       </w:rPr>
     </w:lvl>
   </w:abstractNum>
-  <w:abstractNum w:abstractNumId="86" w15:restartNumberingAfterBreak="0">
+  <w:abstractNum w:abstractNumId="91" w15:restartNumberingAfterBreak="0">
     <w:nsid w:val="5D195EDC"/>
     <w:multiLevelType w:val="multilevel"/>
     <w:tmpl w:val="B0B6CAC4"/>
@@ -45812,7 +49051,156 @@
       </w:rPr>
     </w:lvl>
   </w:abstractNum>
-  <w:abstractNum w:abstractNumId="87" w15:restartNumberingAfterBreak="0">
+  <w:abstractNum w:abstractNumId="92" w15:restartNumberingAfterBreak="0">
+    <w:nsid w:val="5DB948BF"/>
+    <w:multiLevelType w:val="multilevel"/>
+    <w:tmpl w:val="25CC505A"/>
+    <w:lvl w:ilvl="0">
+      <w:start w:val="1"/>
+      <w:numFmt w:val="bullet"/>
+      <w:lvlText w:val=""/>
+      <w:lvlJc w:val="left"/>
+      <w:pPr>
+        <w:tabs>
+          <w:tab w:val="num" w:pos="720"/>
+        </w:tabs>
+        <w:ind w:left="720" w:hanging="360"/>
+      </w:pPr>
+      <w:rPr>
+        <w:rFonts w:ascii="Symbol" w:hAnsi="Symbol" w:hint="default"/>
+        <w:sz w:val="20"/>
+      </w:rPr>
+    </w:lvl>
+    <w:lvl w:ilvl="1" w:tentative="1">
+      <w:start w:val="1"/>
+      <w:numFmt w:val="bullet"/>
+      <w:lvlText w:val="o"/>
+      <w:lvlJc w:val="left"/>
+      <w:pPr>
+        <w:tabs>
+          <w:tab w:val="num" w:pos="1440"/>
+        </w:tabs>
+        <w:ind w:left="1440" w:hanging="360"/>
+      </w:pPr>
+      <w:rPr>
+        <w:rFonts w:ascii="Courier New" w:hAnsi="Courier New" w:hint="default"/>
+        <w:sz w:val="20"/>
+      </w:rPr>
+    </w:lvl>
+    <w:lvl w:ilvl="2" w:tentative="1">
+      <w:start w:val="1"/>
+      <w:numFmt w:val="bullet"/>
+      <w:lvlText w:val=""/>
+      <w:lvlJc w:val="left"/>
+      <w:pPr>
+        <w:tabs>
+          <w:tab w:val="num" w:pos="2160"/>
+        </w:tabs>
+        <w:ind w:left="2160" w:hanging="360"/>
+      </w:pPr>
+      <w:rPr>
+        <w:rFonts w:ascii="Wingdings" w:hAnsi="Wingdings" w:hint="default"/>
+        <w:sz w:val="20"/>
+      </w:rPr>
+    </w:lvl>
+    <w:lvl w:ilvl="3" w:tentative="1">
+      <w:start w:val="1"/>
+      <w:numFmt w:val="bullet"/>
+      <w:lvlText w:val=""/>
+      <w:lvlJc w:val="left"/>
+      <w:pPr>
+        <w:tabs>
+          <w:tab w:val="num" w:pos="2880"/>
+        </w:tabs>
+        <w:ind w:left="2880" w:hanging="360"/>
+      </w:pPr>
+      <w:rPr>
+        <w:rFonts w:ascii="Wingdings" w:hAnsi="Wingdings" w:hint="default"/>
+        <w:sz w:val="20"/>
+      </w:rPr>
+    </w:lvl>
+    <w:lvl w:ilvl="4" w:tentative="1">
+      <w:start w:val="1"/>
+      <w:numFmt w:val="bullet"/>
+      <w:lvlText w:val=""/>
+      <w:lvlJc w:val="left"/>
+      <w:pPr>
+        <w:tabs>
+          <w:tab w:val="num" w:pos="3600"/>
+        </w:tabs>
+        <w:ind w:left="3600" w:hanging="360"/>
+      </w:pPr>
+      <w:rPr>
+        <w:rFonts w:ascii="Wingdings" w:hAnsi="Wingdings" w:hint="default"/>
+        <w:sz w:val="20"/>
+      </w:rPr>
+    </w:lvl>
+    <w:lvl w:ilvl="5" w:tentative="1">
+      <w:start w:val="1"/>
+      <w:numFmt w:val="bullet"/>
+      <w:lvlText w:val=""/>
+      <w:lvlJc w:val="left"/>
+      <w:pPr>
+        <w:tabs>
+          <w:tab w:val="num" w:pos="4320"/>
+        </w:tabs>
+        <w:ind w:left="4320" w:hanging="360"/>
+      </w:pPr>
+      <w:rPr>
+        <w:rFonts w:ascii="Wingdings" w:hAnsi="Wingdings" w:hint="default"/>
+        <w:sz w:val="20"/>
+      </w:rPr>
+    </w:lvl>
+    <w:lvl w:ilvl="6" w:tentative="1">
+      <w:start w:val="1"/>
+      <w:numFmt w:val="bullet"/>
+      <w:lvlText w:val=""/>
+      <w:lvlJc w:val="left"/>
+      <w:pPr>
+        <w:tabs>
+          <w:tab w:val="num" w:pos="5040"/>
+        </w:tabs>
+        <w:ind w:left="5040" w:hanging="360"/>
+      </w:pPr>
+      <w:rPr>
+        <w:rFonts w:ascii="Wingdings" w:hAnsi="Wingdings" w:hint="default"/>
+        <w:sz w:val="20"/>
+      </w:rPr>
+    </w:lvl>
+    <w:lvl w:ilvl="7" w:tentative="1">
+      <w:start w:val="1"/>
+      <w:numFmt w:val="bullet"/>
+      <w:lvlText w:val=""/>
+      <w:lvlJc w:val="left"/>
+      <w:pPr>
+        <w:tabs>
+          <w:tab w:val="num" w:pos="5760"/>
+        </w:tabs>
+        <w:ind w:left="5760" w:hanging="360"/>
+      </w:pPr>
+      <w:rPr>
+        <w:rFonts w:ascii="Wingdings" w:hAnsi="Wingdings" w:hint="default"/>
+        <w:sz w:val="20"/>
+      </w:rPr>
+    </w:lvl>
+    <w:lvl w:ilvl="8" w:tentative="1">
+      <w:start w:val="1"/>
+      <w:numFmt w:val="bullet"/>
+      <w:lvlText w:val=""/>
+      <w:lvlJc w:val="left"/>
+      <w:pPr>
+        <w:tabs>
+          <w:tab w:val="num" w:pos="6480"/>
+        </w:tabs>
+        <w:ind w:left="6480" w:hanging="360"/>
+      </w:pPr>
+      <w:rPr>
+        <w:rFonts w:ascii="Wingdings" w:hAnsi="Wingdings" w:hint="default"/>
+        <w:sz w:val="20"/>
+      </w:rPr>
+    </w:lvl>
+  </w:abstractNum>
+  <w:abstractNum w:abstractNumId="93" w15:restartNumberingAfterBreak="0">
     <w:nsid w:val="5E775769"/>
     <w:multiLevelType w:val="multilevel"/>
     <w:tmpl w:val="37644858"/>
@@ -45961,7 +49349,7 @@
       </w:rPr>
     </w:lvl>
   </w:abstractNum>
-  <w:abstractNum w:abstractNumId="88" w15:restartNumberingAfterBreak="0">
+  <w:abstractNum w:abstractNumId="94" w15:restartNumberingAfterBreak="0">
     <w:nsid w:val="5EC029A8"/>
     <w:multiLevelType w:val="multilevel"/>
     <w:tmpl w:val="8802397C"/>
@@ -46110,7 +49498,7 @@
       </w:rPr>
     </w:lvl>
   </w:abstractNum>
-  <w:abstractNum w:abstractNumId="89" w15:restartNumberingAfterBreak="0">
+  <w:abstractNum w:abstractNumId="95" w15:restartNumberingAfterBreak="0">
     <w:nsid w:val="5EC85EEA"/>
     <w:multiLevelType w:val="multilevel"/>
     <w:tmpl w:val="0AD63278"/>
@@ -46259,7 +49647,7 @@
       </w:rPr>
     </w:lvl>
   </w:abstractNum>
-  <w:abstractNum w:abstractNumId="90" w15:restartNumberingAfterBreak="0">
+  <w:abstractNum w:abstractNumId="96" w15:restartNumberingAfterBreak="0">
     <w:nsid w:val="5F7B3572"/>
     <w:multiLevelType w:val="multilevel"/>
     <w:tmpl w:val="42F2B780"/>
@@ -46408,7 +49796,7 @@
       </w:rPr>
     </w:lvl>
   </w:abstractNum>
-  <w:abstractNum w:abstractNumId="91" w15:restartNumberingAfterBreak="0">
+  <w:abstractNum w:abstractNumId="97" w15:restartNumberingAfterBreak="0">
     <w:nsid w:val="621D490A"/>
     <w:multiLevelType w:val="multilevel"/>
     <w:tmpl w:val="7B144D88"/>
@@ -46557,7 +49945,7 @@
       </w:rPr>
     </w:lvl>
   </w:abstractNum>
-  <w:abstractNum w:abstractNumId="92" w15:restartNumberingAfterBreak="0">
+  <w:abstractNum w:abstractNumId="98" w15:restartNumberingAfterBreak="0">
     <w:nsid w:val="63236EE2"/>
     <w:multiLevelType w:val="multilevel"/>
     <w:tmpl w:val="620E173A"/>
@@ -46706,7 +50094,7 @@
       </w:rPr>
     </w:lvl>
   </w:abstractNum>
-  <w:abstractNum w:abstractNumId="93" w15:restartNumberingAfterBreak="0">
+  <w:abstractNum w:abstractNumId="99" w15:restartNumberingAfterBreak="0">
     <w:nsid w:val="63BA22DA"/>
     <w:multiLevelType w:val="multilevel"/>
     <w:tmpl w:val="9D7E54CA"/>
@@ -46855,7 +50243,156 @@
       </w:rPr>
     </w:lvl>
   </w:abstractNum>
-  <w:abstractNum w:abstractNumId="94" w15:restartNumberingAfterBreak="0">
+  <w:abstractNum w:abstractNumId="100" w15:restartNumberingAfterBreak="0">
+    <w:nsid w:val="63BE413C"/>
+    <w:multiLevelType w:val="multilevel"/>
+    <w:tmpl w:val="AE8A61E4"/>
+    <w:lvl w:ilvl="0">
+      <w:start w:val="1"/>
+      <w:numFmt w:val="bullet"/>
+      <w:lvlText w:val=""/>
+      <w:lvlJc w:val="left"/>
+      <w:pPr>
+        <w:tabs>
+          <w:tab w:val="num" w:pos="720"/>
+        </w:tabs>
+        <w:ind w:left="720" w:hanging="360"/>
+      </w:pPr>
+      <w:rPr>
+        <w:rFonts w:ascii="Symbol" w:hAnsi="Symbol" w:hint="default"/>
+        <w:sz w:val="20"/>
+      </w:rPr>
+    </w:lvl>
+    <w:lvl w:ilvl="1" w:tentative="1">
+      <w:start w:val="1"/>
+      <w:numFmt w:val="bullet"/>
+      <w:lvlText w:val="o"/>
+      <w:lvlJc w:val="left"/>
+      <w:pPr>
+        <w:tabs>
+          <w:tab w:val="num" w:pos="1440"/>
+        </w:tabs>
+        <w:ind w:left="1440" w:hanging="360"/>
+      </w:pPr>
+      <w:rPr>
+        <w:rFonts w:ascii="Courier New" w:hAnsi="Courier New" w:hint="default"/>
+        <w:sz w:val="20"/>
+      </w:rPr>
+    </w:lvl>
+    <w:lvl w:ilvl="2" w:tentative="1">
+      <w:start w:val="1"/>
+      <w:numFmt w:val="bullet"/>
+      <w:lvlText w:val=""/>
+      <w:lvlJc w:val="left"/>
+      <w:pPr>
+        <w:tabs>
+          <w:tab w:val="num" w:pos="2160"/>
+        </w:tabs>
+        <w:ind w:left="2160" w:hanging="360"/>
+      </w:pPr>
+      <w:rPr>
+        <w:rFonts w:ascii="Wingdings" w:hAnsi="Wingdings" w:hint="default"/>
+        <w:sz w:val="20"/>
+      </w:rPr>
+    </w:lvl>
+    <w:lvl w:ilvl="3" w:tentative="1">
+      <w:start w:val="1"/>
+      <w:numFmt w:val="bullet"/>
+      <w:lvlText w:val=""/>
+      <w:lvlJc w:val="left"/>
+      <w:pPr>
+        <w:tabs>
+          <w:tab w:val="num" w:pos="2880"/>
+        </w:tabs>
+        <w:ind w:left="2880" w:hanging="360"/>
+      </w:pPr>
+      <w:rPr>
+        <w:rFonts w:ascii="Wingdings" w:hAnsi="Wingdings" w:hint="default"/>
+        <w:sz w:val="20"/>
+      </w:rPr>
+    </w:lvl>
+    <w:lvl w:ilvl="4" w:tentative="1">
+      <w:start w:val="1"/>
+      <w:numFmt w:val="bullet"/>
+      <w:lvlText w:val=""/>
+      <w:lvlJc w:val="left"/>
+      <w:pPr>
+        <w:tabs>
+          <w:tab w:val="num" w:pos="3600"/>
+        </w:tabs>
+        <w:ind w:left="3600" w:hanging="360"/>
+      </w:pPr>
+      <w:rPr>
+        <w:rFonts w:ascii="Wingdings" w:hAnsi="Wingdings" w:hint="default"/>
+        <w:sz w:val="20"/>
+      </w:rPr>
+    </w:lvl>
+    <w:lvl w:ilvl="5" w:tentative="1">
+      <w:start w:val="1"/>
+      <w:numFmt w:val="bullet"/>
+      <w:lvlText w:val=""/>
+      <w:lvlJc w:val="left"/>
+      <w:pPr>
+        <w:tabs>
+          <w:tab w:val="num" w:pos="4320"/>
+        </w:tabs>
+        <w:ind w:left="4320" w:hanging="360"/>
+      </w:pPr>
+      <w:rPr>
+        <w:rFonts w:ascii="Wingdings" w:hAnsi="Wingdings" w:hint="default"/>
+        <w:sz w:val="20"/>
+      </w:rPr>
+    </w:lvl>
+    <w:lvl w:ilvl="6" w:tentative="1">
+      <w:start w:val="1"/>
+      <w:numFmt w:val="bullet"/>
+      <w:lvlText w:val=""/>
+      <w:lvlJc w:val="left"/>
+      <w:pPr>
+        <w:tabs>
+          <w:tab w:val="num" w:pos="5040"/>
+        </w:tabs>
+        <w:ind w:left="5040" w:hanging="360"/>
+      </w:pPr>
+      <w:rPr>
+        <w:rFonts w:ascii="Wingdings" w:hAnsi="Wingdings" w:hint="default"/>
+        <w:sz w:val="20"/>
+      </w:rPr>
+    </w:lvl>
+    <w:lvl w:ilvl="7" w:tentative="1">
+      <w:start w:val="1"/>
+      <w:numFmt w:val="bullet"/>
+      <w:lvlText w:val=""/>
+      <w:lvlJc w:val="left"/>
+      <w:pPr>
+        <w:tabs>
+          <w:tab w:val="num" w:pos="5760"/>
+        </w:tabs>
+        <w:ind w:left="5760" w:hanging="360"/>
+      </w:pPr>
+      <w:rPr>
+        <w:rFonts w:ascii="Wingdings" w:hAnsi="Wingdings" w:hint="default"/>
+        <w:sz w:val="20"/>
+      </w:rPr>
+    </w:lvl>
+    <w:lvl w:ilvl="8" w:tentative="1">
+      <w:start w:val="1"/>
+      <w:numFmt w:val="bullet"/>
+      <w:lvlText w:val=""/>
+      <w:lvlJc w:val="left"/>
+      <w:pPr>
+        <w:tabs>
+          <w:tab w:val="num" w:pos="6480"/>
+        </w:tabs>
+        <w:ind w:left="6480" w:hanging="360"/>
+      </w:pPr>
+      <w:rPr>
+        <w:rFonts w:ascii="Wingdings" w:hAnsi="Wingdings" w:hint="default"/>
+        <w:sz w:val="20"/>
+      </w:rPr>
+    </w:lvl>
+  </w:abstractNum>
+  <w:abstractNum w:abstractNumId="101" w15:restartNumberingAfterBreak="0">
     <w:nsid w:val="646836DE"/>
     <w:multiLevelType w:val="multilevel"/>
     <w:tmpl w:val="46F48C22"/>
@@ -47004,7 +50541,7 @@
       </w:rPr>
     </w:lvl>
   </w:abstractNum>
-  <w:abstractNum w:abstractNumId="95" w15:restartNumberingAfterBreak="0">
+  <w:abstractNum w:abstractNumId="102" w15:restartNumberingAfterBreak="0">
     <w:nsid w:val="647E7CF2"/>
     <w:multiLevelType w:val="multilevel"/>
     <w:tmpl w:val="2B58444E"/>
@@ -47153,7 +50690,7 @@
       </w:rPr>
     </w:lvl>
   </w:abstractNum>
-  <w:abstractNum w:abstractNumId="96" w15:restartNumberingAfterBreak="0">
+  <w:abstractNum w:abstractNumId="103" w15:restartNumberingAfterBreak="0">
     <w:nsid w:val="65CA5203"/>
     <w:multiLevelType w:val="multilevel"/>
     <w:tmpl w:val="06BA916E"/>
@@ -47302,7 +50839,7 @@
       </w:rPr>
     </w:lvl>
   </w:abstractNum>
-  <w:abstractNum w:abstractNumId="97" w15:restartNumberingAfterBreak="0">
+  <w:abstractNum w:abstractNumId="104" w15:restartNumberingAfterBreak="0">
     <w:nsid w:val="66FE6512"/>
     <w:multiLevelType w:val="multilevel"/>
     <w:tmpl w:val="4448EB3E"/>
@@ -47451,7 +50988,7 @@
       </w:rPr>
     </w:lvl>
   </w:abstractNum>
-  <w:abstractNum w:abstractNumId="98" w15:restartNumberingAfterBreak="0">
+  <w:abstractNum w:abstractNumId="105" w15:restartNumberingAfterBreak="0">
     <w:nsid w:val="678E7FFA"/>
     <w:multiLevelType w:val="multilevel"/>
     <w:tmpl w:val="E4AACC6C"/>
@@ -47600,7 +51137,7 @@
       </w:rPr>
     </w:lvl>
   </w:abstractNum>
-  <w:abstractNum w:abstractNumId="99" w15:restartNumberingAfterBreak="0">
+  <w:abstractNum w:abstractNumId="106" w15:restartNumberingAfterBreak="0">
     <w:nsid w:val="69CF65D4"/>
     <w:multiLevelType w:val="multilevel"/>
     <w:tmpl w:val="851C0C8A"/>
@@ -47749,7 +51286,7 @@
       </w:rPr>
     </w:lvl>
   </w:abstractNum>
-  <w:abstractNum w:abstractNumId="100" w15:restartNumberingAfterBreak="0">
+  <w:abstractNum w:abstractNumId="107" w15:restartNumberingAfterBreak="0">
     <w:nsid w:val="6C0715D4"/>
     <w:multiLevelType w:val="multilevel"/>
     <w:tmpl w:val="40A6AF2A"/>
@@ -47898,7 +51435,7 @@
       </w:rPr>
     </w:lvl>
   </w:abstractNum>
-  <w:abstractNum w:abstractNumId="101" w15:restartNumberingAfterBreak="0">
+  <w:abstractNum w:abstractNumId="108" w15:restartNumberingAfterBreak="0">
     <w:nsid w:val="6C816804"/>
     <w:multiLevelType w:val="multilevel"/>
     <w:tmpl w:val="424004D8"/>
@@ -48047,7 +51584,7 @@
       </w:rPr>
     </w:lvl>
   </w:abstractNum>
-  <w:abstractNum w:abstractNumId="102" w15:restartNumberingAfterBreak="0">
+  <w:abstractNum w:abstractNumId="109" w15:restartNumberingAfterBreak="0">
     <w:nsid w:val="6DDC585C"/>
     <w:multiLevelType w:val="multilevel"/>
     <w:tmpl w:val="24262948"/>
@@ -48196,7 +51733,7 @@
       </w:rPr>
     </w:lvl>
   </w:abstractNum>
-  <w:abstractNum w:abstractNumId="103" w15:restartNumberingAfterBreak="0">
+  <w:abstractNum w:abstractNumId="110" w15:restartNumberingAfterBreak="0">
     <w:nsid w:val="6E3A6F17"/>
     <w:multiLevelType w:val="multilevel"/>
     <w:tmpl w:val="4A0E4D66"/>
@@ -48345,7 +51882,7 @@
       </w:rPr>
     </w:lvl>
   </w:abstractNum>
-  <w:abstractNum w:abstractNumId="104" w15:restartNumberingAfterBreak="0">
+  <w:abstractNum w:abstractNumId="111" w15:restartNumberingAfterBreak="0">
     <w:nsid w:val="713A0073"/>
     <w:multiLevelType w:val="multilevel"/>
     <w:tmpl w:val="F55C649A"/>
@@ -48494,7 +52031,7 @@
       </w:rPr>
     </w:lvl>
   </w:abstractNum>
-  <w:abstractNum w:abstractNumId="105" w15:restartNumberingAfterBreak="0">
+  <w:abstractNum w:abstractNumId="112" w15:restartNumberingAfterBreak="0">
     <w:nsid w:val="71E82924"/>
     <w:multiLevelType w:val="multilevel"/>
     <w:tmpl w:val="1ECE2C32"/>
@@ -48643,7 +52180,7 @@
       </w:rPr>
     </w:lvl>
   </w:abstractNum>
-  <w:abstractNum w:abstractNumId="106" w15:restartNumberingAfterBreak="0">
+  <w:abstractNum w:abstractNumId="113" w15:restartNumberingAfterBreak="0">
     <w:nsid w:val="72723F02"/>
     <w:multiLevelType w:val="multilevel"/>
     <w:tmpl w:val="FBD836B0"/>
@@ -48792,7 +52329,7 @@
       </w:rPr>
     </w:lvl>
   </w:abstractNum>
-  <w:abstractNum w:abstractNumId="107" w15:restartNumberingAfterBreak="0">
+  <w:abstractNum w:abstractNumId="114" w15:restartNumberingAfterBreak="0">
     <w:nsid w:val="733D3943"/>
     <w:multiLevelType w:val="multilevel"/>
     <w:tmpl w:val="D7C6736A"/>
@@ -48941,7 +52478,7 @@
       </w:rPr>
     </w:lvl>
   </w:abstractNum>
-  <w:abstractNum w:abstractNumId="108" w15:restartNumberingAfterBreak="0">
+  <w:abstractNum w:abstractNumId="115" w15:restartNumberingAfterBreak="0">
     <w:nsid w:val="74745EBD"/>
     <w:multiLevelType w:val="multilevel"/>
     <w:tmpl w:val="A7D644BC"/>
@@ -49090,7 +52627,7 @@
       </w:rPr>
     </w:lvl>
   </w:abstractNum>
-  <w:abstractNum w:abstractNumId="109" w15:restartNumberingAfterBreak="0">
+  <w:abstractNum w:abstractNumId="116" w15:restartNumberingAfterBreak="0">
     <w:nsid w:val="74AC466A"/>
     <w:multiLevelType w:val="multilevel"/>
     <w:tmpl w:val="0C7C38E0"/>
@@ -49239,7 +52776,7 @@
       </w:rPr>
     </w:lvl>
   </w:abstractNum>
-  <w:abstractNum w:abstractNumId="110" w15:restartNumberingAfterBreak="0">
+  <w:abstractNum w:abstractNumId="117" w15:restartNumberingAfterBreak="0">
     <w:nsid w:val="78EE2285"/>
     <w:multiLevelType w:val="multilevel"/>
     <w:tmpl w:val="FC308B3A"/>
@@ -49388,7 +52925,7 @@
       </w:rPr>
     </w:lvl>
   </w:abstractNum>
-  <w:abstractNum w:abstractNumId="111" w15:restartNumberingAfterBreak="0">
+  <w:abstractNum w:abstractNumId="118" w15:restartNumberingAfterBreak="0">
     <w:nsid w:val="79172AE6"/>
     <w:multiLevelType w:val="multilevel"/>
     <w:tmpl w:val="0DBC4648"/>
@@ -49537,7 +53074,7 @@
       </w:rPr>
     </w:lvl>
   </w:abstractNum>
-  <w:abstractNum w:abstractNumId="112" w15:restartNumberingAfterBreak="0">
+  <w:abstractNum w:abstractNumId="119" w15:restartNumberingAfterBreak="0">
     <w:nsid w:val="7B040BD7"/>
     <w:multiLevelType w:val="multilevel"/>
     <w:tmpl w:val="B9E03F9C"/>
@@ -49686,7 +53223,7 @@
       </w:rPr>
     </w:lvl>
   </w:abstractNum>
-  <w:abstractNum w:abstractNumId="113" w15:restartNumberingAfterBreak="0">
+  <w:abstractNum w:abstractNumId="120" w15:restartNumberingAfterBreak="0">
     <w:nsid w:val="7B7D4123"/>
     <w:multiLevelType w:val="multilevel"/>
     <w:tmpl w:val="42202FDE"/>
@@ -49835,7 +53372,7 @@
       </w:rPr>
     </w:lvl>
   </w:abstractNum>
-  <w:abstractNum w:abstractNumId="114" w15:restartNumberingAfterBreak="0">
+  <w:abstractNum w:abstractNumId="121" w15:restartNumberingAfterBreak="0">
     <w:nsid w:val="7BF1194B"/>
     <w:multiLevelType w:val="multilevel"/>
     <w:tmpl w:val="EC229700"/>
@@ -49984,7 +53521,7 @@
       </w:rPr>
     </w:lvl>
   </w:abstractNum>
-  <w:abstractNum w:abstractNumId="115" w15:restartNumberingAfterBreak="0">
+  <w:abstractNum w:abstractNumId="122" w15:restartNumberingAfterBreak="0">
     <w:nsid w:val="7BFC4E3A"/>
     <w:multiLevelType w:val="multilevel"/>
     <w:tmpl w:val="A802E320"/>
@@ -50133,7 +53670,7 @@
       </w:rPr>
     </w:lvl>
   </w:abstractNum>
-  <w:abstractNum w:abstractNumId="116" w15:restartNumberingAfterBreak="0">
+  <w:abstractNum w:abstractNumId="123" w15:restartNumberingAfterBreak="0">
     <w:nsid w:val="7C4B0CE3"/>
     <w:multiLevelType w:val="multilevel"/>
     <w:tmpl w:val="2654E5EE"/>
@@ -50282,7 +53819,7 @@
       </w:rPr>
     </w:lvl>
   </w:abstractNum>
-  <w:abstractNum w:abstractNumId="117" w15:restartNumberingAfterBreak="0">
+  <w:abstractNum w:abstractNumId="124" w15:restartNumberingAfterBreak="0">
     <w:nsid w:val="7C8B3581"/>
     <w:multiLevelType w:val="multilevel"/>
     <w:tmpl w:val="8B8E32F2"/>
@@ -50431,7 +53968,7 @@
       </w:rPr>
     </w:lvl>
   </w:abstractNum>
-  <w:abstractNum w:abstractNumId="118" w15:restartNumberingAfterBreak="0">
+  <w:abstractNum w:abstractNumId="125" w15:restartNumberingAfterBreak="0">
     <w:nsid w:val="7D4A642D"/>
     <w:multiLevelType w:val="multilevel"/>
     <w:tmpl w:val="B19C4384"/>
@@ -50580,7 +54117,7 @@
       </w:rPr>
     </w:lvl>
   </w:abstractNum>
-  <w:abstractNum w:abstractNumId="119" w15:restartNumberingAfterBreak="0">
+  <w:abstractNum w:abstractNumId="126" w15:restartNumberingAfterBreak="0">
     <w:nsid w:val="7DD40562"/>
     <w:multiLevelType w:val="multilevel"/>
     <w:tmpl w:val="4B521A86"/>
@@ -50729,7 +54266,156 @@
       </w:rPr>
     </w:lvl>
   </w:abstractNum>
-  <w:abstractNum w:abstractNumId="120" w15:restartNumberingAfterBreak="0">
+  <w:abstractNum w:abstractNumId="127" w15:restartNumberingAfterBreak="0">
+    <w:nsid w:val="7DE93453"/>
+    <w:multiLevelType w:val="multilevel"/>
+    <w:tmpl w:val="054A2756"/>
+    <w:lvl w:ilvl="0">
+      <w:start w:val="1"/>
+      <w:numFmt w:val="bullet"/>
+      <w:lvlText w:val=""/>
+      <w:lvlJc w:val="left"/>
+      <w:pPr>
+        <w:tabs>
+          <w:tab w:val="num" w:pos="720"/>
+        </w:tabs>
+        <w:ind w:left="720" w:hanging="360"/>
+      </w:pPr>
+      <w:rPr>
+        <w:rFonts w:ascii="Symbol" w:hAnsi="Symbol" w:hint="default"/>
+        <w:sz w:val="20"/>
+      </w:rPr>
+    </w:lvl>
+    <w:lvl w:ilvl="1" w:tentative="1">
+      <w:start w:val="1"/>
+      <w:numFmt w:val="bullet"/>
+      <w:lvlText w:val="o"/>
+      <w:lvlJc w:val="left"/>
+      <w:pPr>
+        <w:tabs>
+          <w:tab w:val="num" w:pos="1440"/>
+        </w:tabs>
+        <w:ind w:left="1440" w:hanging="360"/>
+      </w:pPr>
+      <w:rPr>
+        <w:rFonts w:ascii="Courier New" w:hAnsi="Courier New" w:hint="default"/>
+        <w:sz w:val="20"/>
+      </w:rPr>
+    </w:lvl>
+    <w:lvl w:ilvl="2" w:tentative="1">
+      <w:start w:val="1"/>
+      <w:numFmt w:val="bullet"/>
+      <w:lvlText w:val=""/>
+      <w:lvlJc w:val="left"/>
+      <w:pPr>
+        <w:tabs>
+          <w:tab w:val="num" w:pos="2160"/>
+        </w:tabs>
+        <w:ind w:left="2160" w:hanging="360"/>
+      </w:pPr>
+      <w:rPr>
+        <w:rFonts w:ascii="Wingdings" w:hAnsi="Wingdings" w:hint="default"/>
+        <w:sz w:val="20"/>
+      </w:rPr>
+    </w:lvl>
+    <w:lvl w:ilvl="3" w:tentative="1">
+      <w:start w:val="1"/>
+      <w:numFmt w:val="bullet"/>
+      <w:lvlText w:val=""/>
+      <w:lvlJc w:val="left"/>
+      <w:pPr>
+        <w:tabs>
+          <w:tab w:val="num" w:pos="2880"/>
+        </w:tabs>
+        <w:ind w:left="2880" w:hanging="360"/>
+      </w:pPr>
+      <w:rPr>
+        <w:rFonts w:ascii="Wingdings" w:hAnsi="Wingdings" w:hint="default"/>
+        <w:sz w:val="20"/>
+      </w:rPr>
+    </w:lvl>
+    <w:lvl w:ilvl="4" w:tentative="1">
+      <w:start w:val="1"/>
+      <w:numFmt w:val="bullet"/>
+      <w:lvlText w:val=""/>
+      <w:lvlJc w:val="left"/>
+      <w:pPr>
+        <w:tabs>
+          <w:tab w:val="num" w:pos="3600"/>
+        </w:tabs>
+        <w:ind w:left="3600" w:hanging="360"/>
+      </w:pPr>
+      <w:rPr>
+        <w:rFonts w:ascii="Wingdings" w:hAnsi="Wingdings" w:hint="default"/>
+        <w:sz w:val="20"/>
+      </w:rPr>
+    </w:lvl>
+    <w:lvl w:ilvl="5" w:tentative="1">
+      <w:start w:val="1"/>
+      <w:numFmt w:val="bullet"/>
+      <w:lvlText w:val=""/>
+      <w:lvlJc w:val="left"/>
+      <w:pPr>
+        <w:tabs>
+          <w:tab w:val="num" w:pos="4320"/>
+        </w:tabs>
+        <w:ind w:left="4320" w:hanging="360"/>
+      </w:pPr>
+      <w:rPr>
+        <w:rFonts w:ascii="Wingdings" w:hAnsi="Wingdings" w:hint="default"/>
+        <w:sz w:val="20"/>
+      </w:rPr>
+    </w:lvl>
+    <w:lvl w:ilvl="6" w:tentative="1">
+      <w:start w:val="1"/>
+      <w:numFmt w:val="bullet"/>
+      <w:lvlText w:val=""/>
+      <w:lvlJc w:val="left"/>
+      <w:pPr>
+        <w:tabs>
+          <w:tab w:val="num" w:pos="5040"/>
+        </w:tabs>
+        <w:ind w:left="5040" w:hanging="360"/>
+      </w:pPr>
+      <w:rPr>
+        <w:rFonts w:ascii="Wingdings" w:hAnsi="Wingdings" w:hint="default"/>
+        <w:sz w:val="20"/>
+      </w:rPr>
+    </w:lvl>
+    <w:lvl w:ilvl="7" w:tentative="1">
+      <w:start w:val="1"/>
+      <w:numFmt w:val="bullet"/>
+      <w:lvlText w:val=""/>
+      <w:lvlJc w:val="left"/>
+      <w:pPr>
+        <w:tabs>
+          <w:tab w:val="num" w:pos="5760"/>
+        </w:tabs>
+        <w:ind w:left="5760" w:hanging="360"/>
+      </w:pPr>
+      <w:rPr>
+        <w:rFonts w:ascii="Wingdings" w:hAnsi="Wingdings" w:hint="default"/>
+        <w:sz w:val="20"/>
+      </w:rPr>
+    </w:lvl>
+    <w:lvl w:ilvl="8" w:tentative="1">
+      <w:start w:val="1"/>
+      <w:numFmt w:val="bullet"/>
+      <w:lvlText w:val=""/>
+      <w:lvlJc w:val="left"/>
+      <w:pPr>
+        <w:tabs>
+          <w:tab w:val="num" w:pos="6480"/>
+        </w:tabs>
+        <w:ind w:left="6480" w:hanging="360"/>
+      </w:pPr>
+      <w:rPr>
+        <w:rFonts w:ascii="Wingdings" w:hAnsi="Wingdings" w:hint="default"/>
+        <w:sz w:val="20"/>
+      </w:rPr>
+    </w:lvl>
+  </w:abstractNum>
+  <w:abstractNum w:abstractNumId="128" w15:restartNumberingAfterBreak="0">
     <w:nsid w:val="7E12476F"/>
     <w:multiLevelType w:val="multilevel"/>
     <w:tmpl w:val="68865DDE"/>
@@ -50878,7 +54564,7 @@
       </w:rPr>
     </w:lvl>
   </w:abstractNum>
-  <w:abstractNum w:abstractNumId="121" w15:restartNumberingAfterBreak="0">
+  <w:abstractNum w:abstractNumId="129" w15:restartNumberingAfterBreak="0">
     <w:nsid w:val="7E1415B2"/>
     <w:multiLevelType w:val="multilevel"/>
     <w:tmpl w:val="EFCE311C"/>
@@ -51027,7 +54713,7 @@
       </w:rPr>
     </w:lvl>
   </w:abstractNum>
-  <w:abstractNum w:abstractNumId="122" w15:restartNumberingAfterBreak="0">
+  <w:abstractNum w:abstractNumId="130" w15:restartNumberingAfterBreak="0">
     <w:nsid w:val="7E6A05C5"/>
     <w:multiLevelType w:val="multilevel"/>
     <w:tmpl w:val="0F78AE1C"/>
@@ -51177,375 +54863,399 @@
     </w:lvl>
   </w:abstractNum>
   <w:num w:numId="1" w16cid:durableId="1704019034">
-    <w:abstractNumId w:val="71"/>
+    <w:abstractNumId w:val="75"/>
   </w:num>
   <w:num w:numId="2" w16cid:durableId="120345923">
-    <w:abstractNumId w:val="9"/>
+    <w:abstractNumId w:val="11"/>
   </w:num>
   <w:num w:numId="3" w16cid:durableId="910164482">
-    <w:abstractNumId w:val="20"/>
+    <w:abstractNumId w:val="23"/>
   </w:num>
   <w:num w:numId="4" w16cid:durableId="2112122640">
-    <w:abstractNumId w:val="49"/>
+    <w:abstractNumId w:val="53"/>
   </w:num>
   <w:num w:numId="5" w16cid:durableId="1739860034">
-    <w:abstractNumId w:val="111"/>
+    <w:abstractNumId w:val="118"/>
   </w:num>
   <w:num w:numId="6" w16cid:durableId="994534465">
-    <w:abstractNumId w:val="23"/>
+    <w:abstractNumId w:val="26"/>
   </w:num>
   <w:num w:numId="7" w16cid:durableId="1625844472">
-    <w:abstractNumId w:val="53"/>
+    <w:abstractNumId w:val="57"/>
   </w:num>
   <w:num w:numId="8" w16cid:durableId="300352054">
-    <w:abstractNumId w:val="46"/>
+    <w:abstractNumId w:val="50"/>
   </w:num>
   <w:num w:numId="9" w16cid:durableId="1601910452">
-    <w:abstractNumId w:val="117"/>
+    <w:abstractNumId w:val="124"/>
   </w:num>
   <w:num w:numId="10" w16cid:durableId="868958438">
-    <w:abstractNumId w:val="109"/>
+    <w:abstractNumId w:val="116"/>
   </w:num>
   <w:num w:numId="11" w16cid:durableId="1938513982">
-    <w:abstractNumId w:val="119"/>
+    <w:abstractNumId w:val="126"/>
   </w:num>
   <w:num w:numId="12" w16cid:durableId="564797187">
-    <w:abstractNumId w:val="108"/>
+    <w:abstractNumId w:val="115"/>
   </w:num>
   <w:num w:numId="13" w16cid:durableId="592396384">
-    <w:abstractNumId w:val="97"/>
+    <w:abstractNumId w:val="104"/>
   </w:num>
   <w:num w:numId="14" w16cid:durableId="1936397311">
-    <w:abstractNumId w:val="50"/>
+    <w:abstractNumId w:val="54"/>
   </w:num>
   <w:num w:numId="15" w16cid:durableId="1373994368">
-    <w:abstractNumId w:val="87"/>
+    <w:abstractNumId w:val="93"/>
   </w:num>
   <w:num w:numId="16" w16cid:durableId="801650305">
-    <w:abstractNumId w:val="68"/>
+    <w:abstractNumId w:val="72"/>
   </w:num>
   <w:num w:numId="17" w16cid:durableId="1071317618">
-    <w:abstractNumId w:val="42"/>
+    <w:abstractNumId w:val="46"/>
   </w:num>
   <w:num w:numId="18" w16cid:durableId="268201009">
     <w:abstractNumId w:val="1"/>
   </w:num>
   <w:num w:numId="19" w16cid:durableId="1462965918">
-    <w:abstractNumId w:val="78"/>
+    <w:abstractNumId w:val="82"/>
   </w:num>
   <w:num w:numId="20" w16cid:durableId="1391886189">
-    <w:abstractNumId w:val="89"/>
+    <w:abstractNumId w:val="95"/>
   </w:num>
   <w:num w:numId="21" w16cid:durableId="185292870">
-    <w:abstractNumId w:val="79"/>
+    <w:abstractNumId w:val="83"/>
   </w:num>
   <w:num w:numId="22" w16cid:durableId="1004281698">
-    <w:abstractNumId w:val="57"/>
+    <w:abstractNumId w:val="61"/>
   </w:num>
   <w:num w:numId="23" w16cid:durableId="135608337">
-    <w:abstractNumId w:val="54"/>
+    <w:abstractNumId w:val="58"/>
   </w:num>
   <w:num w:numId="24" w16cid:durableId="308172079">
-    <w:abstractNumId w:val="39"/>
+    <w:abstractNumId w:val="43"/>
   </w:num>
   <w:num w:numId="25" w16cid:durableId="179664765">
-    <w:abstractNumId w:val="34"/>
+    <w:abstractNumId w:val="38"/>
   </w:num>
   <w:num w:numId="26" w16cid:durableId="814302598">
-    <w:abstractNumId w:val="64"/>
+    <w:abstractNumId w:val="68"/>
   </w:num>
   <w:num w:numId="27" w16cid:durableId="1571453807">
-    <w:abstractNumId w:val="83"/>
+    <w:abstractNumId w:val="87"/>
   </w:num>
   <w:num w:numId="28" w16cid:durableId="845947461">
+    <w:abstractNumId w:val="121"/>
+  </w:num>
+  <w:num w:numId="29" w16cid:durableId="1129395068">
+    <w:abstractNumId w:val="98"/>
+  </w:num>
+  <w:num w:numId="30" w16cid:durableId="547768703">
+    <w:abstractNumId w:val="91"/>
+  </w:num>
+  <w:num w:numId="31" w16cid:durableId="1752696462">
+    <w:abstractNumId w:val="97"/>
+  </w:num>
+  <w:num w:numId="32" w16cid:durableId="713891082">
+    <w:abstractNumId w:val="42"/>
+  </w:num>
+  <w:num w:numId="33" w16cid:durableId="1741637723">
+    <w:abstractNumId w:val="47"/>
+  </w:num>
+  <w:num w:numId="34" w16cid:durableId="757798204">
+    <w:abstractNumId w:val="15"/>
+  </w:num>
+  <w:num w:numId="35" w16cid:durableId="1697656259">
+    <w:abstractNumId w:val="88"/>
+  </w:num>
+  <w:num w:numId="36" w16cid:durableId="302201310">
+    <w:abstractNumId w:val="85"/>
+  </w:num>
+  <w:num w:numId="37" w16cid:durableId="788086056">
+    <w:abstractNumId w:val="101"/>
+  </w:num>
+  <w:num w:numId="38" w16cid:durableId="1108082875">
+    <w:abstractNumId w:val="123"/>
+  </w:num>
+  <w:num w:numId="39" w16cid:durableId="87391437">
+    <w:abstractNumId w:val="109"/>
+  </w:num>
+  <w:num w:numId="40" w16cid:durableId="1100445790">
+    <w:abstractNumId w:val="10"/>
+  </w:num>
+  <w:num w:numId="41" w16cid:durableId="1784109458">
+    <w:abstractNumId w:val="117"/>
+  </w:num>
+  <w:num w:numId="42" w16cid:durableId="1763260843">
+    <w:abstractNumId w:val="122"/>
+  </w:num>
+  <w:num w:numId="43" w16cid:durableId="609162021">
+    <w:abstractNumId w:val="27"/>
+  </w:num>
+  <w:num w:numId="44" w16cid:durableId="765809102">
+    <w:abstractNumId w:val="99"/>
+  </w:num>
+  <w:num w:numId="45" w16cid:durableId="759645912">
+    <w:abstractNumId w:val="33"/>
+  </w:num>
+  <w:num w:numId="46" w16cid:durableId="383413418">
+    <w:abstractNumId w:val="20"/>
+  </w:num>
+  <w:num w:numId="47" w16cid:durableId="28651957">
     <w:abstractNumId w:val="114"/>
   </w:num>
-  <w:num w:numId="29" w16cid:durableId="1129395068">
-    <w:abstractNumId w:val="92"/>
-  </w:num>
-  <w:num w:numId="30" w16cid:durableId="547768703">
-    <w:abstractNumId w:val="86"/>
-  </w:num>
-  <w:num w:numId="31" w16cid:durableId="1752696462">
-    <w:abstractNumId w:val="91"/>
-  </w:num>
-  <w:num w:numId="32" w16cid:durableId="713891082">
-    <w:abstractNumId w:val="38"/>
-  </w:num>
-  <w:num w:numId="33" w16cid:durableId="1741637723">
-    <w:abstractNumId w:val="43"/>
-  </w:num>
-  <w:num w:numId="34" w16cid:durableId="757798204">
-    <w:abstractNumId w:val="13"/>
-  </w:num>
-  <w:num w:numId="35" w16cid:durableId="1697656259">
-    <w:abstractNumId w:val="84"/>
-  </w:num>
-  <w:num w:numId="36" w16cid:durableId="302201310">
-    <w:abstractNumId w:val="81"/>
-  </w:num>
-  <w:num w:numId="37" w16cid:durableId="788086056">
-    <w:abstractNumId w:val="94"/>
-  </w:num>
-  <w:num w:numId="38" w16cid:durableId="1108082875">
-    <w:abstractNumId w:val="116"/>
-  </w:num>
-  <w:num w:numId="39" w16cid:durableId="87391437">
-    <w:abstractNumId w:val="102"/>
-  </w:num>
-  <w:num w:numId="40" w16cid:durableId="1100445790">
-    <w:abstractNumId w:val="8"/>
-  </w:num>
-  <w:num w:numId="41" w16cid:durableId="1784109458">
-    <w:abstractNumId w:val="110"/>
-  </w:num>
-  <w:num w:numId="42" w16cid:durableId="1763260843">
-    <w:abstractNumId w:val="115"/>
-  </w:num>
-  <w:num w:numId="43" w16cid:durableId="609162021">
-    <w:abstractNumId w:val="24"/>
-  </w:num>
-  <w:num w:numId="44" w16cid:durableId="765809102">
-    <w:abstractNumId w:val="93"/>
-  </w:num>
-  <w:num w:numId="45" w16cid:durableId="759645912">
-    <w:abstractNumId w:val="30"/>
-  </w:num>
-  <w:num w:numId="46" w16cid:durableId="383413418">
-    <w:abstractNumId w:val="18"/>
-  </w:num>
-  <w:num w:numId="47" w16cid:durableId="28651957">
-    <w:abstractNumId w:val="107"/>
-  </w:num>
   <w:num w:numId="48" w16cid:durableId="1196385189">
-    <w:abstractNumId w:val="48"/>
+    <w:abstractNumId w:val="52"/>
   </w:num>
   <w:num w:numId="49" w16cid:durableId="1163357597">
-    <w:abstractNumId w:val="118"/>
+    <w:abstractNumId w:val="125"/>
   </w:num>
   <w:num w:numId="50" w16cid:durableId="1344674008">
-    <w:abstractNumId w:val="96"/>
+    <w:abstractNumId w:val="103"/>
   </w:num>
   <w:num w:numId="51" w16cid:durableId="1143812629">
-    <w:abstractNumId w:val="69"/>
+    <w:abstractNumId w:val="73"/>
   </w:num>
   <w:num w:numId="52" w16cid:durableId="434404023">
     <w:abstractNumId w:val="0"/>
   </w:num>
   <w:num w:numId="53" w16cid:durableId="836112859">
+    <w:abstractNumId w:val="22"/>
+  </w:num>
+  <w:num w:numId="54" w16cid:durableId="1327367186">
+    <w:abstractNumId w:val="49"/>
+  </w:num>
+  <w:num w:numId="55" w16cid:durableId="790058149">
+    <w:abstractNumId w:val="86"/>
+  </w:num>
+  <w:num w:numId="56" w16cid:durableId="197740422">
+    <w:abstractNumId w:val="5"/>
+  </w:num>
+  <w:num w:numId="57" w16cid:durableId="471823773">
+    <w:abstractNumId w:val="51"/>
+  </w:num>
+  <w:num w:numId="58" w16cid:durableId="93064219">
+    <w:abstractNumId w:val="105"/>
+  </w:num>
+  <w:num w:numId="59" w16cid:durableId="782921521">
     <w:abstractNumId w:val="19"/>
   </w:num>
-  <w:num w:numId="54" w16cid:durableId="1327367186">
+  <w:num w:numId="60" w16cid:durableId="1982731966">
+    <w:abstractNumId w:val="112"/>
+  </w:num>
+  <w:num w:numId="61" w16cid:durableId="1447654769">
+    <w:abstractNumId w:val="31"/>
+  </w:num>
+  <w:num w:numId="62" w16cid:durableId="1783645240">
+    <w:abstractNumId w:val="102"/>
+  </w:num>
+  <w:num w:numId="63" w16cid:durableId="1607732677">
+    <w:abstractNumId w:val="94"/>
+  </w:num>
+  <w:num w:numId="64" w16cid:durableId="798915810">
+    <w:abstractNumId w:val="129"/>
+  </w:num>
+  <w:num w:numId="65" w16cid:durableId="127549720">
+    <w:abstractNumId w:val="67"/>
+  </w:num>
+  <w:num w:numId="66" w16cid:durableId="1916668902">
+    <w:abstractNumId w:val="60"/>
+  </w:num>
+  <w:num w:numId="67" w16cid:durableId="1758019358">
+    <w:abstractNumId w:val="24"/>
+  </w:num>
+  <w:num w:numId="68" w16cid:durableId="1485195500">
+    <w:abstractNumId w:val="44"/>
+  </w:num>
+  <w:num w:numId="69" w16cid:durableId="913851812">
+    <w:abstractNumId w:val="84"/>
+  </w:num>
+  <w:num w:numId="70" w16cid:durableId="783160990">
+    <w:abstractNumId w:val="107"/>
+  </w:num>
+  <w:num w:numId="71" w16cid:durableId="801116009">
+    <w:abstractNumId w:val="113"/>
+  </w:num>
+  <w:num w:numId="72" w16cid:durableId="53237591">
+    <w:abstractNumId w:val="78"/>
+  </w:num>
+  <w:num w:numId="73" w16cid:durableId="1775904444">
+    <w:abstractNumId w:val="55"/>
+  </w:num>
+  <w:num w:numId="74" w16cid:durableId="1231189771">
+    <w:abstractNumId w:val="90"/>
+  </w:num>
+  <w:num w:numId="75" w16cid:durableId="1763795801">
+    <w:abstractNumId w:val="48"/>
+  </w:num>
+  <w:num w:numId="76" w16cid:durableId="52510015">
+    <w:abstractNumId w:val="39"/>
+  </w:num>
+  <w:num w:numId="77" w16cid:durableId="145636008">
+    <w:abstractNumId w:val="66"/>
+  </w:num>
+  <w:num w:numId="78" w16cid:durableId="1817409378">
+    <w:abstractNumId w:val="6"/>
+  </w:num>
+  <w:num w:numId="79" w16cid:durableId="1197080902">
+    <w:abstractNumId w:val="64"/>
+  </w:num>
+  <w:num w:numId="80" w16cid:durableId="2016806846">
+    <w:abstractNumId w:val="13"/>
+  </w:num>
+  <w:num w:numId="81" w16cid:durableId="2011711792">
+    <w:abstractNumId w:val="36"/>
+  </w:num>
+  <w:num w:numId="82" w16cid:durableId="1239825489">
+    <w:abstractNumId w:val="9"/>
+  </w:num>
+  <w:num w:numId="83" w16cid:durableId="1242256236">
     <w:abstractNumId w:val="45"/>
   </w:num>
-  <w:num w:numId="55" w16cid:durableId="790058149">
-    <w:abstractNumId w:val="82"/>
+  <w:num w:numId="84" w16cid:durableId="363596944">
+    <w:abstractNumId w:val="96"/>
   </w:num>
-  <w:num w:numId="56" w16cid:durableId="197740422">
+  <w:num w:numId="85" w16cid:durableId="535503607">
+    <w:abstractNumId w:val="40"/>
+  </w:num>
+  <w:num w:numId="86" w16cid:durableId="210966018">
+    <w:abstractNumId w:val="62"/>
+  </w:num>
+  <w:num w:numId="87" w16cid:durableId="1887059988">
+    <w:abstractNumId w:val="74"/>
+  </w:num>
+  <w:num w:numId="88" w16cid:durableId="1572109183">
+    <w:abstractNumId w:val="119"/>
+  </w:num>
+  <w:num w:numId="89" w16cid:durableId="812597030">
+    <w:abstractNumId w:val="18"/>
+  </w:num>
+  <w:num w:numId="90" w16cid:durableId="527572153">
+    <w:abstractNumId w:val="80"/>
+  </w:num>
+  <w:num w:numId="91" w16cid:durableId="20674006">
+    <w:abstractNumId w:val="35"/>
+  </w:num>
+  <w:num w:numId="92" w16cid:durableId="25450994">
+    <w:abstractNumId w:val="41"/>
+  </w:num>
+  <w:num w:numId="93" w16cid:durableId="526263090">
+    <w:abstractNumId w:val="79"/>
+  </w:num>
+  <w:num w:numId="94" w16cid:durableId="1852522627">
+    <w:abstractNumId w:val="130"/>
+  </w:num>
+  <w:num w:numId="95" w16cid:durableId="1099368573">
+    <w:abstractNumId w:val="28"/>
+  </w:num>
+  <w:num w:numId="96" w16cid:durableId="207649188">
+    <w:abstractNumId w:val="70"/>
+  </w:num>
+  <w:num w:numId="97" w16cid:durableId="686907285">
+    <w:abstractNumId w:val="106"/>
+  </w:num>
+  <w:num w:numId="98" w16cid:durableId="1657224615">
+    <w:abstractNumId w:val="25"/>
+  </w:num>
+  <w:num w:numId="99" w16cid:durableId="1659919110">
+    <w:abstractNumId w:val="3"/>
+  </w:num>
+  <w:num w:numId="100" w16cid:durableId="408770300">
+    <w:abstractNumId w:val="108"/>
+  </w:num>
+  <w:num w:numId="101" w16cid:durableId="1030954130">
+    <w:abstractNumId w:val="77"/>
+  </w:num>
+  <w:num w:numId="102" w16cid:durableId="1801607189">
+    <w:abstractNumId w:val="59"/>
+  </w:num>
+  <w:num w:numId="103" w16cid:durableId="1635721984">
+    <w:abstractNumId w:val="29"/>
+  </w:num>
+  <w:num w:numId="104" w16cid:durableId="1704553338">
+    <w:abstractNumId w:val="12"/>
+  </w:num>
+  <w:num w:numId="105" w16cid:durableId="964966881">
+    <w:abstractNumId w:val="128"/>
+  </w:num>
+  <w:num w:numId="106" w16cid:durableId="1212183924">
+    <w:abstractNumId w:val="56"/>
+  </w:num>
+  <w:num w:numId="107" w16cid:durableId="67579433">
+    <w:abstractNumId w:val="63"/>
+  </w:num>
+  <w:num w:numId="108" w16cid:durableId="50466617">
+    <w:abstractNumId w:val="14"/>
+  </w:num>
+  <w:num w:numId="109" w16cid:durableId="2001418056">
+    <w:abstractNumId w:val="34"/>
+  </w:num>
+  <w:num w:numId="110" w16cid:durableId="1836534017">
+    <w:abstractNumId w:val="17"/>
+  </w:num>
+  <w:num w:numId="111" w16cid:durableId="1761102621">
+    <w:abstractNumId w:val="111"/>
+  </w:num>
+  <w:num w:numId="112" w16cid:durableId="1175730906">
+    <w:abstractNumId w:val="76"/>
+  </w:num>
+  <w:num w:numId="113" w16cid:durableId="1277442975">
+    <w:abstractNumId w:val="110"/>
+  </w:num>
+  <w:num w:numId="114" w16cid:durableId="477113140">
+    <w:abstractNumId w:val="7"/>
+  </w:num>
+  <w:num w:numId="115" w16cid:durableId="289433795">
+    <w:abstractNumId w:val="32"/>
+  </w:num>
+  <w:num w:numId="116" w16cid:durableId="1102726328">
+    <w:abstractNumId w:val="81"/>
+  </w:num>
+  <w:num w:numId="117" w16cid:durableId="1097559377">
+    <w:abstractNumId w:val="16"/>
+  </w:num>
+  <w:num w:numId="118" w16cid:durableId="1744177179">
+    <w:abstractNumId w:val="120"/>
+  </w:num>
+  <w:num w:numId="119" w16cid:durableId="1987658453">
+    <w:abstractNumId w:val="65"/>
+  </w:num>
+  <w:num w:numId="120" w16cid:durableId="167916074">
     <w:abstractNumId w:val="4"/>
   </w:num>
-  <w:num w:numId="57" w16cid:durableId="471823773">
-    <w:abstractNumId w:val="47"/>
+  <w:num w:numId="121" w16cid:durableId="2019841344">
+    <w:abstractNumId w:val="71"/>
   </w:num>
-  <w:num w:numId="58" w16cid:durableId="93064219">
-    <w:abstractNumId w:val="98"/>
+  <w:num w:numId="122" w16cid:durableId="1445341727">
+    <w:abstractNumId w:val="69"/>
   </w:num>
-  <w:num w:numId="59" w16cid:durableId="782921521">
-    <w:abstractNumId w:val="17"/>
+  <w:num w:numId="123" w16cid:durableId="1273168681">
+    <w:abstractNumId w:val="30"/>
   </w:num>
-  <w:num w:numId="60" w16cid:durableId="1982731966">
-    <w:abstractNumId w:val="105"/>
+  <w:num w:numId="124" w16cid:durableId="475538336">
+    <w:abstractNumId w:val="89"/>
   </w:num>
-  <w:num w:numId="61" w16cid:durableId="1447654769">
-    <w:abstractNumId w:val="28"/>
+  <w:num w:numId="125" w16cid:durableId="1813861602">
+    <w:abstractNumId w:val="100"/>
   </w:num>
-  <w:num w:numId="62" w16cid:durableId="1783645240">
-    <w:abstractNumId w:val="95"/>
-  </w:num>
-  <w:num w:numId="63" w16cid:durableId="1607732677">
-    <w:abstractNumId w:val="88"/>
-  </w:num>
-  <w:num w:numId="64" w16cid:durableId="798915810">
-    <w:abstractNumId w:val="121"/>
-  </w:num>
-  <w:num w:numId="65" w16cid:durableId="127549720">
-    <w:abstractNumId w:val="63"/>
-  </w:num>
-  <w:num w:numId="66" w16cid:durableId="1916668902">
-    <w:abstractNumId w:val="56"/>
-  </w:num>
-  <w:num w:numId="67" w16cid:durableId="1758019358">
+  <w:num w:numId="126" w16cid:durableId="1753818751">
     <w:abstractNumId w:val="21"/>
   </w:num>
-  <w:num w:numId="68" w16cid:durableId="1485195500">
-    <w:abstractNumId w:val="40"/>
+  <w:num w:numId="127" w16cid:durableId="62147068">
+    <w:abstractNumId w:val="92"/>
   </w:num>
-  <w:num w:numId="69" w16cid:durableId="913851812">
-    <w:abstractNumId w:val="80"/>
+  <w:num w:numId="128" w16cid:durableId="782117207">
+    <w:abstractNumId w:val="2"/>
   </w:num>
-  <w:num w:numId="70" w16cid:durableId="783160990">
-    <w:abstractNumId w:val="100"/>
-  </w:num>
-  <w:num w:numId="71" w16cid:durableId="801116009">
-    <w:abstractNumId w:val="106"/>
-  </w:num>
-  <w:num w:numId="72" w16cid:durableId="53237591">
-    <w:abstractNumId w:val="74"/>
-  </w:num>
-  <w:num w:numId="73" w16cid:durableId="1775904444">
-    <w:abstractNumId w:val="51"/>
-  </w:num>
-  <w:num w:numId="74" w16cid:durableId="1231189771">
-    <w:abstractNumId w:val="85"/>
-  </w:num>
-  <w:num w:numId="75" w16cid:durableId="1763795801">
-    <w:abstractNumId w:val="44"/>
-  </w:num>
-  <w:num w:numId="76" w16cid:durableId="52510015">
-    <w:abstractNumId w:val="35"/>
-  </w:num>
-  <w:num w:numId="77" w16cid:durableId="145636008">
-    <w:abstractNumId w:val="62"/>
-  </w:num>
-  <w:num w:numId="78" w16cid:durableId="1817409378">
-    <w:abstractNumId w:val="5"/>
-  </w:num>
-  <w:num w:numId="79" w16cid:durableId="1197080902">
-    <w:abstractNumId w:val="60"/>
-  </w:num>
-  <w:num w:numId="80" w16cid:durableId="2016806846">
-    <w:abstractNumId w:val="11"/>
-  </w:num>
-  <w:num w:numId="81" w16cid:durableId="2011711792">
-    <w:abstractNumId w:val="33"/>
-  </w:num>
-  <w:num w:numId="82" w16cid:durableId="1239825489">
-    <w:abstractNumId w:val="7"/>
-  </w:num>
-  <w:num w:numId="83" w16cid:durableId="1242256236">
-    <w:abstractNumId w:val="41"/>
-  </w:num>
-  <w:num w:numId="84" w16cid:durableId="363596944">
-    <w:abstractNumId w:val="90"/>
-  </w:num>
-  <w:num w:numId="85" w16cid:durableId="535503607">
-    <w:abstractNumId w:val="36"/>
-  </w:num>
-  <w:num w:numId="86" w16cid:durableId="210966018">
-    <w:abstractNumId w:val="58"/>
-  </w:num>
-  <w:num w:numId="87" w16cid:durableId="1887059988">
-    <w:abstractNumId w:val="70"/>
-  </w:num>
-  <w:num w:numId="88" w16cid:durableId="1572109183">
-    <w:abstractNumId w:val="112"/>
-  </w:num>
-  <w:num w:numId="89" w16cid:durableId="812597030">
-    <w:abstractNumId w:val="16"/>
-  </w:num>
-  <w:num w:numId="90" w16cid:durableId="527572153">
-    <w:abstractNumId w:val="76"/>
-  </w:num>
-  <w:num w:numId="91" w16cid:durableId="20674006">
-    <w:abstractNumId w:val="32"/>
-  </w:num>
-  <w:num w:numId="92" w16cid:durableId="25450994">
+  <w:num w:numId="129" w16cid:durableId="83960964">
     <w:abstractNumId w:val="37"/>
   </w:num>
-  <w:num w:numId="93" w16cid:durableId="526263090">
-    <w:abstractNumId w:val="75"/>
+  <w:num w:numId="130" w16cid:durableId="971909592">
+    <w:abstractNumId w:val="8"/>
   </w:num>
-  <w:num w:numId="94" w16cid:durableId="1852522627">
-    <w:abstractNumId w:val="122"/>
+  <w:num w:numId="131" w16cid:durableId="1135567812">
+    <w:abstractNumId w:val="127"/>
   </w:num>
-  <w:num w:numId="95" w16cid:durableId="1099368573">
-    <w:abstractNumId w:val="25"/>
-  </w:num>
-  <w:num w:numId="96" w16cid:durableId="207649188">
-    <w:abstractNumId w:val="66"/>
-  </w:num>
-  <w:num w:numId="97" w16cid:durableId="686907285">
-    <w:abstractNumId w:val="99"/>
-  </w:num>
-  <w:num w:numId="98" w16cid:durableId="1657224615">
-    <w:abstractNumId w:val="22"/>
-  </w:num>
-  <w:num w:numId="99" w16cid:durableId="1659919110">
-    <w:abstractNumId w:val="2"/>
-  </w:num>
-  <w:num w:numId="100" w16cid:durableId="408770300">
-    <w:abstractNumId w:val="101"/>
-  </w:num>
-  <w:num w:numId="101" w16cid:durableId="1030954130">
-    <w:abstractNumId w:val="73"/>
-  </w:num>
-  <w:num w:numId="102" w16cid:durableId="1801607189">
-    <w:abstractNumId w:val="55"/>
-  </w:num>
-  <w:num w:numId="103" w16cid:durableId="1635721984">
-    <w:abstractNumId w:val="26"/>
-  </w:num>
-  <w:num w:numId="104" w16cid:durableId="1704553338">
-    <w:abstractNumId w:val="10"/>
-  </w:num>
-  <w:num w:numId="105" w16cid:durableId="964966881">
-    <w:abstractNumId w:val="120"/>
-  </w:num>
-  <w:num w:numId="106" w16cid:durableId="1212183924">
-    <w:abstractNumId w:val="52"/>
-  </w:num>
-  <w:num w:numId="107" w16cid:durableId="67579433">
-    <w:abstractNumId w:val="59"/>
-  </w:num>
-  <w:num w:numId="108" w16cid:durableId="50466617">
-    <w:abstractNumId w:val="12"/>
-  </w:num>
-  <w:num w:numId="109" w16cid:durableId="2001418056">
-    <w:abstractNumId w:val="31"/>
-  </w:num>
-  <w:num w:numId="110" w16cid:durableId="1836534017">
-    <w:abstractNumId w:val="15"/>
-  </w:num>
-  <w:num w:numId="111" w16cid:durableId="1761102621">
-    <w:abstractNumId w:val="104"/>
-  </w:num>
-  <w:num w:numId="112" w16cid:durableId="1175730906">
-    <w:abstractNumId w:val="72"/>
-  </w:num>
-  <w:num w:numId="113" w16cid:durableId="1277442975">
-    <w:abstractNumId w:val="103"/>
-  </w:num>
-  <w:num w:numId="114" w16cid:durableId="477113140">
-    <w:abstractNumId w:val="6"/>
-  </w:num>
-  <w:num w:numId="115" w16cid:durableId="289433795">
-    <w:abstractNumId w:val="29"/>
-  </w:num>
-  <w:num w:numId="116" w16cid:durableId="1102726328">
-    <w:abstractNumId w:val="77"/>
-  </w:num>
-  <w:num w:numId="117" w16cid:durableId="1097559377">
-    <w:abstractNumId w:val="14"/>
-  </w:num>
-  <w:num w:numId="118" w16cid:durableId="1744177179">
-    <w:abstractNumId w:val="113"/>
-  </w:num>
-  <w:num w:numId="119" w16cid:durableId="1987658453">
-    <w:abstractNumId w:val="61"/>
-  </w:num>
-  <w:num w:numId="120" w16cid:durableId="167916074">
-    <w:abstractNumId w:val="3"/>
-  </w:num>
-  <w:num w:numId="121" w16cid:durableId="2019841344">
-    <w:abstractNumId w:val="67"/>
-  </w:num>
-  <w:num w:numId="122" w16cid:durableId="1445341727">
-    <w:abstractNumId w:val="65"/>
-  </w:num>
-  <w:num w:numId="123" w16cid:durableId="1273168681">
-    <w:abstractNumId w:val="27"/>
-  </w:num>
-  <w:numIdMacAtCleanup w:val="118"/>
+  <w:numIdMacAtCleanup w:val="131"/>
 </w:numbering>
 </file>
 
